--- a/por/docx/36.content.docx
+++ b/por/docx/36.content.docx
@@ -11,6 +11,15 @@
         <w:pStyle w:val="Heading2"/>
       </w:pPr>
       <w:r>
+        <w:t>Resource: Notas de Estudo (Tyndale)</w:t>
+      </w:r>
+      <w:r/>
+    </w:p>
+    <w:p>
+      <w:pPr>
+        <w:pStyle w:val="Heading2"/>
+      </w:pPr>
+      <w:r>
         <w:t>License Information</w:t>
       </w:r>
       <w:r/>
@@ -21,7 +30,7 @@
         <w:rPr>
           <w:b/>
         </w:rPr>
-        <w:t>Study Notes (Tyndale)</w:t>
+        <w:t>Notas de Estudo (Tyndale)</w:t>
       </w:r>
       <w:r>
         <w:t xml:space="preserve"> (Portuguese) is based on</w:t>
@@ -74,7 +83,7 @@
         <w:pStyle w:val="Heading1"/>
       </w:pPr>
       <w:r>
-        <w:t>Study Notes (Tyndale)</w:t>
+        <w:t>Notas de Estudo (Tyndale)</w:t>
       </w:r>
     </w:p>
     <w:p>
@@ -83,6 +92,51 @@
           <w:headerReference w:type="even" r:id="rId8"/>
           <w:headerReference w:type="default" r:id="rId9"/>
           <w:footerReference w:type="default" r:id="rId10"/>
+          <w:footnotePr>
+            <w:numRestart w:val="eachSect"/>
+          </w:footnotePr>
+          <w:type w:val="continuous"/>
+          <w:pgSz w:w="12240" w:h="15840" w:code="1"/>
+          <w:pgMar w:top="1440" w:right="1440" w:bottom="1440" w:left="1440" w:header="504" w:footer="504" w:gutter="0"/>
+          <w:cols w:space="708"/>
+          <w:titlePg/>
+          <w:docGrid w:linePitch="360"/>
+        </w:sectPr>
+      </w:pPr>
+    </w:p>
+    <w:p>
+      <w:r/>
+    </w:p>
+    <w:p>
+      <w:pPr>
+        <w:pStyle w:val="Heading2"/>
+      </w:pPr>
+      <w:r>
+        <w:t>ZEP</w:t>
+      </w:r>
+      <w:r/>
+    </w:p>
+    <w:p>
+      <w:r/>
+      <w:r>
+        <w:rPr>
+          <w:i/>
+        </w:rPr>
+        <w:t>Sofonias 1.1, Sofonias 1.1–2.3, Sofonias 1.2–3, Sofonias 1.4, Sofonias 1.4–6, Sofonias 1.5, Sofonias 1.7, Sofonias 1.7–18, Sofonias 1.8, Sofonias 1.9, Sofonias 1.10, Sofonias 1.13, Sofonias 1.14–18, Sofonias 1.15, Sofonias 1.17, Sofonias 2.1–3, Sofonias 2.2, Sofonias 2.3, Sofonias 2.4, Sofonias 2.4–15, Sofonias 2.4–3.20, Sofonias 2.5, Sofonias 2.6, Sofonias 2.7, Sofonias 2.8, Sofonias 2.9, Sofonias 2.11, Sofonias 2.12, Sofonias 2.13, Sofonias 2.14, Sofonias 2.15, Sofonias 3.1, Sofonias 3.1–8, Sofonias 3.3–4, Sofonias 3.5, Sofonias 3.7, Sofonias 3.8, Sofonias 3.9, Sofonias 3.9–13, Sofonias 3.9–20.9, Sofonias 3.10, Sofonias 3.12, Sofonias 3.14, Sofonias 3.15, Sofonias 3.17, Sofonias 3.18, Sofonias 3.18–20, Sofonias 3.19, Sofonias 3.20</w:t>
+      </w:r>
+      <w:r/>
+    </w:p>
+    <w:p>
+      <w:r/>
+      <w:r>
+        <w:t xml:space="preserve"> </w:t>
+      </w:r>
+      <w:r/>
+      <w:r/>
+    </w:p>
+    <w:p>
+      <w:pPr>
+        <w:sectPr>
           <w:footnotePr>
             <w:numRestart w:val="eachSect"/>
           </w:footnotePr>

--- a/por/docx/36.content.docx
+++ b/por/docx/36.content.docx
@@ -4,49 +4,89 @@
   <w:body>
     <w:p/>
     <w:p>
-      <w:r/>
+      <w:pPr/>
+      <w:r>
+        <w:rPr>
+          <w:lang w:val="pt_PT" w:bidi="pt_PT"/>
+        </w:rPr>
+      </w:r>
     </w:p>
     <w:p>
       <w:pPr>
         <w:pStyle w:val="Heading2"/>
       </w:pPr>
       <w:r>
+        <w:rPr>
+          <w:lang w:val="pt_PT" w:bidi="pt_PT"/>
+        </w:rPr>
         <w:t>Resource: Notas de Estudo (Tyndale)</w:t>
       </w:r>
-      <w:r/>
+      <w:r>
+        <w:rPr>
+          <w:lang w:val="pt_PT" w:bidi="pt_PT"/>
+        </w:rPr>
+      </w:r>
     </w:p>
     <w:p>
       <w:pPr>
         <w:pStyle w:val="Heading2"/>
       </w:pPr>
       <w:r>
+        <w:rPr>
+          <w:lang w:val="pt_PT" w:bidi="pt_PT"/>
+        </w:rPr>
         <w:t>License Information</w:t>
       </w:r>
-      <w:r/>
-    </w:p>
-    <w:p>
-      <w:r/>
+      <w:r>
+        <w:rPr>
+          <w:lang w:val="pt_PT" w:bidi="pt_PT"/>
+        </w:rPr>
+      </w:r>
+    </w:p>
+    <w:p>
+      <w:pPr/>
+      <w:r>
+        <w:rPr>
+          <w:lang w:val="pt_PT" w:bidi="pt_PT"/>
+        </w:rPr>
+      </w:r>
       <w:r>
         <w:rPr>
           <w:b/>
+          <w:lang w:val="pt_PT" w:bidi="pt_PT"/>
         </w:rPr>
         <w:t>Notas de Estudo (Tyndale)</w:t>
       </w:r>
       <w:r>
+        <w:rPr>
+          <w:lang w:val="pt_PT" w:bidi="pt_PT"/>
+        </w:rPr>
         <w:t xml:space="preserve"> (Portuguese) is based on</w:t>
       </w:r>
       <w:r>
+        <w:rPr>
+          <w:lang w:val="pt_PT" w:bidi="pt_PT"/>
+        </w:rPr>
         <w:t xml:space="preserve">: </w:t>
       </w:r>
       <w:r>
+        <w:rPr>
+          <w:lang w:val="pt_PT" w:bidi="pt_PT"/>
+        </w:rPr>
         <w:t>Tyndale Open Study Notes</w:t>
       </w:r>
       <w:r>
+        <w:rPr>
+          <w:lang w:val="pt_PT" w:bidi="pt_PT"/>
+        </w:rPr>
         <w:t xml:space="preserve">, </w:t>
       </w:r>
       <w:hyperlink r:id="rId13">
         <w:r>
           <w:rPr>
+            <w:lang w:val="pt_PT" w:bidi="pt_PT"/>
+          </w:rPr>
+          <w:rPr>
             <w:color w:val="0000EE"/>
             <w:u w:val="single"/>
           </w:rPr>
@@ -54,11 +94,17 @@
         </w:r>
       </w:hyperlink>
       <w:r>
+        <w:rPr>
+          <w:lang w:val="pt_PT" w:bidi="pt_PT"/>
+        </w:rPr>
         <w:t xml:space="preserve">, 2019, which is licensed under a </w:t>
       </w:r>
       <w:hyperlink r:id="rId14">
         <w:r>
           <w:rPr>
+            <w:lang w:val="pt_PT" w:bidi="pt_PT"/>
+          </w:rPr>
+          <w:rPr>
             <w:color w:val="0000EE"/>
             <w:u w:val="single"/>
           </w:rPr>
@@ -66,23 +112,49 @@
         </w:r>
       </w:hyperlink>
       <w:r>
+        <w:rPr>
+          <w:lang w:val="pt_PT" w:bidi="pt_PT"/>
+        </w:rPr>
         <w:t>.</w:t>
       </w:r>
-      <w:r/>
-    </w:p>
-    <w:p>
-      <w:r/>
-      <w:r>
+      <w:r>
+        <w:rPr>
+          <w:lang w:val="pt_PT" w:bidi="pt_PT"/>
+        </w:rPr>
+      </w:r>
+    </w:p>
+    <w:p>
+      <w:pPr/>
+      <w:r>
+        <w:rPr>
+          <w:lang w:val="pt_PT" w:bidi="pt_PT"/>
+        </w:rPr>
+      </w:r>
+      <w:r>
+        <w:rPr>
+          <w:lang w:val="pt_PT" w:bidi="pt_PT"/>
+        </w:rPr>
         <w:t>This PDF version is provided under the same license.</w:t>
       </w:r>
-      <w:r/>
-      <w:r/>
+      <w:r>
+        <w:rPr>
+          <w:lang w:val="pt_PT" w:bidi="pt_PT"/>
+        </w:rPr>
+      </w:r>
+      <w:r>
+        <w:rPr>
+          <w:lang w:val="pt_PT" w:bidi="pt_PT"/>
+        </w:rPr>
+      </w:r>
     </w:p>
     <w:p>
       <w:pPr>
         <w:pStyle w:val="Heading1"/>
       </w:pPr>
       <w:r>
+        <w:rPr>
+          <w:lang w:val="pt_PT" w:bidi="pt_PT"/>
+        </w:rPr>
         <w:t>Notas de Estudo (Tyndale)</w:t>
       </w:r>
     </w:p>
@@ -105,34 +177,72 @@
       </w:pPr>
     </w:p>
     <w:p>
-      <w:r/>
+      <w:pPr/>
+      <w:r>
+        <w:rPr>
+          <w:lang w:val="pt_PT" w:bidi="pt_PT"/>
+        </w:rPr>
+      </w:r>
     </w:p>
     <w:p>
       <w:pPr>
         <w:pStyle w:val="Heading2"/>
       </w:pPr>
       <w:r>
+        <w:rPr>
+          <w:lang w:val="pt_PT" w:bidi="pt_PT"/>
+        </w:rPr>
         <w:t>ZEP</w:t>
       </w:r>
-      <w:r/>
-    </w:p>
-    <w:p>
-      <w:r/>
+      <w:r>
+        <w:rPr>
+          <w:lang w:val="pt_PT" w:bidi="pt_PT"/>
+        </w:rPr>
+      </w:r>
+    </w:p>
+    <w:p>
+      <w:pPr/>
+      <w:r>
+        <w:rPr>
+          <w:lang w:val="pt_PT" w:bidi="pt_PT"/>
+        </w:rPr>
+      </w:r>
       <w:r>
         <w:rPr>
           <w:i/>
+          <w:lang w:val="pt_PT" w:bidi="pt_PT"/>
         </w:rPr>
         <w:t>Sofonias 1.1, Sofonias 1.1–2.3, Sofonias 1.2–3, Sofonias 1.4, Sofonias 1.4–6, Sofonias 1.5, Sofonias 1.7, Sofonias 1.7–18, Sofonias 1.8, Sofonias 1.9, Sofonias 1.10, Sofonias 1.13, Sofonias 1.14–18, Sofonias 1.15, Sofonias 1.17, Sofonias 2.1–3, Sofonias 2.2, Sofonias 2.3, Sofonias 2.4, Sofonias 2.4–15, Sofonias 2.4–3.20, Sofonias 2.5, Sofonias 2.6, Sofonias 2.7, Sofonias 2.8, Sofonias 2.9, Sofonias 2.11, Sofonias 2.12, Sofonias 2.13, Sofonias 2.14, Sofonias 2.15, Sofonias 3.1, Sofonias 3.1–8, Sofonias 3.3–4, Sofonias 3.5, Sofonias 3.7, Sofonias 3.8, Sofonias 3.9, Sofonias 3.9–13, Sofonias 3.9–20.9, Sofonias 3.10, Sofonias 3.12, Sofonias 3.14, Sofonias 3.15, Sofonias 3.17, Sofonias 3.18, Sofonias 3.18–20, Sofonias 3.19, Sofonias 3.20</w:t>
       </w:r>
-      <w:r/>
-    </w:p>
-    <w:p>
-      <w:r/>
-      <w:r>
+      <w:r>
+        <w:rPr>
+          <w:lang w:val="pt_PT" w:bidi="pt_PT"/>
+        </w:rPr>
+      </w:r>
+    </w:p>
+    <w:p>
+      <w:pPr/>
+      <w:r>
+        <w:rPr>
+          <w:lang w:val="pt_PT" w:bidi="pt_PT"/>
+        </w:rPr>
+      </w:r>
+      <w:r>
+        <w:rPr>
+          <w:lang w:val="pt_PT" w:bidi="pt_PT"/>
+        </w:rPr>
         <w:t xml:space="preserve"> </w:t>
       </w:r>
-      <w:r/>
-      <w:r/>
+      <w:r>
+        <w:rPr>
+          <w:lang w:val="pt_PT" w:bidi="pt_PT"/>
+        </w:rPr>
+      </w:r>
+      <w:r>
+        <w:rPr>
+          <w:lang w:val="pt_PT" w:bidi="pt_PT"/>
+        </w:rPr>
+      </w:r>
     </w:p>
     <w:p>
       <w:pPr>
@@ -150,25 +260,48 @@
       </w:pPr>
     </w:p>
     <w:p>
-      <w:r/>
+      <w:pPr/>
+      <w:r>
+        <w:rPr>
+          <w:lang w:val="pt_PT" w:bidi="pt_PT"/>
+        </w:rPr>
+      </w:r>
     </w:p>
     <w:p>
       <w:pPr>
         <w:pStyle w:val="Heading2"/>
       </w:pPr>
       <w:r>
+        <w:rPr>
+          <w:lang w:val="pt_PT" w:bidi="pt_PT"/>
+        </w:rPr>
         <w:t>Sofonias 1.1</w:t>
       </w:r>
-      <w:r/>
-    </w:p>
-    <w:p>
-      <w:r/>
-      <w:r>
+      <w:r>
+        <w:rPr>
+          <w:lang w:val="pt_PT" w:bidi="pt_PT"/>
+        </w:rPr>
+      </w:r>
+    </w:p>
+    <w:p>
+      <w:pPr/>
+      <w:r>
+        <w:rPr>
+          <w:lang w:val="pt_PT" w:bidi="pt_PT"/>
+        </w:rPr>
+      </w:r>
+      <w:r>
+        <w:rPr>
+          <w:lang w:val="pt_PT" w:bidi="pt_PT"/>
+        </w:rPr>
         <w:t xml:space="preserve">Esta é a mensagem que o Senhor Deus deu a Sofonias: Sofonias era um profeta, porta-voz de Deus. • Ezequias provavelmente se refere ao rei com esse nome (veja </w:t>
       </w:r>
       <w:hyperlink r:id="rId15">
         <w:r>
           <w:rPr>
+            <w:lang w:val="pt_PT" w:bidi="pt_PT"/>
+          </w:rPr>
+          <w:rPr>
             <w:color w:val="0000EE"/>
             <w:u w:val="single"/>
           </w:rPr>
@@ -176,31 +309,65 @@
         </w:r>
       </w:hyperlink>
       <w:r>
+        <w:rPr>
+          <w:lang w:val="pt_PT" w:bidi="pt_PT"/>
+        </w:rPr>
         <w:t>).</w:t>
       </w:r>
-      <w:r/>
-      <w:r/>
-    </w:p>
-    <w:p>
-      <w:r/>
+      <w:r>
+        <w:rPr>
+          <w:lang w:val="pt_PT" w:bidi="pt_PT"/>
+        </w:rPr>
+      </w:r>
+      <w:r>
+        <w:rPr>
+          <w:lang w:val="pt_PT" w:bidi="pt_PT"/>
+        </w:rPr>
+      </w:r>
+    </w:p>
+    <w:p>
+      <w:pPr/>
+      <w:r>
+        <w:rPr>
+          <w:lang w:val="pt_PT" w:bidi="pt_PT"/>
+        </w:rPr>
+      </w:r>
     </w:p>
     <w:p>
       <w:pPr>
         <w:pStyle w:val="Heading2"/>
       </w:pPr>
       <w:r>
+        <w:rPr>
+          <w:lang w:val="pt_PT" w:bidi="pt_PT"/>
+        </w:rPr>
         <w:t>Sofonias 1.1–2.3</w:t>
       </w:r>
-      <w:r/>
-    </w:p>
-    <w:p>
-      <w:r/>
-      <w:r>
+      <w:r>
+        <w:rPr>
+          <w:lang w:val="pt_PT" w:bidi="pt_PT"/>
+        </w:rPr>
+      </w:r>
+    </w:p>
+    <w:p>
+      <w:pPr/>
+      <w:r>
+        <w:rPr>
+          <w:lang w:val="pt_PT" w:bidi="pt_PT"/>
+        </w:rPr>
+      </w:r>
+      <w:r>
+        <w:rPr>
+          <w:lang w:val="pt_PT" w:bidi="pt_PT"/>
+        </w:rPr>
         <w:t>A mensagem de Sofonias do Senhor adverte sobre o julgamento mundial (</w:t>
       </w:r>
       <w:hyperlink r:id="rId16">
         <w:r>
           <w:rPr>
+            <w:lang w:val="pt_PT" w:bidi="pt_PT"/>
+          </w:rPr>
+          <w:rPr>
             <w:color w:val="0000EE"/>
             <w:u w:val="single"/>
           </w:rPr>
@@ -208,11 +375,17 @@
         </w:r>
       </w:hyperlink>
       <w:r>
+        <w:rPr>
+          <w:lang w:val="pt_PT" w:bidi="pt_PT"/>
+        </w:rPr>
         <w:t>) e exorta seus leitores a se arrependerem (</w:t>
       </w:r>
       <w:hyperlink r:id="rId17">
         <w:r>
           <w:rPr>
+            <w:lang w:val="pt_PT" w:bidi="pt_PT"/>
+          </w:rPr>
+          <w:rPr>
             <w:color w:val="0000EE"/>
             <w:u w:val="single"/>
           </w:rPr>
@@ -220,11 +393,17 @@
         </w:r>
       </w:hyperlink>
       <w:r>
+        <w:rPr>
+          <w:lang w:val="pt_PT" w:bidi="pt_PT"/>
+        </w:rPr>
         <w:t>) antes que a devastação os alcance (</w:t>
       </w:r>
       <w:hyperlink r:id="rId18">
         <w:r>
           <w:rPr>
+            <w:lang w:val="pt_PT" w:bidi="pt_PT"/>
+          </w:rPr>
+          <w:rPr>
             <w:color w:val="0000EE"/>
             <w:u w:val="single"/>
           </w:rPr>
@@ -232,11 +411,17 @@
         </w:r>
       </w:hyperlink>
       <w:r>
+        <w:rPr>
+          <w:lang w:val="pt_PT" w:bidi="pt_PT"/>
+        </w:rPr>
         <w:t>) e a buscarem o Senhor, vivendo de forma justa e humilde diante dele, na esperança de que possam ser poupados de seu julgamento (</w:t>
       </w:r>
       <w:hyperlink r:id="rId19">
         <w:r>
           <w:rPr>
+            <w:lang w:val="pt_PT" w:bidi="pt_PT"/>
+          </w:rPr>
+          <w:rPr>
             <w:color w:val="0000EE"/>
             <w:u w:val="single"/>
           </w:rPr>
@@ -244,31 +429,65 @@
         </w:r>
       </w:hyperlink>
       <w:r>
+        <w:rPr>
+          <w:lang w:val="pt_PT" w:bidi="pt_PT"/>
+        </w:rPr>
         <w:t>).</w:t>
       </w:r>
-      <w:r/>
-      <w:r/>
-    </w:p>
-    <w:p>
-      <w:r/>
+      <w:r>
+        <w:rPr>
+          <w:lang w:val="pt_PT" w:bidi="pt_PT"/>
+        </w:rPr>
+      </w:r>
+      <w:r>
+        <w:rPr>
+          <w:lang w:val="pt_PT" w:bidi="pt_PT"/>
+        </w:rPr>
+      </w:r>
+    </w:p>
+    <w:p>
+      <w:pPr/>
+      <w:r>
+        <w:rPr>
+          <w:lang w:val="pt_PT" w:bidi="pt_PT"/>
+        </w:rPr>
+      </w:r>
     </w:p>
     <w:p>
       <w:pPr>
         <w:pStyle w:val="Heading2"/>
       </w:pPr>
       <w:r>
+        <w:rPr>
+          <w:lang w:val="pt_PT" w:bidi="pt_PT"/>
+        </w:rPr>
         <w:t>Sofonias 1.2–3</w:t>
       </w:r>
-      <w:r/>
-    </w:p>
-    <w:p>
-      <w:r/>
-      <w:r>
+      <w:r>
+        <w:rPr>
+          <w:lang w:val="pt_PT" w:bidi="pt_PT"/>
+        </w:rPr>
+      </w:r>
+    </w:p>
+    <w:p>
+      <w:pPr/>
+      <w:r>
+        <w:rPr>
+          <w:lang w:val="pt_PT" w:bidi="pt_PT"/>
+        </w:rPr>
+      </w:r>
+      <w:r>
+        <w:rPr>
+          <w:lang w:val="pt_PT" w:bidi="pt_PT"/>
+        </w:rPr>
         <w:t>A lista das coisas que Deus eliminará em seu julgamento está em ordem inversa à sua criação (</w:t>
       </w:r>
       <w:hyperlink r:id="rId20">
         <w:r>
           <w:rPr>
+            <w:lang w:val="pt_PT" w:bidi="pt_PT"/>
+          </w:rPr>
+          <w:rPr>
             <w:color w:val="0000EE"/>
             <w:u w:val="single"/>
           </w:rPr>
@@ -276,40 +495,78 @@
         </w:r>
       </w:hyperlink>
       <w:r>
+        <w:rPr>
+          <w:lang w:val="pt_PT" w:bidi="pt_PT"/>
+        </w:rPr>
         <w:t>): pessoas e animais... aves... peixes</w:t>
       </w:r>
       <w:r>
         <w:rPr>
           <w:i/>
+          <w:lang w:val="pt_PT" w:bidi="pt_PT"/>
         </w:rPr>
         <w:t>,</w:t>
       </w:r>
       <w:r>
+        <w:rPr>
+          <w:lang w:val="pt_PT" w:bidi="pt_PT"/>
+        </w:rPr>
         <w:t xml:space="preserve"> porque o julgamento é uma reversão da criação.</w:t>
       </w:r>
-      <w:r/>
-      <w:r/>
-    </w:p>
-    <w:p>
-      <w:r/>
+      <w:r>
+        <w:rPr>
+          <w:lang w:val="pt_PT" w:bidi="pt_PT"/>
+        </w:rPr>
+      </w:r>
+      <w:r>
+        <w:rPr>
+          <w:lang w:val="pt_PT" w:bidi="pt_PT"/>
+        </w:rPr>
+      </w:r>
+    </w:p>
+    <w:p>
+      <w:pPr/>
+      <w:r>
+        <w:rPr>
+          <w:lang w:val="pt_PT" w:bidi="pt_PT"/>
+        </w:rPr>
+      </w:r>
     </w:p>
     <w:p>
       <w:pPr>
         <w:pStyle w:val="Heading2"/>
       </w:pPr>
       <w:r>
+        <w:rPr>
+          <w:lang w:val="pt_PT" w:bidi="pt_PT"/>
+        </w:rPr>
         <w:t>Sofonias 1.4</w:t>
       </w:r>
-      <w:r/>
-    </w:p>
-    <w:p>
-      <w:r/>
-      <w:r>
+      <w:r>
+        <w:rPr>
+          <w:lang w:val="pt_PT" w:bidi="pt_PT"/>
+        </w:rPr>
+      </w:r>
+    </w:p>
+    <w:p>
+      <w:pPr/>
+      <w:r>
+        <w:rPr>
+          <w:lang w:val="pt_PT" w:bidi="pt_PT"/>
+        </w:rPr>
+      </w:r>
+      <w:r>
+        <w:rPr>
+          <w:lang w:val="pt_PT" w:bidi="pt_PT"/>
+        </w:rPr>
         <w:t>Quando Sofonias fez esta profecia, antes das reformas de Josias em 622 a.C., sacerdotes idólatras promoviam desenfreadamente o culto a Baal e outras formas de paganismo (</w:t>
       </w:r>
       <w:hyperlink r:id="rId21">
         <w:r>
           <w:rPr>
+            <w:lang w:val="pt_PT" w:bidi="pt_PT"/>
+          </w:rPr>
+          <w:rPr>
             <w:color w:val="0000EE"/>
             <w:u w:val="single"/>
           </w:rPr>
@@ -317,31 +574,65 @@
         </w:r>
       </w:hyperlink>
       <w:r>
+        <w:rPr>
+          <w:lang w:val="pt_PT" w:bidi="pt_PT"/>
+        </w:rPr>
         <w:t>).</w:t>
       </w:r>
-      <w:r/>
-      <w:r/>
-    </w:p>
-    <w:p>
-      <w:r/>
+      <w:r>
+        <w:rPr>
+          <w:lang w:val="pt_PT" w:bidi="pt_PT"/>
+        </w:rPr>
+      </w:r>
+      <w:r>
+        <w:rPr>
+          <w:lang w:val="pt_PT" w:bidi="pt_PT"/>
+        </w:rPr>
+      </w:r>
+    </w:p>
+    <w:p>
+      <w:pPr/>
+      <w:r>
+        <w:rPr>
+          <w:lang w:val="pt_PT" w:bidi="pt_PT"/>
+        </w:rPr>
+      </w:r>
     </w:p>
     <w:p>
       <w:pPr>
         <w:pStyle w:val="Heading2"/>
       </w:pPr>
       <w:r>
+        <w:rPr>
+          <w:lang w:val="pt_PT" w:bidi="pt_PT"/>
+        </w:rPr>
         <w:t>Sofonias 1.4–6</w:t>
       </w:r>
-      <w:r/>
-    </w:p>
-    <w:p>
-      <w:r/>
-      <w:r>
+      <w:r>
+        <w:rPr>
+          <w:lang w:val="pt_PT" w:bidi="pt_PT"/>
+        </w:rPr>
+      </w:r>
+    </w:p>
+    <w:p>
+      <w:pPr/>
+      <w:r>
+        <w:rPr>
+          <w:lang w:val="pt_PT" w:bidi="pt_PT"/>
+        </w:rPr>
+      </w:r>
+      <w:r>
+        <w:rPr>
+          <w:lang w:val="pt_PT" w:bidi="pt_PT"/>
+        </w:rPr>
         <w:t>Tendo pronunciado julgamento sobre toda a terra (</w:t>
       </w:r>
       <w:hyperlink r:id="rId22">
         <w:r>
           <w:rPr>
+            <w:lang w:val="pt_PT" w:bidi="pt_PT"/>
+          </w:rPr>
+          <w:rPr>
             <w:color w:val="0000EE"/>
             <w:u w:val="single"/>
           </w:rPr>
@@ -349,31 +640,65 @@
         </w:r>
       </w:hyperlink>
       <w:r>
+        <w:rPr>
+          <w:lang w:val="pt_PT" w:bidi="pt_PT"/>
+        </w:rPr>
         <w:t>), Sofonias agora concentra a atenção em seu próprio povo, Judá e Jerusalém.</w:t>
       </w:r>
-      <w:r/>
-      <w:r/>
-    </w:p>
-    <w:p>
-      <w:r/>
+      <w:r>
+        <w:rPr>
+          <w:lang w:val="pt_PT" w:bidi="pt_PT"/>
+        </w:rPr>
+      </w:r>
+      <w:r>
+        <w:rPr>
+          <w:lang w:val="pt_PT" w:bidi="pt_PT"/>
+        </w:rPr>
+      </w:r>
+    </w:p>
+    <w:p>
+      <w:pPr/>
+      <w:r>
+        <w:rPr>
+          <w:lang w:val="pt_PT" w:bidi="pt_PT"/>
+        </w:rPr>
+      </w:r>
     </w:p>
     <w:p>
       <w:pPr>
         <w:pStyle w:val="Heading2"/>
       </w:pPr>
       <w:r>
+        <w:rPr>
+          <w:lang w:val="pt_PT" w:bidi="pt_PT"/>
+        </w:rPr>
         <w:t>Sofonias 1.5</w:t>
       </w:r>
-      <w:r/>
-    </w:p>
-    <w:p>
-      <w:r/>
-      <w:r>
+      <w:r>
+        <w:rPr>
+          <w:lang w:val="pt_PT" w:bidi="pt_PT"/>
+        </w:rPr>
+      </w:r>
+    </w:p>
+    <w:p>
+      <w:pPr/>
+      <w:r>
+        <w:rPr>
+          <w:lang w:val="pt_PT" w:bidi="pt_PT"/>
+        </w:rPr>
+      </w:r>
+      <w:r>
+        <w:rPr>
+          <w:lang w:val="pt_PT" w:bidi="pt_PT"/>
+        </w:rPr>
         <w:t xml:space="preserve">As escrituras condenaram a prática de adorar corpos celestes como o sol, a lua e as estrelas (veja </w:t>
       </w:r>
       <w:hyperlink r:id="rId23">
         <w:r>
           <w:rPr>
+            <w:lang w:val="pt_PT" w:bidi="pt_PT"/>
+          </w:rPr>
+          <w:rPr>
             <w:color w:val="0000EE"/>
             <w:u w:val="single"/>
           </w:rPr>
@@ -381,11 +706,17 @@
         </w:r>
       </w:hyperlink>
       <w:r>
+        <w:rPr>
+          <w:lang w:val="pt_PT" w:bidi="pt_PT"/>
+        </w:rPr>
         <w:t xml:space="preserve">; </w:t>
       </w:r>
       <w:hyperlink r:id="rId24">
         <w:r>
           <w:rPr>
+            <w:lang w:val="pt_PT" w:bidi="pt_PT"/>
+          </w:rPr>
+          <w:rPr>
             <w:color w:val="0000EE"/>
             <w:u w:val="single"/>
           </w:rPr>
@@ -393,11 +724,17 @@
         </w:r>
       </w:hyperlink>
       <w:r>
+        <w:rPr>
+          <w:lang w:val="pt_PT" w:bidi="pt_PT"/>
+        </w:rPr>
         <w:t xml:space="preserve">; </w:t>
       </w:r>
       <w:hyperlink r:id="rId25">
         <w:r>
           <w:rPr>
+            <w:lang w:val="pt_PT" w:bidi="pt_PT"/>
+          </w:rPr>
+          <w:rPr>
             <w:color w:val="0000EE"/>
             <w:u w:val="single"/>
           </w:rPr>
@@ -405,11 +742,17 @@
         </w:r>
       </w:hyperlink>
       <w:r>
+        <w:rPr>
+          <w:lang w:val="pt_PT" w:bidi="pt_PT"/>
+        </w:rPr>
         <w:t>). • Moloque pode se referir ao deus cananeu Baal, ao deus amonita Milcom ou à divindade pagã Moloque. Embora a lei proibisse explicitamente a adoração a Moloque (</w:t>
       </w:r>
       <w:hyperlink r:id="rId26">
         <w:r>
           <w:rPr>
+            <w:lang w:val="pt_PT" w:bidi="pt_PT"/>
+          </w:rPr>
+          <w:rPr>
             <w:color w:val="0000EE"/>
             <w:u w:val="single"/>
           </w:rPr>
@@ -417,11 +760,17 @@
         </w:r>
       </w:hyperlink>
       <w:r>
+        <w:rPr>
+          <w:lang w:val="pt_PT" w:bidi="pt_PT"/>
+        </w:rPr>
         <w:t>), isso permaneceu uma tentação constante para Israel (</w:t>
       </w:r>
       <w:hyperlink r:id="rId27">
         <w:r>
           <w:rPr>
+            <w:lang w:val="pt_PT" w:bidi="pt_PT"/>
+          </w:rPr>
+          <w:rPr>
             <w:color w:val="0000EE"/>
             <w:u w:val="single"/>
           </w:rPr>
@@ -429,11 +778,17 @@
         </w:r>
       </w:hyperlink>
       <w:r>
+        <w:rPr>
+          <w:lang w:val="pt_PT" w:bidi="pt_PT"/>
+        </w:rPr>
         <w:t xml:space="preserve">; </w:t>
       </w:r>
       <w:hyperlink r:id="rId28">
         <w:r>
           <w:rPr>
+            <w:lang w:val="pt_PT" w:bidi="pt_PT"/>
+          </w:rPr>
+          <w:rPr>
             <w:color w:val="0000EE"/>
             <w:u w:val="single"/>
           </w:rPr>
@@ -441,60 +796,126 @@
         </w:r>
       </w:hyperlink>
       <w:r>
+        <w:rPr>
+          <w:lang w:val="pt_PT" w:bidi="pt_PT"/>
+        </w:rPr>
         <w:t>).</w:t>
       </w:r>
-      <w:r/>
-      <w:r/>
-    </w:p>
-    <w:p>
-      <w:r/>
+      <w:r>
+        <w:rPr>
+          <w:lang w:val="pt_PT" w:bidi="pt_PT"/>
+        </w:rPr>
+      </w:r>
+      <w:r>
+        <w:rPr>
+          <w:lang w:val="pt_PT" w:bidi="pt_PT"/>
+        </w:rPr>
+      </w:r>
+    </w:p>
+    <w:p>
+      <w:pPr/>
+      <w:r>
+        <w:rPr>
+          <w:lang w:val="pt_PT" w:bidi="pt_PT"/>
+        </w:rPr>
+      </w:r>
     </w:p>
     <w:p>
       <w:pPr>
         <w:pStyle w:val="Heading2"/>
       </w:pPr>
       <w:r>
+        <w:rPr>
+          <w:lang w:val="pt_PT" w:bidi="pt_PT"/>
+        </w:rPr>
         <w:t>Sofonias 1.7</w:t>
       </w:r>
-      <w:r/>
-    </w:p>
-    <w:p>
-      <w:r/>
-      <w:r>
+      <w:r>
+        <w:rPr>
+          <w:lang w:val="pt_PT" w:bidi="pt_PT"/>
+        </w:rPr>
+      </w:r>
+    </w:p>
+    <w:p>
+      <w:pPr/>
+      <w:r>
+        <w:rPr>
+          <w:lang w:val="pt_PT" w:bidi="pt_PT"/>
+        </w:rPr>
+      </w:r>
+      <w:r>
+        <w:rPr>
+          <w:lang w:val="pt_PT" w:bidi="pt_PT"/>
+        </w:rPr>
         <w:t xml:space="preserve">Preparou seu povo para uma grande matança e escolheu seus executores: estrangeiros irão </w:t>
       </w:r>
       <w:r>
         <w:rPr>
           <w:i/>
+          <w:lang w:val="pt_PT" w:bidi="pt_PT"/>
         </w:rPr>
         <w:t>matar</w:t>
       </w:r>
       <w:r>
+        <w:rPr>
+          <w:lang w:val="pt_PT" w:bidi="pt_PT"/>
+        </w:rPr>
         <w:t xml:space="preserve"> os ímpios entre o povo do Senhor.</w:t>
       </w:r>
-      <w:r/>
-      <w:r/>
-    </w:p>
-    <w:p>
-      <w:r/>
+      <w:r>
+        <w:rPr>
+          <w:lang w:val="pt_PT" w:bidi="pt_PT"/>
+        </w:rPr>
+      </w:r>
+      <w:r>
+        <w:rPr>
+          <w:lang w:val="pt_PT" w:bidi="pt_PT"/>
+        </w:rPr>
+      </w:r>
+    </w:p>
+    <w:p>
+      <w:pPr/>
+      <w:r>
+        <w:rPr>
+          <w:lang w:val="pt_PT" w:bidi="pt_PT"/>
+        </w:rPr>
+      </w:r>
     </w:p>
     <w:p>
       <w:pPr>
         <w:pStyle w:val="Heading2"/>
       </w:pPr>
       <w:r>
+        <w:rPr>
+          <w:lang w:val="pt_PT" w:bidi="pt_PT"/>
+        </w:rPr>
         <w:t>Sofonias 1.7–18</w:t>
       </w:r>
-      <w:r/>
-    </w:p>
-    <w:p>
-      <w:r/>
-      <w:r>
+      <w:r>
+        <w:rPr>
+          <w:lang w:val="pt_PT" w:bidi="pt_PT"/>
+        </w:rPr>
+      </w:r>
+    </w:p>
+    <w:p>
+      <w:pPr/>
+      <w:r>
+        <w:rPr>
+          <w:lang w:val="pt_PT" w:bidi="pt_PT"/>
+        </w:rPr>
+      </w:r>
+      <w:r>
+        <w:rPr>
+          <w:lang w:val="pt_PT" w:bidi="pt_PT"/>
+        </w:rPr>
         <w:t>Todo o trecho deve ser visto como um grande evento. Alguns aspectos seriam cumpridos na queda de Jerusalém em 586 a.C.; outros seriam repetidos em várias épocas históricas (como a destruição de Jerusalém em 70 d.C.) até que toda a profecia seja cumprida no fim dos tempos, quando Deus age plena e finalmente para julgar o mundo e renovar a criação (</w:t>
       </w:r>
       <w:hyperlink r:id="rId29">
         <w:r>
           <w:rPr>
+            <w:lang w:val="pt_PT" w:bidi="pt_PT"/>
+          </w:rPr>
+          <w:rPr>
             <w:color w:val="0000EE"/>
             <w:u w:val="single"/>
           </w:rPr>
@@ -502,31 +923,65 @@
         </w:r>
       </w:hyperlink>
       <w:r>
+        <w:rPr>
+          <w:lang w:val="pt_PT" w:bidi="pt_PT"/>
+        </w:rPr>
         <w:t>).</w:t>
       </w:r>
-      <w:r/>
-      <w:r/>
-    </w:p>
-    <w:p>
-      <w:r/>
+      <w:r>
+        <w:rPr>
+          <w:lang w:val="pt_PT" w:bidi="pt_PT"/>
+        </w:rPr>
+      </w:r>
+      <w:r>
+        <w:rPr>
+          <w:lang w:val="pt_PT" w:bidi="pt_PT"/>
+        </w:rPr>
+      </w:r>
+    </w:p>
+    <w:p>
+      <w:pPr/>
+      <w:r>
+        <w:rPr>
+          <w:lang w:val="pt_PT" w:bidi="pt_PT"/>
+        </w:rPr>
+      </w:r>
     </w:p>
     <w:p>
       <w:pPr>
         <w:pStyle w:val="Heading2"/>
       </w:pPr>
       <w:r>
+        <w:rPr>
+          <w:lang w:val="pt_PT" w:bidi="pt_PT"/>
+        </w:rPr>
         <w:t>Sofonias 1.8</w:t>
       </w:r>
-      <w:r/>
-    </w:p>
-    <w:p>
-      <w:r/>
-      <w:r>
+      <w:r>
+        <w:rPr>
+          <w:lang w:val="pt_PT" w:bidi="pt_PT"/>
+        </w:rPr>
+      </w:r>
+    </w:p>
+    <w:p>
+      <w:pPr/>
+      <w:r>
+        <w:rPr>
+          <w:lang w:val="pt_PT" w:bidi="pt_PT"/>
+        </w:rPr>
+      </w:r>
+      <w:r>
+        <w:rPr>
+          <w:lang w:val="pt_PT" w:bidi="pt_PT"/>
+        </w:rPr>
         <w:t>Os líderes e príncipes de Judá eram os chefes tribais de Israel (</w:t>
       </w:r>
       <w:hyperlink r:id="rId30">
         <w:r>
           <w:rPr>
+            <w:lang w:val="pt_PT" w:bidi="pt_PT"/>
+          </w:rPr>
+          <w:rPr>
             <w:color w:val="0000EE"/>
             <w:u w:val="single"/>
           </w:rPr>
@@ -534,11 +989,17 @@
         </w:r>
       </w:hyperlink>
       <w:r>
+        <w:rPr>
+          <w:lang w:val="pt_PT" w:bidi="pt_PT"/>
+        </w:rPr>
         <w:t>), oficiais da corte (</w:t>
       </w:r>
       <w:hyperlink r:id="rId31">
         <w:r>
           <w:rPr>
+            <w:lang w:val="pt_PT" w:bidi="pt_PT"/>
+          </w:rPr>
+          <w:rPr>
             <w:color w:val="0000EE"/>
             <w:u w:val="single"/>
           </w:rPr>
@@ -546,11 +1007,17 @@
         </w:r>
       </w:hyperlink>
       <w:r>
+        <w:rPr>
+          <w:lang w:val="pt_PT" w:bidi="pt_PT"/>
+        </w:rPr>
         <w:t>), supervisores distritais (</w:t>
       </w:r>
       <w:hyperlink r:id="rId32">
         <w:r>
           <w:rPr>
+            <w:lang w:val="pt_PT" w:bidi="pt_PT"/>
+          </w:rPr>
+          <w:rPr>
             <w:color w:val="0000EE"/>
             <w:u w:val="single"/>
           </w:rPr>
@@ -558,11 +1025,17 @@
         </w:r>
       </w:hyperlink>
       <w:r>
+        <w:rPr>
+          <w:lang w:val="pt_PT" w:bidi="pt_PT"/>
+        </w:rPr>
         <w:t>), oficiais da cidade (</w:t>
       </w:r>
       <w:hyperlink r:id="rId33">
         <w:r>
           <w:rPr>
+            <w:lang w:val="pt_PT" w:bidi="pt_PT"/>
+          </w:rPr>
+          <w:rPr>
             <w:color w:val="0000EE"/>
             <w:u w:val="single"/>
           </w:rPr>
@@ -570,11 +1043,17 @@
         </w:r>
       </w:hyperlink>
       <w:r>
+        <w:rPr>
+          <w:lang w:val="pt_PT" w:bidi="pt_PT"/>
+        </w:rPr>
         <w:t>), líderes militares (</w:t>
       </w:r>
       <w:hyperlink r:id="rId34">
         <w:r>
           <w:rPr>
+            <w:lang w:val="pt_PT" w:bidi="pt_PT"/>
+          </w:rPr>
+          <w:rPr>
             <w:color w:val="0000EE"/>
             <w:u w:val="single"/>
           </w:rPr>
@@ -582,11 +1061,17 @@
         </w:r>
       </w:hyperlink>
       <w:r>
+        <w:rPr>
+          <w:lang w:val="pt_PT" w:bidi="pt_PT"/>
+        </w:rPr>
         <w:t xml:space="preserve">; </w:t>
       </w:r>
       <w:hyperlink r:id="rId35">
         <w:r>
           <w:rPr>
+            <w:lang w:val="pt_PT" w:bidi="pt_PT"/>
+          </w:rPr>
+          <w:rPr>
             <w:color w:val="0000EE"/>
             <w:u w:val="single"/>
           </w:rPr>
@@ -594,11 +1079,17 @@
         </w:r>
       </w:hyperlink>
       <w:r>
+        <w:rPr>
+          <w:lang w:val="pt_PT" w:bidi="pt_PT"/>
+        </w:rPr>
         <w:t xml:space="preserve">; </w:t>
       </w:r>
       <w:hyperlink r:id="rId36">
         <w:r>
           <w:rPr>
+            <w:lang w:val="pt_PT" w:bidi="pt_PT"/>
+          </w:rPr>
+          <w:rPr>
             <w:color w:val="0000EE"/>
             <w:u w:val="single"/>
           </w:rPr>
@@ -606,11 +1097,17 @@
         </w:r>
       </w:hyperlink>
       <w:r>
+        <w:rPr>
+          <w:lang w:val="pt_PT" w:bidi="pt_PT"/>
+        </w:rPr>
         <w:t>,</w:t>
       </w:r>
       <w:hyperlink r:id="rId37">
         <w:r>
           <w:rPr>
+            <w:lang w:val="pt_PT" w:bidi="pt_PT"/>
+          </w:rPr>
+          <w:rPr>
             <w:color w:val="0000EE"/>
             <w:u w:val="single"/>
           </w:rPr>
@@ -618,11 +1115,17 @@
         </w:r>
       </w:hyperlink>
       <w:r>
+        <w:rPr>
+          <w:lang w:val="pt_PT" w:bidi="pt_PT"/>
+        </w:rPr>
         <w:t>), ou até mesmo líderes religiosos (</w:t>
       </w:r>
       <w:hyperlink r:id="rId38">
         <w:r>
           <w:rPr>
+            <w:lang w:val="pt_PT" w:bidi="pt_PT"/>
+          </w:rPr>
+          <w:rPr>
             <w:color w:val="0000EE"/>
             <w:u w:val="single"/>
           </w:rPr>
@@ -630,11 +1133,17 @@
         </w:r>
       </w:hyperlink>
       <w:r>
+        <w:rPr>
+          <w:lang w:val="pt_PT" w:bidi="pt_PT"/>
+        </w:rPr>
         <w:t xml:space="preserve">). Seu papel influente os colocava em uma posição de responsabilidade aumentada diante de Deus (cp. </w:t>
       </w:r>
       <w:hyperlink r:id="rId39">
         <w:r>
           <w:rPr>
+            <w:lang w:val="pt_PT" w:bidi="pt_PT"/>
+          </w:rPr>
+          <w:rPr>
             <w:color w:val="0000EE"/>
             <w:u w:val="single"/>
           </w:rPr>
@@ -642,40 +1151,78 @@
         </w:r>
       </w:hyperlink>
       <w:r>
+        <w:rPr>
+          <w:lang w:val="pt_PT" w:bidi="pt_PT"/>
+        </w:rPr>
         <w:t>).</w:t>
       </w:r>
-      <w:r/>
-      <w:r/>
-    </w:p>
-    <w:p>
-      <w:r/>
+      <w:r>
+        <w:rPr>
+          <w:lang w:val="pt_PT" w:bidi="pt_PT"/>
+        </w:rPr>
+      </w:r>
+      <w:r>
+        <w:rPr>
+          <w:lang w:val="pt_PT" w:bidi="pt_PT"/>
+        </w:rPr>
+      </w:r>
+    </w:p>
+    <w:p>
+      <w:pPr/>
+      <w:r>
+        <w:rPr>
+          <w:lang w:val="pt_PT" w:bidi="pt_PT"/>
+        </w:rPr>
+      </w:r>
     </w:p>
     <w:p>
       <w:pPr>
         <w:pStyle w:val="Heading2"/>
       </w:pPr>
       <w:r>
+        <w:rPr>
+          <w:lang w:val="pt_PT" w:bidi="pt_PT"/>
+        </w:rPr>
         <w:t>Sofonias 1.9</w:t>
       </w:r>
-      <w:r/>
-    </w:p>
-    <w:p>
-      <w:r/>
-      <w:r>
+      <w:r>
+        <w:rPr>
+          <w:lang w:val="pt_PT" w:bidi="pt_PT"/>
+        </w:rPr>
+      </w:r>
+    </w:p>
+    <w:p>
+      <w:pPr/>
+      <w:r>
+        <w:rPr>
+          <w:lang w:val="pt_PT" w:bidi="pt_PT"/>
+        </w:rPr>
+      </w:r>
+      <w:r>
+        <w:rPr>
+          <w:lang w:val="pt_PT" w:bidi="pt_PT"/>
+        </w:rPr>
         <w:t xml:space="preserve">Aqueles que participam de cerimônias de adoração pagã (literalmente </w:t>
       </w:r>
       <w:r>
         <w:rPr>
           <w:i/>
+          <w:lang w:val="pt_PT" w:bidi="pt_PT"/>
         </w:rPr>
         <w:t>aqueles que pulam sobre o umbral</w:t>
       </w:r>
       <w:r>
+        <w:rPr>
+          <w:lang w:val="pt_PT" w:bidi="pt_PT"/>
+        </w:rPr>
         <w:t xml:space="preserve">): O povo de Judá manteve o costume pagão de pular sobre o umbral de um templo para evitar contato com ele, em deferência a esse deus pagão (veja </w:t>
       </w:r>
       <w:hyperlink r:id="rId40">
         <w:r>
           <w:rPr>
+            <w:lang w:val="pt_PT" w:bidi="pt_PT"/>
+          </w:rPr>
+          <w:rPr>
             <w:color w:val="0000EE"/>
             <w:u w:val="single"/>
           </w:rPr>
@@ -683,31 +1230,65 @@
         </w:r>
       </w:hyperlink>
       <w:r>
+        <w:rPr>
+          <w:lang w:val="pt_PT" w:bidi="pt_PT"/>
+        </w:rPr>
         <w:t>).</w:t>
       </w:r>
-      <w:r/>
-      <w:r/>
-    </w:p>
-    <w:p>
-      <w:r/>
+      <w:r>
+        <w:rPr>
+          <w:lang w:val="pt_PT" w:bidi="pt_PT"/>
+        </w:rPr>
+      </w:r>
+      <w:r>
+        <w:rPr>
+          <w:lang w:val="pt_PT" w:bidi="pt_PT"/>
+        </w:rPr>
+      </w:r>
+    </w:p>
+    <w:p>
+      <w:pPr/>
+      <w:r>
+        <w:rPr>
+          <w:lang w:val="pt_PT" w:bidi="pt_PT"/>
+        </w:rPr>
+      </w:r>
     </w:p>
     <w:p>
       <w:pPr>
         <w:pStyle w:val="Heading2"/>
       </w:pPr>
       <w:r>
+        <w:rPr>
+          <w:lang w:val="pt_PT" w:bidi="pt_PT"/>
+        </w:rPr>
         <w:t>Sofonias 1.10</w:t>
       </w:r>
-      <w:r/>
-    </w:p>
-    <w:p>
-      <w:r/>
-      <w:r>
+      <w:r>
+        <w:rPr>
+          <w:lang w:val="pt_PT" w:bidi="pt_PT"/>
+        </w:rPr>
+      </w:r>
+    </w:p>
+    <w:p>
+      <w:pPr/>
+      <w:r>
+        <w:rPr>
+          <w:lang w:val="pt_PT" w:bidi="pt_PT"/>
+        </w:rPr>
+      </w:r>
+      <w:r>
+        <w:rPr>
+          <w:lang w:val="pt_PT" w:bidi="pt_PT"/>
+        </w:rPr>
         <w:t>O Portão dos Peixes ficava na seção norte de Jerusalém (</w:t>
       </w:r>
       <w:hyperlink r:id="rId41">
         <w:r>
           <w:rPr>
+            <w:lang w:val="pt_PT" w:bidi="pt_PT"/>
+          </w:rPr>
+          <w:rPr>
             <w:color w:val="0000EE"/>
             <w:u w:val="single"/>
           </w:rPr>
@@ -715,71 +1296,161 @@
         </w:r>
       </w:hyperlink>
       <w:r>
+        <w:rPr>
+          <w:lang w:val="pt_PT" w:bidi="pt_PT"/>
+        </w:rPr>
         <w:t>).</w:t>
       </w:r>
-      <w:r/>
-      <w:r/>
-    </w:p>
-    <w:p>
-      <w:r/>
+      <w:r>
+        <w:rPr>
+          <w:lang w:val="pt_PT" w:bidi="pt_PT"/>
+        </w:rPr>
+      </w:r>
+      <w:r>
+        <w:rPr>
+          <w:lang w:val="pt_PT" w:bidi="pt_PT"/>
+        </w:rPr>
+      </w:r>
+    </w:p>
+    <w:p>
+      <w:pPr/>
+      <w:r>
+        <w:rPr>
+          <w:lang w:val="pt_PT" w:bidi="pt_PT"/>
+        </w:rPr>
+      </w:r>
     </w:p>
     <w:p>
       <w:pPr>
         <w:pStyle w:val="Heading2"/>
       </w:pPr>
       <w:r>
+        <w:rPr>
+          <w:lang w:val="pt_PT" w:bidi="pt_PT"/>
+        </w:rPr>
         <w:t>Sofonias 1.13</w:t>
       </w:r>
-      <w:r/>
-    </w:p>
-    <w:p>
-      <w:r/>
-      <w:r>
+      <w:r>
+        <w:rPr>
+          <w:lang w:val="pt_PT" w:bidi="pt_PT"/>
+        </w:rPr>
+      </w:r>
+    </w:p>
+    <w:p>
+      <w:pPr/>
+      <w:r>
+        <w:rPr>
+          <w:lang w:val="pt_PT" w:bidi="pt_PT"/>
+        </w:rPr>
+      </w:r>
+      <w:r>
+        <w:rPr>
+          <w:lang w:val="pt_PT" w:bidi="pt_PT"/>
+        </w:rPr>
         <w:t>Deus enviaria uma força invasora para saquear Jerusalém. A destruição viria tão rapidamente que aqueles com ganhos ilícitos não sobreviveriam para desfrutar de sua riqueza.</w:t>
       </w:r>
-      <w:r/>
-      <w:r/>
-    </w:p>
-    <w:p>
-      <w:r/>
+      <w:r>
+        <w:rPr>
+          <w:lang w:val="pt_PT" w:bidi="pt_PT"/>
+        </w:rPr>
+      </w:r>
+      <w:r>
+        <w:rPr>
+          <w:lang w:val="pt_PT" w:bidi="pt_PT"/>
+        </w:rPr>
+      </w:r>
+    </w:p>
+    <w:p>
+      <w:pPr/>
+      <w:r>
+        <w:rPr>
+          <w:lang w:val="pt_PT" w:bidi="pt_PT"/>
+        </w:rPr>
+      </w:r>
     </w:p>
     <w:p>
       <w:pPr>
         <w:pStyle w:val="Heading2"/>
       </w:pPr>
       <w:r>
+        <w:rPr>
+          <w:lang w:val="pt_PT" w:bidi="pt_PT"/>
+        </w:rPr>
         <w:t>Sofonias 1.14–18</w:t>
       </w:r>
-      <w:r/>
-    </w:p>
-    <w:p>
-      <w:r/>
-      <w:r>
+      <w:r>
+        <w:rPr>
+          <w:lang w:val="pt_PT" w:bidi="pt_PT"/>
+        </w:rPr>
+      </w:r>
+    </w:p>
+    <w:p>
+      <w:pPr/>
+      <w:r>
+        <w:rPr>
+          <w:lang w:val="pt_PT" w:bidi="pt_PT"/>
+        </w:rPr>
+      </w:r>
+      <w:r>
+        <w:rPr>
+          <w:lang w:val="pt_PT" w:bidi="pt_PT"/>
+        </w:rPr>
         <w:t>O significado do dia do Senhor se expande para incluir a relação de Deus com toda a terra.</w:t>
       </w:r>
-      <w:r/>
-      <w:r/>
-    </w:p>
-    <w:p>
-      <w:r/>
+      <w:r>
+        <w:rPr>
+          <w:lang w:val="pt_PT" w:bidi="pt_PT"/>
+        </w:rPr>
+      </w:r>
+      <w:r>
+        <w:rPr>
+          <w:lang w:val="pt_PT" w:bidi="pt_PT"/>
+        </w:rPr>
+      </w:r>
+    </w:p>
+    <w:p>
+      <w:pPr/>
+      <w:r>
+        <w:rPr>
+          <w:lang w:val="pt_PT" w:bidi="pt_PT"/>
+        </w:rPr>
+      </w:r>
     </w:p>
     <w:p>
       <w:pPr>
         <w:pStyle w:val="Heading2"/>
       </w:pPr>
       <w:r>
+        <w:rPr>
+          <w:lang w:val="pt_PT" w:bidi="pt_PT"/>
+        </w:rPr>
         <w:t>Sofonias 1.15</w:t>
       </w:r>
-      <w:r/>
-    </w:p>
-    <w:p>
-      <w:r/>
-      <w:r>
+      <w:r>
+        <w:rPr>
+          <w:lang w:val="pt_PT" w:bidi="pt_PT"/>
+        </w:rPr>
+      </w:r>
+    </w:p>
+    <w:p>
+      <w:pPr/>
+      <w:r>
+        <w:rPr>
+          <w:lang w:val="pt_PT" w:bidi="pt_PT"/>
+        </w:rPr>
+      </w:r>
+      <w:r>
+        <w:rPr>
+          <w:lang w:val="pt_PT" w:bidi="pt_PT"/>
+        </w:rPr>
         <w:t xml:space="preserve">escuridão e trevas: Veja também </w:t>
       </w:r>
       <w:hyperlink r:id="rId42">
         <w:r>
           <w:rPr>
+            <w:lang w:val="pt_PT" w:bidi="pt_PT"/>
+          </w:rPr>
+          <w:rPr>
             <w:color w:val="0000EE"/>
             <w:u w:val="single"/>
           </w:rPr>
@@ -787,11 +1458,17 @@
         </w:r>
       </w:hyperlink>
       <w:r>
+        <w:rPr>
+          <w:lang w:val="pt_PT" w:bidi="pt_PT"/>
+        </w:rPr>
         <w:t xml:space="preserve">; </w:t>
       </w:r>
       <w:hyperlink r:id="rId43">
         <w:r>
           <w:rPr>
+            <w:lang w:val="pt_PT" w:bidi="pt_PT"/>
+          </w:rPr>
+          <w:rPr>
             <w:color w:val="0000EE"/>
             <w:u w:val="single"/>
           </w:rPr>
@@ -799,11 +1476,17 @@
         </w:r>
       </w:hyperlink>
       <w:r>
+        <w:rPr>
+          <w:lang w:val="pt_PT" w:bidi="pt_PT"/>
+        </w:rPr>
         <w:t xml:space="preserve">; </w:t>
       </w:r>
       <w:hyperlink r:id="rId44">
         <w:r>
           <w:rPr>
+            <w:lang w:val="pt_PT" w:bidi="pt_PT"/>
+          </w:rPr>
+          <w:rPr>
             <w:color w:val="0000EE"/>
             <w:u w:val="single"/>
           </w:rPr>
@@ -811,31 +1494,65 @@
         </w:r>
       </w:hyperlink>
       <w:r>
+        <w:rPr>
+          <w:lang w:val="pt_PT" w:bidi="pt_PT"/>
+        </w:rPr>
         <w:t>.</w:t>
       </w:r>
-      <w:r/>
-      <w:r/>
-    </w:p>
-    <w:p>
-      <w:r/>
+      <w:r>
+        <w:rPr>
+          <w:lang w:val="pt_PT" w:bidi="pt_PT"/>
+        </w:rPr>
+      </w:r>
+      <w:r>
+        <w:rPr>
+          <w:lang w:val="pt_PT" w:bidi="pt_PT"/>
+        </w:rPr>
+      </w:r>
+    </w:p>
+    <w:p>
+      <w:pPr/>
+      <w:r>
+        <w:rPr>
+          <w:lang w:val="pt_PT" w:bidi="pt_PT"/>
+        </w:rPr>
+      </w:r>
     </w:p>
     <w:p>
       <w:pPr>
         <w:pStyle w:val="Heading2"/>
       </w:pPr>
       <w:r>
+        <w:rPr>
+          <w:lang w:val="pt_PT" w:bidi="pt_PT"/>
+        </w:rPr>
         <w:t>Sofonias 1.17</w:t>
       </w:r>
-      <w:r/>
-    </w:p>
-    <w:p>
-      <w:r/>
-      <w:r>
+      <w:r>
+        <w:rPr>
+          <w:lang w:val="pt_PT" w:bidi="pt_PT"/>
+        </w:rPr>
+      </w:r>
+    </w:p>
+    <w:p>
+      <w:pPr/>
+      <w:r>
+        <w:rPr>
+          <w:lang w:val="pt_PT" w:bidi="pt_PT"/>
+        </w:rPr>
+      </w:r>
+      <w:r>
+        <w:rPr>
+          <w:lang w:val="pt_PT" w:bidi="pt_PT"/>
+        </w:rPr>
         <w:t xml:space="preserve">andarão de um lado para outro como se estivessem cegas: Um exemplo da justiça de Deus (veja também </w:t>
       </w:r>
       <w:hyperlink r:id="rId45">
         <w:r>
           <w:rPr>
+            <w:lang w:val="pt_PT" w:bidi="pt_PT"/>
+          </w:rPr>
+          <w:rPr>
             <w:color w:val="0000EE"/>
             <w:u w:val="single"/>
           </w:rPr>
@@ -843,11 +1560,17 @@
         </w:r>
       </w:hyperlink>
       <w:r>
+        <w:rPr>
+          <w:lang w:val="pt_PT" w:bidi="pt_PT"/>
+        </w:rPr>
         <w:t xml:space="preserve">). Porque o povo de Deus estava cego ética e espiritualmente (veja </w:t>
       </w:r>
       <w:hyperlink r:id="rId46">
         <w:r>
           <w:rPr>
+            <w:lang w:val="pt_PT" w:bidi="pt_PT"/>
+          </w:rPr>
+          <w:rPr>
             <w:color w:val="0000EE"/>
             <w:u w:val="single"/>
           </w:rPr>
@@ -855,11 +1578,17 @@
         </w:r>
       </w:hyperlink>
       <w:r>
+        <w:rPr>
+          <w:lang w:val="pt_PT" w:bidi="pt_PT"/>
+        </w:rPr>
         <w:t xml:space="preserve">; </w:t>
       </w:r>
       <w:hyperlink r:id="rId47">
         <w:r>
           <w:rPr>
+            <w:lang w:val="pt_PT" w:bidi="pt_PT"/>
+          </w:rPr>
+          <w:rPr>
             <w:color w:val="0000EE"/>
             <w:u w:val="single"/>
           </w:rPr>
@@ -867,11 +1596,17 @@
         </w:r>
       </w:hyperlink>
       <w:r>
+        <w:rPr>
+          <w:lang w:val="pt_PT" w:bidi="pt_PT"/>
+        </w:rPr>
         <w:t xml:space="preserve">; </w:t>
       </w:r>
       <w:hyperlink r:id="rId48">
         <w:r>
           <w:rPr>
+            <w:lang w:val="pt_PT" w:bidi="pt_PT"/>
+          </w:rPr>
+          <w:rPr>
             <w:color w:val="0000EE"/>
             <w:u w:val="single"/>
           </w:rPr>
@@ -879,11 +1614,17 @@
         </w:r>
       </w:hyperlink>
       <w:r>
+        <w:rPr>
+          <w:lang w:val="pt_PT" w:bidi="pt_PT"/>
+        </w:rPr>
         <w:t>) e havia pecado contra o Senhor e seus mandamentos, eles incorreriam nas penalidades justas especificadas na aliança de Deus com eles (</w:t>
       </w:r>
       <w:hyperlink r:id="rId49">
         <w:r>
           <w:rPr>
+            <w:lang w:val="pt_PT" w:bidi="pt_PT"/>
+          </w:rPr>
+          <w:rPr>
             <w:color w:val="0000EE"/>
             <w:u w:val="single"/>
           </w:rPr>
@@ -891,71 +1632,161 @@
         </w:r>
       </w:hyperlink>
       <w:r>
+        <w:rPr>
+          <w:lang w:val="pt_PT" w:bidi="pt_PT"/>
+        </w:rPr>
         <w:t>).</w:t>
       </w:r>
-      <w:r/>
-      <w:r/>
-    </w:p>
-    <w:p>
-      <w:r/>
+      <w:r>
+        <w:rPr>
+          <w:lang w:val="pt_PT" w:bidi="pt_PT"/>
+        </w:rPr>
+      </w:r>
+      <w:r>
+        <w:rPr>
+          <w:lang w:val="pt_PT" w:bidi="pt_PT"/>
+        </w:rPr>
+      </w:r>
+    </w:p>
+    <w:p>
+      <w:pPr/>
+      <w:r>
+        <w:rPr>
+          <w:lang w:val="pt_PT" w:bidi="pt_PT"/>
+        </w:rPr>
+      </w:r>
     </w:p>
     <w:p>
       <w:pPr>
         <w:pStyle w:val="Heading2"/>
       </w:pPr>
       <w:r>
+        <w:rPr>
+          <w:lang w:val="pt_PT" w:bidi="pt_PT"/>
+        </w:rPr>
         <w:t>Sofonias 2.1–3</w:t>
       </w:r>
-      <w:r/>
-    </w:p>
-    <w:p>
-      <w:r/>
-      <w:r>
+      <w:r>
+        <w:rPr>
+          <w:lang w:val="pt_PT" w:bidi="pt_PT"/>
+        </w:rPr>
+      </w:r>
+    </w:p>
+    <w:p>
+      <w:pPr/>
+      <w:r>
+        <w:rPr>
+          <w:lang w:val="pt_PT" w:bidi="pt_PT"/>
+        </w:rPr>
+      </w:r>
+      <w:r>
+        <w:rPr>
+          <w:lang w:val="pt_PT" w:bidi="pt_PT"/>
+        </w:rPr>
         <w:t>Diante do terrível espetáculo que ele descreveu, Sofonias convoca sua nação a se arrepender e se humilhar perante Deus.</w:t>
       </w:r>
-      <w:r/>
-      <w:r/>
-    </w:p>
-    <w:p>
-      <w:r/>
+      <w:r>
+        <w:rPr>
+          <w:lang w:val="pt_PT" w:bidi="pt_PT"/>
+        </w:rPr>
+      </w:r>
+      <w:r>
+        <w:rPr>
+          <w:lang w:val="pt_PT" w:bidi="pt_PT"/>
+        </w:rPr>
+      </w:r>
+    </w:p>
+    <w:p>
+      <w:pPr/>
+      <w:r>
+        <w:rPr>
+          <w:lang w:val="pt_PT" w:bidi="pt_PT"/>
+        </w:rPr>
+      </w:r>
     </w:p>
     <w:p>
       <w:pPr>
         <w:pStyle w:val="Heading2"/>
       </w:pPr>
       <w:r>
+        <w:rPr>
+          <w:lang w:val="pt_PT" w:bidi="pt_PT"/>
+        </w:rPr>
         <w:t>Sofonias 2.2</w:t>
       </w:r>
-      <w:r/>
-    </w:p>
-    <w:p>
-      <w:r/>
-      <w:r>
+      <w:r>
+        <w:rPr>
+          <w:lang w:val="pt_PT" w:bidi="pt_PT"/>
+        </w:rPr>
+      </w:r>
+    </w:p>
+    <w:p>
+      <w:pPr/>
+      <w:r>
+        <w:rPr>
+          <w:lang w:val="pt_PT" w:bidi="pt_PT"/>
+        </w:rPr>
+      </w:r>
+      <w:r>
+        <w:rPr>
+          <w:lang w:val="pt_PT" w:bidi="pt_PT"/>
+        </w:rPr>
         <w:t>Os agricultores debulhavam grãos em colinas ventosas. Quando lançavam os grãos misturados com a palha ao ar, o vento levava a palha embora, enquanto os grãos mais pesados caíam de volta ao chão. A oportunidade de se arrepender era passageira.</w:t>
       </w:r>
-      <w:r/>
-      <w:r/>
-    </w:p>
-    <w:p>
-      <w:r/>
+      <w:r>
+        <w:rPr>
+          <w:lang w:val="pt_PT" w:bidi="pt_PT"/>
+        </w:rPr>
+      </w:r>
+      <w:r>
+        <w:rPr>
+          <w:lang w:val="pt_PT" w:bidi="pt_PT"/>
+        </w:rPr>
+      </w:r>
+    </w:p>
+    <w:p>
+      <w:pPr/>
+      <w:r>
+        <w:rPr>
+          <w:lang w:val="pt_PT" w:bidi="pt_PT"/>
+        </w:rPr>
+      </w:r>
     </w:p>
     <w:p>
       <w:pPr>
         <w:pStyle w:val="Heading2"/>
       </w:pPr>
       <w:r>
+        <w:rPr>
+          <w:lang w:val="pt_PT" w:bidi="pt_PT"/>
+        </w:rPr>
         <w:t>Sofonias 2.3</w:t>
       </w:r>
-      <w:r/>
-    </w:p>
-    <w:p>
-      <w:r/>
-      <w:r>
+      <w:r>
+        <w:rPr>
+          <w:lang w:val="pt_PT" w:bidi="pt_PT"/>
+        </w:rPr>
+      </w:r>
+    </w:p>
+    <w:p>
+      <w:pPr/>
+      <w:r>
+        <w:rPr>
+          <w:lang w:val="pt_PT" w:bidi="pt_PT"/>
+        </w:rPr>
+      </w:r>
+      <w:r>
+        <w:rPr>
+          <w:lang w:val="pt_PT" w:bidi="pt_PT"/>
+        </w:rPr>
         <w:t>todos os humildes: A verdadeira humildade envolve submissão e dependência de Deus (</w:t>
       </w:r>
       <w:hyperlink r:id="rId50">
         <w:r>
           <w:rPr>
+            <w:lang w:val="pt_PT" w:bidi="pt_PT"/>
+          </w:rPr>
+          <w:rPr>
             <w:color w:val="0000EE"/>
             <w:u w:val="single"/>
           </w:rPr>
@@ -963,11 +1794,17 @@
         </w:r>
       </w:hyperlink>
       <w:r>
+        <w:rPr>
+          <w:lang w:val="pt_PT" w:bidi="pt_PT"/>
+        </w:rPr>
         <w:t xml:space="preserve">; </w:t>
       </w:r>
       <w:hyperlink r:id="rId51">
         <w:r>
           <w:rPr>
+            <w:lang w:val="pt_PT" w:bidi="pt_PT"/>
+          </w:rPr>
+          <w:rPr>
             <w:color w:val="0000EE"/>
             <w:u w:val="single"/>
           </w:rPr>
@@ -975,11 +1812,17 @@
         </w:r>
       </w:hyperlink>
       <w:r>
+        <w:rPr>
+          <w:lang w:val="pt_PT" w:bidi="pt_PT"/>
+        </w:rPr>
         <w:t xml:space="preserve">; </w:t>
       </w:r>
       <w:hyperlink r:id="rId52">
         <w:r>
           <w:rPr>
+            <w:lang w:val="pt_PT" w:bidi="pt_PT"/>
+          </w:rPr>
+          <w:rPr>
             <w:color w:val="0000EE"/>
             <w:u w:val="single"/>
           </w:rPr>
@@ -987,11 +1830,17 @@
         </w:r>
       </w:hyperlink>
       <w:r>
+        <w:rPr>
+          <w:lang w:val="pt_PT" w:bidi="pt_PT"/>
+        </w:rPr>
         <w:t xml:space="preserve">; </w:t>
       </w:r>
       <w:hyperlink r:id="rId53">
         <w:r>
           <w:rPr>
+            <w:lang w:val="pt_PT" w:bidi="pt_PT"/>
+          </w:rPr>
+          <w:rPr>
             <w:color w:val="0000EE"/>
             <w:u w:val="single"/>
           </w:rPr>
@@ -999,11 +1848,17 @@
         </w:r>
       </w:hyperlink>
       <w:r>
+        <w:rPr>
+          <w:lang w:val="pt_PT" w:bidi="pt_PT"/>
+        </w:rPr>
         <w:t xml:space="preserve">; </w:t>
       </w:r>
       <w:hyperlink r:id="rId54">
         <w:r>
           <w:rPr>
+            <w:lang w:val="pt_PT" w:bidi="pt_PT"/>
+          </w:rPr>
+          <w:rPr>
             <w:color w:val="0000EE"/>
             <w:u w:val="single"/>
           </w:rPr>
@@ -1011,31 +1866,65 @@
         </w:r>
       </w:hyperlink>
       <w:r>
+        <w:rPr>
+          <w:lang w:val="pt_PT" w:bidi="pt_PT"/>
+        </w:rPr>
         <w:t>).</w:t>
       </w:r>
-      <w:r/>
-      <w:r/>
-    </w:p>
-    <w:p>
-      <w:r/>
+      <w:r>
+        <w:rPr>
+          <w:lang w:val="pt_PT" w:bidi="pt_PT"/>
+        </w:rPr>
+      </w:r>
+      <w:r>
+        <w:rPr>
+          <w:lang w:val="pt_PT" w:bidi="pt_PT"/>
+        </w:rPr>
+      </w:r>
+    </w:p>
+    <w:p>
+      <w:pPr/>
+      <w:r>
+        <w:rPr>
+          <w:lang w:val="pt_PT" w:bidi="pt_PT"/>
+        </w:rPr>
+      </w:r>
     </w:p>
     <w:p>
       <w:pPr>
         <w:pStyle w:val="Heading2"/>
       </w:pPr>
       <w:r>
+        <w:rPr>
+          <w:lang w:val="pt_PT" w:bidi="pt_PT"/>
+        </w:rPr>
         <w:t>Sofonias 2.4</w:t>
       </w:r>
-      <w:r/>
-    </w:p>
-    <w:p>
-      <w:r/>
-      <w:r>
+      <w:r>
+        <w:rPr>
+          <w:lang w:val="pt_PT" w:bidi="pt_PT"/>
+        </w:rPr>
+      </w:r>
+    </w:p>
+    <w:p>
+      <w:pPr/>
+      <w:r>
+        <w:rPr>
+          <w:lang w:val="pt_PT" w:bidi="pt_PT"/>
+        </w:rPr>
+      </w:r>
+      <w:r>
+        <w:rPr>
+          <w:lang w:val="pt_PT" w:bidi="pt_PT"/>
+        </w:rPr>
         <w:t xml:space="preserve">O rei Nabucodonosor da Babilônia conquistou as cidades filisteias de Gaza, Asquelom, Asdode e Ecrom. Gaza permaneceu deserta, mas as outras se recuperaram e continuaram em tempos posteriores. Sofonias não menciona Gate, a quinta grande cidade filisteia (veja </w:t>
       </w:r>
       <w:hyperlink r:id="rId55">
         <w:r>
           <w:rPr>
+            <w:lang w:val="pt_PT" w:bidi="pt_PT"/>
+          </w:rPr>
+          <w:rPr>
             <w:color w:val="0000EE"/>
             <w:u w:val="single"/>
           </w:rPr>
@@ -1043,40 +1932,78 @@
         </w:r>
       </w:hyperlink>
       <w:r>
+        <w:rPr>
+          <w:lang w:val="pt_PT" w:bidi="pt_PT"/>
+        </w:rPr>
         <w:t>), que já havia desaparecido ou se tornado sem importância na época de Sofonias.</w:t>
       </w:r>
-      <w:r/>
-      <w:r/>
-    </w:p>
-    <w:p>
-      <w:r/>
+      <w:r>
+        <w:rPr>
+          <w:lang w:val="pt_PT" w:bidi="pt_PT"/>
+        </w:rPr>
+      </w:r>
+      <w:r>
+        <w:rPr>
+          <w:lang w:val="pt_PT" w:bidi="pt_PT"/>
+        </w:rPr>
+      </w:r>
+    </w:p>
+    <w:p>
+      <w:pPr/>
+      <w:r>
+        <w:rPr>
+          <w:lang w:val="pt_PT" w:bidi="pt_PT"/>
+        </w:rPr>
+      </w:r>
     </w:p>
     <w:p>
       <w:pPr>
         <w:pStyle w:val="Heading2"/>
       </w:pPr>
       <w:r>
+        <w:rPr>
+          <w:lang w:val="pt_PT" w:bidi="pt_PT"/>
+        </w:rPr>
         <w:t>Sofonias 2.4–15</w:t>
       </w:r>
-      <w:r/>
-    </w:p>
-    <w:p>
-      <w:r/>
-      <w:r>
+      <w:r>
+        <w:rPr>
+          <w:lang w:val="pt_PT" w:bidi="pt_PT"/>
+        </w:rPr>
+      </w:r>
+    </w:p>
+    <w:p>
+      <w:pPr/>
+      <w:r>
+        <w:rPr>
+          <w:lang w:val="pt_PT" w:bidi="pt_PT"/>
+        </w:rPr>
+      </w:r>
+      <w:r>
+        <w:rPr>
+          <w:lang w:val="pt_PT" w:bidi="pt_PT"/>
+        </w:rPr>
         <w:t>Sofonias iniciou seus pronunciamentos com os filisteus</w:t>
       </w:r>
       <w:r>
         <w:rPr>
           <w:i/>
+          <w:lang w:val="pt_PT" w:bidi="pt_PT"/>
         </w:rPr>
         <w:t>,</w:t>
       </w:r>
       <w:r>
+        <w:rPr>
+          <w:lang w:val="pt_PT" w:bidi="pt_PT"/>
+        </w:rPr>
         <w:t xml:space="preserve"> cujo reino ficava a oeste de Judá (</w:t>
       </w:r>
       <w:hyperlink r:id="rId56">
         <w:r>
           <w:rPr>
+            <w:lang w:val="pt_PT" w:bidi="pt_PT"/>
+          </w:rPr>
+          <w:rPr>
             <w:color w:val="0000EE"/>
             <w:u w:val="single"/>
           </w:rPr>
@@ -1084,11 +2011,17 @@
         </w:r>
       </w:hyperlink>
       <w:r>
+        <w:rPr>
+          <w:lang w:val="pt_PT" w:bidi="pt_PT"/>
+        </w:rPr>
         <w:t>). Ele prosseguiu para Moabe e Amom no leste (</w:t>
       </w:r>
       <w:hyperlink r:id="rId57">
         <w:r>
           <w:rPr>
+            <w:lang w:val="pt_PT" w:bidi="pt_PT"/>
+          </w:rPr>
+          <w:rPr>
             <w:color w:val="0000EE"/>
             <w:u w:val="single"/>
           </w:rPr>
@@ -1096,11 +2029,17 @@
         </w:r>
       </w:hyperlink>
       <w:r>
+        <w:rPr>
+          <w:lang w:val="pt_PT" w:bidi="pt_PT"/>
+        </w:rPr>
         <w:t>), e finalmente destacou Cuxe (Etiópia) ao sul (</w:t>
       </w:r>
       <w:hyperlink r:id="rId58">
         <w:r>
           <w:rPr>
+            <w:lang w:val="pt_PT" w:bidi="pt_PT"/>
+          </w:rPr>
+          <w:rPr>
             <w:color w:val="0000EE"/>
             <w:u w:val="single"/>
           </w:rPr>
@@ -1108,11 +2047,17 @@
         </w:r>
       </w:hyperlink>
       <w:r>
+        <w:rPr>
+          <w:lang w:val="pt_PT" w:bidi="pt_PT"/>
+        </w:rPr>
         <w:t>) e Assíria ao norte (</w:t>
       </w:r>
       <w:hyperlink r:id="rId59">
         <w:r>
           <w:rPr>
+            <w:lang w:val="pt_PT" w:bidi="pt_PT"/>
+          </w:rPr>
+          <w:rPr>
             <w:color w:val="0000EE"/>
             <w:u w:val="single"/>
           </w:rPr>
@@ -1120,31 +2065,65 @@
         </w:r>
       </w:hyperlink>
       <w:r>
+        <w:rPr>
+          <w:lang w:val="pt_PT" w:bidi="pt_PT"/>
+        </w:rPr>
         <w:t>).</w:t>
       </w:r>
-      <w:r/>
-      <w:r/>
-    </w:p>
-    <w:p>
-      <w:r/>
+      <w:r>
+        <w:rPr>
+          <w:lang w:val="pt_PT" w:bidi="pt_PT"/>
+        </w:rPr>
+      </w:r>
+      <w:r>
+        <w:rPr>
+          <w:lang w:val="pt_PT" w:bidi="pt_PT"/>
+        </w:rPr>
+      </w:r>
+    </w:p>
+    <w:p>
+      <w:pPr/>
+      <w:r>
+        <w:rPr>
+          <w:lang w:val="pt_PT" w:bidi="pt_PT"/>
+        </w:rPr>
+      </w:r>
     </w:p>
     <w:p>
       <w:pPr>
         <w:pStyle w:val="Heading2"/>
       </w:pPr>
       <w:r>
+        <w:rPr>
+          <w:lang w:val="pt_PT" w:bidi="pt_PT"/>
+        </w:rPr>
         <w:t>Sofonias 2.4–3.20</w:t>
       </w:r>
-      <w:r/>
-    </w:p>
-    <w:p>
-      <w:r/>
-      <w:r>
+      <w:r>
+        <w:rPr>
+          <w:lang w:val="pt_PT" w:bidi="pt_PT"/>
+        </w:rPr>
+      </w:r>
+    </w:p>
+    <w:p>
+      <w:pPr/>
+      <w:r>
+        <w:rPr>
+          <w:lang w:val="pt_PT" w:bidi="pt_PT"/>
+        </w:rPr>
+      </w:r>
+      <w:r>
+        <w:rPr>
+          <w:lang w:val="pt_PT" w:bidi="pt_PT"/>
+        </w:rPr>
         <w:t>Sofonias volta sua atenção para o julgamento das nações estrangeiras (</w:t>
       </w:r>
       <w:hyperlink r:id="rId60">
         <w:r>
           <w:rPr>
+            <w:lang w:val="pt_PT" w:bidi="pt_PT"/>
+          </w:rPr>
+          <w:rPr>
             <w:color w:val="0000EE"/>
             <w:u w:val="single"/>
           </w:rPr>
@@ -1152,11 +2131,17 @@
         </w:r>
       </w:hyperlink>
       <w:r>
+        <w:rPr>
+          <w:lang w:val="pt_PT" w:bidi="pt_PT"/>
+        </w:rPr>
         <w:t>) antes de retornar ao julgamento de Judá e Jerusalém (</w:t>
       </w:r>
       <w:hyperlink r:id="rId61">
         <w:r>
           <w:rPr>
+            <w:lang w:val="pt_PT" w:bidi="pt_PT"/>
+          </w:rPr>
+          <w:rPr>
             <w:color w:val="0000EE"/>
             <w:u w:val="single"/>
           </w:rPr>
@@ -1164,11 +2149,17 @@
         </w:r>
       </w:hyperlink>
       <w:r>
+        <w:rPr>
+          <w:lang w:val="pt_PT" w:bidi="pt_PT"/>
+        </w:rPr>
         <w:t>). Ele então descreve os planos de Deus para seu povo purificado e obediente (</w:t>
       </w:r>
       <w:hyperlink r:id="rId62">
         <w:r>
           <w:rPr>
+            <w:lang w:val="pt_PT" w:bidi="pt_PT"/>
+          </w:rPr>
+          <w:rPr>
             <w:color w:val="0000EE"/>
             <w:u w:val="single"/>
           </w:rPr>
@@ -1176,31 +2167,65 @@
         </w:r>
       </w:hyperlink>
       <w:r>
+        <w:rPr>
+          <w:lang w:val="pt_PT" w:bidi="pt_PT"/>
+        </w:rPr>
         <w:t>).</w:t>
       </w:r>
-      <w:r/>
-      <w:r/>
-    </w:p>
-    <w:p>
-      <w:r/>
+      <w:r>
+        <w:rPr>
+          <w:lang w:val="pt_PT" w:bidi="pt_PT"/>
+        </w:rPr>
+      </w:r>
+      <w:r>
+        <w:rPr>
+          <w:lang w:val="pt_PT" w:bidi="pt_PT"/>
+        </w:rPr>
+      </w:r>
+    </w:p>
+    <w:p>
+      <w:pPr/>
+      <w:r>
+        <w:rPr>
+          <w:lang w:val="pt_PT" w:bidi="pt_PT"/>
+        </w:rPr>
+      </w:r>
     </w:p>
     <w:p>
       <w:pPr>
         <w:pStyle w:val="Heading2"/>
       </w:pPr>
       <w:r>
+        <w:rPr>
+          <w:lang w:val="pt_PT" w:bidi="pt_PT"/>
+        </w:rPr>
         <w:t>Sofonias 2.5</w:t>
       </w:r>
-      <w:r/>
-    </w:p>
-    <w:p>
-      <w:r/>
-      <w:r>
+      <w:r>
+        <w:rPr>
+          <w:lang w:val="pt_PT" w:bidi="pt_PT"/>
+        </w:rPr>
+      </w:r>
+    </w:p>
+    <w:p>
+      <w:pPr/>
+      <w:r>
+        <w:rPr>
+          <w:lang w:val="pt_PT" w:bidi="pt_PT"/>
+        </w:rPr>
+      </w:r>
+      <w:r>
+        <w:rPr>
+          <w:lang w:val="pt_PT" w:bidi="pt_PT"/>
+        </w:rPr>
         <w:t xml:space="preserve">Os estudiosos do Antigo Testamento acreditam que os filisteus vieram da ilha de Creta (cp. </w:t>
       </w:r>
       <w:hyperlink r:id="rId63">
         <w:r>
           <w:rPr>
+            <w:lang w:val="pt_PT" w:bidi="pt_PT"/>
+          </w:rPr>
+          <w:rPr>
             <w:color w:val="0000EE"/>
             <w:u w:val="single"/>
           </w:rPr>
@@ -1208,31 +2233,65 @@
         </w:r>
       </w:hyperlink>
       <w:r>
+        <w:rPr>
+          <w:lang w:val="pt_PT" w:bidi="pt_PT"/>
+        </w:rPr>
         <w:t>).</w:t>
       </w:r>
-      <w:r/>
-      <w:r/>
-    </w:p>
-    <w:p>
-      <w:r/>
+      <w:r>
+        <w:rPr>
+          <w:lang w:val="pt_PT" w:bidi="pt_PT"/>
+        </w:rPr>
+      </w:r>
+      <w:r>
+        <w:rPr>
+          <w:lang w:val="pt_PT" w:bidi="pt_PT"/>
+        </w:rPr>
+      </w:r>
+    </w:p>
+    <w:p>
+      <w:pPr/>
+      <w:r>
+        <w:rPr>
+          <w:lang w:val="pt_PT" w:bidi="pt_PT"/>
+        </w:rPr>
+      </w:r>
     </w:p>
     <w:p>
       <w:pPr>
         <w:pStyle w:val="Heading2"/>
       </w:pPr>
       <w:r>
+        <w:rPr>
+          <w:lang w:val="pt_PT" w:bidi="pt_PT"/>
+        </w:rPr>
         <w:t>Sofonias 2.6</w:t>
       </w:r>
-      <w:r/>
-    </w:p>
-    <w:p>
-      <w:r/>
-      <w:r>
+      <w:r>
+        <w:rPr>
+          <w:lang w:val="pt_PT" w:bidi="pt_PT"/>
+        </w:rPr>
+      </w:r>
+    </w:p>
+    <w:p>
+      <w:pPr/>
+      <w:r>
+        <w:rPr>
+          <w:lang w:val="pt_PT" w:bidi="pt_PT"/>
+        </w:rPr>
+      </w:r>
+      <w:r>
+        <w:rPr>
+          <w:lang w:val="pt_PT" w:bidi="pt_PT"/>
+        </w:rPr>
         <w:t xml:space="preserve">pastos... barracas para os pastores e currais para os rebanhos: A destruição das cidades e seu retorno a um estado natural representa uma forma severa de punição de Deus. Veja também </w:t>
       </w:r>
       <w:hyperlink r:id="rId64">
         <w:r>
           <w:rPr>
+            <w:lang w:val="pt_PT" w:bidi="pt_PT"/>
+          </w:rPr>
+          <w:rPr>
             <w:color w:val="0000EE"/>
             <w:u w:val="single"/>
           </w:rPr>
@@ -1240,11 +2299,17 @@
         </w:r>
       </w:hyperlink>
       <w:r>
+        <w:rPr>
+          <w:lang w:val="pt_PT" w:bidi="pt_PT"/>
+        </w:rPr>
         <w:t xml:space="preserve">; </w:t>
       </w:r>
       <w:hyperlink r:id="rId65">
         <w:r>
           <w:rPr>
+            <w:lang w:val="pt_PT" w:bidi="pt_PT"/>
+          </w:rPr>
+          <w:rPr>
             <w:color w:val="0000EE"/>
             <w:u w:val="single"/>
           </w:rPr>
@@ -1252,11 +2317,17 @@
         </w:r>
       </w:hyperlink>
       <w:r>
+        <w:rPr>
+          <w:lang w:val="pt_PT" w:bidi="pt_PT"/>
+        </w:rPr>
         <w:t xml:space="preserve">; </w:t>
       </w:r>
       <w:hyperlink r:id="rId66">
         <w:r>
           <w:rPr>
+            <w:lang w:val="pt_PT" w:bidi="pt_PT"/>
+          </w:rPr>
+          <w:rPr>
             <w:color w:val="0000EE"/>
             <w:u w:val="single"/>
           </w:rPr>
@@ -1264,11 +2335,17 @@
         </w:r>
       </w:hyperlink>
       <w:r>
+        <w:rPr>
+          <w:lang w:val="pt_PT" w:bidi="pt_PT"/>
+        </w:rPr>
         <w:t xml:space="preserve">; </w:t>
       </w:r>
       <w:hyperlink r:id="rId67">
         <w:r>
           <w:rPr>
+            <w:lang w:val="pt_PT" w:bidi="pt_PT"/>
+          </w:rPr>
+          <w:rPr>
             <w:color w:val="0000EE"/>
             <w:u w:val="single"/>
           </w:rPr>
@@ -1276,31 +2353,65 @@
         </w:r>
       </w:hyperlink>
       <w:r>
+        <w:rPr>
+          <w:lang w:val="pt_PT" w:bidi="pt_PT"/>
+        </w:rPr>
         <w:t>.</w:t>
       </w:r>
-      <w:r/>
-      <w:r/>
-    </w:p>
-    <w:p>
-      <w:r/>
+      <w:r>
+        <w:rPr>
+          <w:lang w:val="pt_PT" w:bidi="pt_PT"/>
+        </w:rPr>
+      </w:r>
+      <w:r>
+        <w:rPr>
+          <w:lang w:val="pt_PT" w:bidi="pt_PT"/>
+        </w:rPr>
+      </w:r>
+    </w:p>
+    <w:p>
+      <w:pPr/>
+      <w:r>
+        <w:rPr>
+          <w:lang w:val="pt_PT" w:bidi="pt_PT"/>
+        </w:rPr>
+      </w:r>
     </w:p>
     <w:p>
       <w:pPr>
         <w:pStyle w:val="Heading2"/>
       </w:pPr>
       <w:r>
+        <w:rPr>
+          <w:lang w:val="pt_PT" w:bidi="pt_PT"/>
+        </w:rPr>
         <w:t>Sofonias 2.7</w:t>
       </w:r>
-      <w:r/>
-    </w:p>
-    <w:p>
-      <w:r/>
-      <w:r>
+      <w:r>
+        <w:rPr>
+          <w:lang w:val="pt_PT" w:bidi="pt_PT"/>
+        </w:rPr>
+      </w:r>
+    </w:p>
+    <w:p>
+      <w:pPr/>
+      <w:r>
+        <w:rPr>
+          <w:lang w:val="pt_PT" w:bidi="pt_PT"/>
+        </w:rPr>
+      </w:r>
+      <w:r>
+        <w:rPr>
+          <w:lang w:val="pt_PT" w:bidi="pt_PT"/>
+        </w:rPr>
         <w:t>Os adoradores de Baal (</w:t>
       </w:r>
       <w:hyperlink r:id="rId68">
         <w:r>
           <w:rPr>
+            <w:lang w:val="pt_PT" w:bidi="pt_PT"/>
+          </w:rPr>
+          <w:rPr>
             <w:color w:val="0000EE"/>
             <w:u w:val="single"/>
           </w:rPr>
@@ -1308,11 +2419,17 @@
         </w:r>
       </w:hyperlink>
       <w:r>
+        <w:rPr>
+          <w:lang w:val="pt_PT" w:bidi="pt_PT"/>
+        </w:rPr>
         <w:t>) e os filisteus nunca seriam restaurados (</w:t>
       </w:r>
       <w:hyperlink r:id="rId69">
         <w:r>
           <w:rPr>
+            <w:lang w:val="pt_PT" w:bidi="pt_PT"/>
+          </w:rPr>
+          <w:rPr>
             <w:color w:val="0000EE"/>
             <w:u w:val="single"/>
           </w:rPr>
@@ -1320,11 +2437,17 @@
         </w:r>
       </w:hyperlink>
       <w:r>
+        <w:rPr>
+          <w:lang w:val="pt_PT" w:bidi="pt_PT"/>
+        </w:rPr>
         <w:t xml:space="preserve">; veja também </w:t>
       </w:r>
       <w:hyperlink r:id="rId70">
         <w:r>
           <w:rPr>
+            <w:lang w:val="pt_PT" w:bidi="pt_PT"/>
+          </w:rPr>
+          <w:rPr>
             <w:color w:val="0000EE"/>
             <w:u w:val="single"/>
           </w:rPr>
@@ -1332,11 +2455,17 @@
         </w:r>
       </w:hyperlink>
       <w:r>
+        <w:rPr>
+          <w:lang w:val="pt_PT" w:bidi="pt_PT"/>
+        </w:rPr>
         <w:t>). Em contraste, Deus prometeu trazer de volta o remanescente de seu povo à sua terra, cuidar deles e restaurá-los à prosperidade (</w:t>
       </w:r>
       <w:hyperlink r:id="rId71">
         <w:r>
           <w:rPr>
+            <w:lang w:val="pt_PT" w:bidi="pt_PT"/>
+          </w:rPr>
+          <w:rPr>
             <w:color w:val="0000EE"/>
             <w:u w:val="single"/>
           </w:rPr>
@@ -1344,11 +2473,17 @@
         </w:r>
       </w:hyperlink>
       <w:r>
+        <w:rPr>
+          <w:lang w:val="pt_PT" w:bidi="pt_PT"/>
+        </w:rPr>
         <w:t xml:space="preserve">; </w:t>
       </w:r>
       <w:hyperlink r:id="rId72">
         <w:r>
           <w:rPr>
+            <w:lang w:val="pt_PT" w:bidi="pt_PT"/>
+          </w:rPr>
+          <w:rPr>
             <w:color w:val="0000EE"/>
             <w:u w:val="single"/>
           </w:rPr>
@@ -1356,11 +2491,17 @@
         </w:r>
       </w:hyperlink>
       <w:r>
+        <w:rPr>
+          <w:lang w:val="pt_PT" w:bidi="pt_PT"/>
+        </w:rPr>
         <w:t xml:space="preserve">; </w:t>
       </w:r>
       <w:hyperlink r:id="rId73">
         <w:r>
           <w:rPr>
+            <w:lang w:val="pt_PT" w:bidi="pt_PT"/>
+          </w:rPr>
+          <w:rPr>
             <w:color w:val="0000EE"/>
             <w:u w:val="single"/>
           </w:rPr>
@@ -1368,11 +2509,17 @@
         </w:r>
       </w:hyperlink>
       <w:r>
+        <w:rPr>
+          <w:lang w:val="pt_PT" w:bidi="pt_PT"/>
+        </w:rPr>
         <w:t xml:space="preserve">; </w:t>
       </w:r>
       <w:hyperlink r:id="rId74">
         <w:r>
           <w:rPr>
+            <w:lang w:val="pt_PT" w:bidi="pt_PT"/>
+          </w:rPr>
+          <w:rPr>
             <w:color w:val="0000EE"/>
             <w:u w:val="single"/>
           </w:rPr>
@@ -1380,11 +2527,17 @@
         </w:r>
       </w:hyperlink>
       <w:r>
+        <w:rPr>
+          <w:lang w:val="pt_PT" w:bidi="pt_PT"/>
+        </w:rPr>
         <w:t xml:space="preserve">, </w:t>
       </w:r>
       <w:hyperlink r:id="rId75">
         <w:r>
           <w:rPr>
+            <w:lang w:val="pt_PT" w:bidi="pt_PT"/>
+          </w:rPr>
+          <w:rPr>
             <w:color w:val="0000EE"/>
             <w:u w:val="single"/>
           </w:rPr>
@@ -1392,31 +2545,65 @@
         </w:r>
       </w:hyperlink>
       <w:r>
+        <w:rPr>
+          <w:lang w:val="pt_PT" w:bidi="pt_PT"/>
+        </w:rPr>
         <w:t>).</w:t>
       </w:r>
-      <w:r/>
-      <w:r/>
-    </w:p>
-    <w:p>
-      <w:r/>
+      <w:r>
+        <w:rPr>
+          <w:lang w:val="pt_PT" w:bidi="pt_PT"/>
+        </w:rPr>
+      </w:r>
+      <w:r>
+        <w:rPr>
+          <w:lang w:val="pt_PT" w:bidi="pt_PT"/>
+        </w:rPr>
+      </w:r>
+    </w:p>
+    <w:p>
+      <w:pPr/>
+      <w:r>
+        <w:rPr>
+          <w:lang w:val="pt_PT" w:bidi="pt_PT"/>
+        </w:rPr>
+      </w:r>
     </w:p>
     <w:p>
       <w:pPr>
         <w:pStyle w:val="Heading2"/>
       </w:pPr>
       <w:r>
+        <w:rPr>
+          <w:lang w:val="pt_PT" w:bidi="pt_PT"/>
+        </w:rPr>
         <w:t>Sofonias 2.8</w:t>
       </w:r>
-      <w:r/>
-    </w:p>
-    <w:p>
-      <w:r/>
-      <w:r>
+      <w:r>
+        <w:rPr>
+          <w:lang w:val="pt_PT" w:bidi="pt_PT"/>
+        </w:rPr>
+      </w:r>
+    </w:p>
+    <w:p>
+      <w:pPr/>
+      <w:r>
+        <w:rPr>
+          <w:lang w:val="pt_PT" w:bidi="pt_PT"/>
+        </w:rPr>
+      </w:r>
+      <w:r>
+        <w:rPr>
+          <w:lang w:val="pt_PT" w:bidi="pt_PT"/>
+        </w:rPr>
         <w:t xml:space="preserve">Os moabitas e amonitas eram inimigos tradicionais de Israel. Os israelitas frequentemente lutavam contra eles (veja </w:t>
       </w:r>
       <w:hyperlink r:id="rId76">
         <w:r>
           <w:rPr>
+            <w:lang w:val="pt_PT" w:bidi="pt_PT"/>
+          </w:rPr>
+          <w:rPr>
             <w:color w:val="0000EE"/>
             <w:u w:val="single"/>
           </w:rPr>
@@ -1424,11 +2611,17 @@
         </w:r>
       </w:hyperlink>
       <w:r>
+        <w:rPr>
+          <w:lang w:val="pt_PT" w:bidi="pt_PT"/>
+        </w:rPr>
         <w:t xml:space="preserve">; </w:t>
       </w:r>
       <w:hyperlink r:id="rId77">
         <w:r>
           <w:rPr>
+            <w:lang w:val="pt_PT" w:bidi="pt_PT"/>
+          </w:rPr>
+          <w:rPr>
             <w:color w:val="0000EE"/>
             <w:u w:val="single"/>
           </w:rPr>
@@ -1436,11 +2629,17 @@
         </w:r>
       </w:hyperlink>
       <w:r>
+        <w:rPr>
+          <w:lang w:val="pt_PT" w:bidi="pt_PT"/>
+        </w:rPr>
         <w:t>), e eles permaneceram inimigos de Israel até o fim (</w:t>
       </w:r>
       <w:hyperlink r:id="rId78">
         <w:r>
           <w:rPr>
+            <w:lang w:val="pt_PT" w:bidi="pt_PT"/>
+          </w:rPr>
+          <w:rPr>
             <w:color w:val="0000EE"/>
             <w:u w:val="single"/>
           </w:rPr>
@@ -1448,11 +2647,17 @@
         </w:r>
       </w:hyperlink>
       <w:r>
+        <w:rPr>
+          <w:lang w:val="pt_PT" w:bidi="pt_PT"/>
+        </w:rPr>
         <w:t xml:space="preserve">; </w:t>
       </w:r>
       <w:hyperlink r:id="rId79">
         <w:r>
           <w:rPr>
+            <w:lang w:val="pt_PT" w:bidi="pt_PT"/>
+          </w:rPr>
+          <w:rPr>
             <w:color w:val="0000EE"/>
             <w:u w:val="single"/>
           </w:rPr>
@@ -1460,11 +2665,17 @@
         </w:r>
       </w:hyperlink>
       <w:r>
+        <w:rPr>
+          <w:lang w:val="pt_PT" w:bidi="pt_PT"/>
+        </w:rPr>
         <w:t xml:space="preserve">). • zombarem... insultarem: Os israelitas não apenas sofreram ataques repetidos dos moabitas e amonitas (veja </w:t>
       </w:r>
       <w:hyperlink r:id="rId80">
         <w:r>
           <w:rPr>
+            <w:lang w:val="pt_PT" w:bidi="pt_PT"/>
+          </w:rPr>
+          <w:rPr>
             <w:color w:val="0000EE"/>
             <w:u w:val="single"/>
           </w:rPr>
@@ -1472,31 +2683,65 @@
         </w:r>
       </w:hyperlink>
       <w:r>
+        <w:rPr>
+          <w:lang w:val="pt_PT" w:bidi="pt_PT"/>
+        </w:rPr>
         <w:t>), mas também suportaram seus insultos sobre seus sucessos.</w:t>
       </w:r>
-      <w:r/>
-      <w:r/>
-    </w:p>
-    <w:p>
-      <w:r/>
+      <w:r>
+        <w:rPr>
+          <w:lang w:val="pt_PT" w:bidi="pt_PT"/>
+        </w:rPr>
+      </w:r>
+      <w:r>
+        <w:rPr>
+          <w:lang w:val="pt_PT" w:bidi="pt_PT"/>
+        </w:rPr>
+      </w:r>
+    </w:p>
+    <w:p>
+      <w:pPr/>
+      <w:r>
+        <w:rPr>
+          <w:lang w:val="pt_PT" w:bidi="pt_PT"/>
+        </w:rPr>
+      </w:r>
     </w:p>
     <w:p>
       <w:pPr>
         <w:pStyle w:val="Heading2"/>
       </w:pPr>
       <w:r>
+        <w:rPr>
+          <w:lang w:val="pt_PT" w:bidi="pt_PT"/>
+        </w:rPr>
         <w:t>Sofonias 2.9</w:t>
       </w:r>
-      <w:r/>
-    </w:p>
-    <w:p>
-      <w:r/>
-      <w:r>
+      <w:r>
+        <w:rPr>
+          <w:lang w:val="pt_PT" w:bidi="pt_PT"/>
+        </w:rPr>
+      </w:r>
+    </w:p>
+    <w:p>
+      <w:pPr/>
+      <w:r>
+        <w:rPr>
+          <w:lang w:val="pt_PT" w:bidi="pt_PT"/>
+        </w:rPr>
+      </w:r>
+      <w:r>
+        <w:rPr>
+          <w:lang w:val="pt_PT" w:bidi="pt_PT"/>
+        </w:rPr>
         <w:t>A destruição de Sodoma e Gomorra serve como um exemplo do julgamento severo de Deus sobre o pecado, tanto no Antigo Testamento (</w:t>
       </w:r>
       <w:hyperlink r:id="rId81">
         <w:r>
           <w:rPr>
+            <w:lang w:val="pt_PT" w:bidi="pt_PT"/>
+          </w:rPr>
+          <w:rPr>
             <w:color w:val="0000EE"/>
             <w:u w:val="single"/>
           </w:rPr>
@@ -1504,11 +2749,17 @@
         </w:r>
       </w:hyperlink>
       <w:r>
+        <w:rPr>
+          <w:lang w:val="pt_PT" w:bidi="pt_PT"/>
+        </w:rPr>
         <w:t xml:space="preserve">; </w:t>
       </w:r>
       <w:hyperlink r:id="rId82">
         <w:r>
           <w:rPr>
+            <w:lang w:val="pt_PT" w:bidi="pt_PT"/>
+          </w:rPr>
+          <w:rPr>
             <w:color w:val="0000EE"/>
             <w:u w:val="single"/>
           </w:rPr>
@@ -1516,11 +2767,17 @@
         </w:r>
       </w:hyperlink>
       <w:r>
+        <w:rPr>
+          <w:lang w:val="pt_PT" w:bidi="pt_PT"/>
+        </w:rPr>
         <w:t xml:space="preserve">; </w:t>
       </w:r>
       <w:hyperlink r:id="rId83">
         <w:r>
           <w:rPr>
+            <w:lang w:val="pt_PT" w:bidi="pt_PT"/>
+          </w:rPr>
+          <w:rPr>
             <w:color w:val="0000EE"/>
             <w:u w:val="single"/>
           </w:rPr>
@@ -1528,11 +2785,17 @@
         </w:r>
       </w:hyperlink>
       <w:r>
+        <w:rPr>
+          <w:lang w:val="pt_PT" w:bidi="pt_PT"/>
+        </w:rPr>
         <w:t xml:space="preserve">; </w:t>
       </w:r>
       <w:hyperlink r:id="rId84">
         <w:r>
           <w:rPr>
+            <w:lang w:val="pt_PT" w:bidi="pt_PT"/>
+          </w:rPr>
+          <w:rPr>
             <w:color w:val="0000EE"/>
             <w:u w:val="single"/>
           </w:rPr>
@@ -1540,11 +2803,17 @@
         </w:r>
       </w:hyperlink>
       <w:r>
+        <w:rPr>
+          <w:lang w:val="pt_PT" w:bidi="pt_PT"/>
+        </w:rPr>
         <w:t>) quanto no Novo Testamento (</w:t>
       </w:r>
       <w:hyperlink r:id="rId85">
         <w:r>
           <w:rPr>
+            <w:lang w:val="pt_PT" w:bidi="pt_PT"/>
+          </w:rPr>
+          <w:rPr>
             <w:color w:val="0000EE"/>
             <w:u w:val="single"/>
           </w:rPr>
@@ -1552,11 +2821,17 @@
         </w:r>
       </w:hyperlink>
       <w:r>
+        <w:rPr>
+          <w:lang w:val="pt_PT" w:bidi="pt_PT"/>
+        </w:rPr>
         <w:t xml:space="preserve">; </w:t>
       </w:r>
       <w:hyperlink r:id="rId86">
         <w:r>
           <w:rPr>
+            <w:lang w:val="pt_PT" w:bidi="pt_PT"/>
+          </w:rPr>
+          <w:rPr>
             <w:color w:val="0000EE"/>
             <w:u w:val="single"/>
           </w:rPr>
@@ -1564,11 +2839,17 @@
         </w:r>
       </w:hyperlink>
       <w:r>
+        <w:rPr>
+          <w:lang w:val="pt_PT" w:bidi="pt_PT"/>
+        </w:rPr>
         <w:t xml:space="preserve">; </w:t>
       </w:r>
       <w:hyperlink r:id="rId87">
         <w:r>
           <w:rPr>
+            <w:lang w:val="pt_PT" w:bidi="pt_PT"/>
+          </w:rPr>
+          <w:rPr>
             <w:color w:val="0000EE"/>
             <w:u w:val="single"/>
           </w:rPr>
@@ -1576,11 +2857,17 @@
         </w:r>
       </w:hyperlink>
       <w:r>
+        <w:rPr>
+          <w:lang w:val="pt_PT" w:bidi="pt_PT"/>
+        </w:rPr>
         <w:t>). • poços de sal: Um desperdício arruinado (</w:t>
       </w:r>
       <w:hyperlink r:id="rId81">
         <w:r>
           <w:rPr>
+            <w:lang w:val="pt_PT" w:bidi="pt_PT"/>
+          </w:rPr>
+          <w:rPr>
             <w:color w:val="0000EE"/>
             <w:u w:val="single"/>
           </w:rPr>
@@ -1588,11 +2875,17 @@
         </w:r>
       </w:hyperlink>
       <w:r>
+        <w:rPr>
+          <w:lang w:val="pt_PT" w:bidi="pt_PT"/>
+        </w:rPr>
         <w:t xml:space="preserve">; </w:t>
       </w:r>
       <w:hyperlink r:id="rId88">
         <w:r>
           <w:rPr>
+            <w:lang w:val="pt_PT" w:bidi="pt_PT"/>
+          </w:rPr>
+          <w:rPr>
             <w:color w:val="0000EE"/>
             <w:u w:val="single"/>
           </w:rPr>
@@ -1600,11 +2893,17 @@
         </w:r>
       </w:hyperlink>
       <w:r>
+        <w:rPr>
+          <w:lang w:val="pt_PT" w:bidi="pt_PT"/>
+        </w:rPr>
         <w:t xml:space="preserve">; </w:t>
       </w:r>
       <w:hyperlink r:id="rId89">
         <w:r>
           <w:rPr>
+            <w:lang w:val="pt_PT" w:bidi="pt_PT"/>
+          </w:rPr>
+          <w:rPr>
             <w:color w:val="0000EE"/>
             <w:u w:val="single"/>
           </w:rPr>
@@ -1612,11 +2911,17 @@
         </w:r>
       </w:hyperlink>
       <w:r>
+        <w:rPr>
+          <w:lang w:val="pt_PT" w:bidi="pt_PT"/>
+        </w:rPr>
         <w:t xml:space="preserve">). Semear a terra com sal era um marco de julgamento permanente (veja </w:t>
       </w:r>
       <w:hyperlink r:id="rId90">
         <w:r>
           <w:rPr>
+            <w:lang w:val="pt_PT" w:bidi="pt_PT"/>
+          </w:rPr>
+          <w:rPr>
             <w:color w:val="0000EE"/>
             <w:u w:val="single"/>
           </w:rPr>
@@ -1624,31 +2929,65 @@
         </w:r>
       </w:hyperlink>
       <w:r>
+        <w:rPr>
+          <w:lang w:val="pt_PT" w:bidi="pt_PT"/>
+        </w:rPr>
         <w:t>) porque tornava o solo estéril.</w:t>
       </w:r>
-      <w:r/>
-      <w:r/>
-    </w:p>
-    <w:p>
-      <w:r/>
+      <w:r>
+        <w:rPr>
+          <w:lang w:val="pt_PT" w:bidi="pt_PT"/>
+        </w:rPr>
+      </w:r>
+      <w:r>
+        <w:rPr>
+          <w:lang w:val="pt_PT" w:bidi="pt_PT"/>
+        </w:rPr>
+      </w:r>
+    </w:p>
+    <w:p>
+      <w:pPr/>
+      <w:r>
+        <w:rPr>
+          <w:lang w:val="pt_PT" w:bidi="pt_PT"/>
+        </w:rPr>
+      </w:r>
     </w:p>
     <w:p>
       <w:pPr>
         <w:pStyle w:val="Heading2"/>
       </w:pPr>
       <w:r>
+        <w:rPr>
+          <w:lang w:val="pt_PT" w:bidi="pt_PT"/>
+        </w:rPr>
         <w:t>Sofonias 2.11</w:t>
       </w:r>
-      <w:r/>
-    </w:p>
-    <w:p>
-      <w:r/>
-      <w:r>
+      <w:r>
+        <w:rPr>
+          <w:lang w:val="pt_PT" w:bidi="pt_PT"/>
+        </w:rPr>
+      </w:r>
+    </w:p>
+    <w:p>
+      <w:pPr/>
+      <w:r>
+        <w:rPr>
+          <w:lang w:val="pt_PT" w:bidi="pt_PT"/>
+        </w:rPr>
+      </w:r>
+      <w:r>
+        <w:rPr>
+          <w:lang w:val="pt_PT" w:bidi="pt_PT"/>
+        </w:rPr>
         <w:t>povos... adorarão a Deus: No fim da história, todas as pessoas em todos os lugares adorarão somente a Deus (</w:t>
       </w:r>
       <w:hyperlink r:id="rId91">
         <w:r>
           <w:rPr>
+            <w:lang w:val="pt_PT" w:bidi="pt_PT"/>
+          </w:rPr>
+          <w:rPr>
             <w:color w:val="0000EE"/>
             <w:u w:val="single"/>
           </w:rPr>
@@ -1656,11 +2995,17 @@
         </w:r>
       </w:hyperlink>
       <w:r>
+        <w:rPr>
+          <w:lang w:val="pt_PT" w:bidi="pt_PT"/>
+        </w:rPr>
         <w:t xml:space="preserve">; </w:t>
       </w:r>
       <w:hyperlink r:id="rId92">
         <w:r>
           <w:rPr>
+            <w:lang w:val="pt_PT" w:bidi="pt_PT"/>
+          </w:rPr>
+          <w:rPr>
             <w:color w:val="0000EE"/>
             <w:u w:val="single"/>
           </w:rPr>
@@ -1668,11 +3013,17 @@
         </w:r>
       </w:hyperlink>
       <w:r>
+        <w:rPr>
+          <w:lang w:val="pt_PT" w:bidi="pt_PT"/>
+        </w:rPr>
         <w:t xml:space="preserve">; </w:t>
       </w:r>
       <w:hyperlink r:id="rId93">
         <w:r>
           <w:rPr>
+            <w:lang w:val="pt_PT" w:bidi="pt_PT"/>
+          </w:rPr>
+          <w:rPr>
             <w:color w:val="0000EE"/>
             <w:u w:val="single"/>
           </w:rPr>
@@ -1680,11 +3031,17 @@
         </w:r>
       </w:hyperlink>
       <w:r>
+        <w:rPr>
+          <w:lang w:val="pt_PT" w:bidi="pt_PT"/>
+        </w:rPr>
         <w:t xml:space="preserve">; </w:t>
       </w:r>
       <w:hyperlink r:id="rId94">
         <w:r>
           <w:rPr>
+            <w:lang w:val="pt_PT" w:bidi="pt_PT"/>
+          </w:rPr>
+          <w:rPr>
             <w:color w:val="0000EE"/>
             <w:u w:val="single"/>
           </w:rPr>
@@ -1692,60 +3049,126 @@
         </w:r>
       </w:hyperlink>
       <w:r>
+        <w:rPr>
+          <w:lang w:val="pt_PT" w:bidi="pt_PT"/>
+        </w:rPr>
         <w:t>).</w:t>
       </w:r>
-      <w:r/>
-      <w:r/>
-    </w:p>
-    <w:p>
-      <w:r/>
+      <w:r>
+        <w:rPr>
+          <w:lang w:val="pt_PT" w:bidi="pt_PT"/>
+        </w:rPr>
+      </w:r>
+      <w:r>
+        <w:rPr>
+          <w:lang w:val="pt_PT" w:bidi="pt_PT"/>
+        </w:rPr>
+      </w:r>
+    </w:p>
+    <w:p>
+      <w:pPr/>
+      <w:r>
+        <w:rPr>
+          <w:lang w:val="pt_PT" w:bidi="pt_PT"/>
+        </w:rPr>
+      </w:r>
     </w:p>
     <w:p>
       <w:pPr>
         <w:pStyle w:val="Heading2"/>
       </w:pPr>
       <w:r>
+        <w:rPr>
+          <w:lang w:val="pt_PT" w:bidi="pt_PT"/>
+        </w:rPr>
         <w:t>Sofonias 2.12</w:t>
       </w:r>
-      <w:r/>
-    </w:p>
-    <w:p>
-      <w:r/>
-      <w:r>
+      <w:r>
+        <w:rPr>
+          <w:lang w:val="pt_PT" w:bidi="pt_PT"/>
+        </w:rPr>
+      </w:r>
+    </w:p>
+    <w:p>
+      <w:pPr/>
+      <w:r>
+        <w:rPr>
+          <w:lang w:val="pt_PT" w:bidi="pt_PT"/>
+        </w:rPr>
+      </w:r>
+      <w:r>
+        <w:rPr>
+          <w:lang w:val="pt_PT" w:bidi="pt_PT"/>
+        </w:rPr>
         <w:t xml:space="preserve">Etíopes: do hebraico </w:t>
       </w:r>
       <w:r>
         <w:rPr>
           <w:i/>
+          <w:lang w:val="pt_PT" w:bidi="pt_PT"/>
         </w:rPr>
         <w:t>Cuxitas.</w:t>
       </w:r>
       <w:r>
+        <w:rPr>
+          <w:lang w:val="pt_PT" w:bidi="pt_PT"/>
+        </w:rPr>
         <w:t xml:space="preserve"> Embora o termo hebraico possa se referir a qualquer nação ou povo ao longo da borda sul do mundo conhecido daquela época, aqui refere-se especificamente à dinastia etíope que governou o Egito.</w:t>
       </w:r>
-      <w:r/>
-      <w:r/>
-    </w:p>
-    <w:p>
-      <w:r/>
+      <w:r>
+        <w:rPr>
+          <w:lang w:val="pt_PT" w:bidi="pt_PT"/>
+        </w:rPr>
+      </w:r>
+      <w:r>
+        <w:rPr>
+          <w:lang w:val="pt_PT" w:bidi="pt_PT"/>
+        </w:rPr>
+      </w:r>
+    </w:p>
+    <w:p>
+      <w:pPr/>
+      <w:r>
+        <w:rPr>
+          <w:lang w:val="pt_PT" w:bidi="pt_PT"/>
+        </w:rPr>
+      </w:r>
     </w:p>
     <w:p>
       <w:pPr>
         <w:pStyle w:val="Heading2"/>
       </w:pPr>
       <w:r>
+        <w:rPr>
+          <w:lang w:val="pt_PT" w:bidi="pt_PT"/>
+        </w:rPr>
         <w:t>Sofonias 2.13</w:t>
       </w:r>
-      <w:r/>
-    </w:p>
-    <w:p>
-      <w:r/>
-      <w:r>
+      <w:r>
+        <w:rPr>
+          <w:lang w:val="pt_PT" w:bidi="pt_PT"/>
+        </w:rPr>
+      </w:r>
+    </w:p>
+    <w:p>
+      <w:pPr/>
+      <w:r>
+        <w:rPr>
+          <w:lang w:val="pt_PT" w:bidi="pt_PT"/>
+        </w:rPr>
+      </w:r>
+      <w:r>
+        <w:rPr>
+          <w:lang w:val="pt_PT" w:bidi="pt_PT"/>
+        </w:rPr>
         <w:t>Sofonias se volta do sul (</w:t>
       </w:r>
       <w:hyperlink r:id="rId58">
         <w:r>
           <w:rPr>
+            <w:lang w:val="pt_PT" w:bidi="pt_PT"/>
+          </w:rPr>
+          <w:rPr>
             <w:color w:val="0000EE"/>
             <w:u w:val="single"/>
           </w:rPr>
@@ -1753,51 +3176,113 @@
         </w:r>
       </w:hyperlink>
       <w:r>
+        <w:rPr>
+          <w:lang w:val="pt_PT" w:bidi="pt_PT"/>
+        </w:rPr>
         <w:t>) para o norte. Como Naum antes dele, ele anuncia a iminente queda da Assíria.</w:t>
       </w:r>
-      <w:r/>
-      <w:r/>
-    </w:p>
-    <w:p>
-      <w:r/>
+      <w:r>
+        <w:rPr>
+          <w:lang w:val="pt_PT" w:bidi="pt_PT"/>
+        </w:rPr>
+      </w:r>
+      <w:r>
+        <w:rPr>
+          <w:lang w:val="pt_PT" w:bidi="pt_PT"/>
+        </w:rPr>
+      </w:r>
+    </w:p>
+    <w:p>
+      <w:pPr/>
+      <w:r>
+        <w:rPr>
+          <w:lang w:val="pt_PT" w:bidi="pt_PT"/>
+        </w:rPr>
+      </w:r>
     </w:p>
     <w:p>
       <w:pPr>
         <w:pStyle w:val="Heading2"/>
       </w:pPr>
       <w:r>
+        <w:rPr>
+          <w:lang w:val="pt_PT" w:bidi="pt_PT"/>
+        </w:rPr>
         <w:t>Sofonias 2.14</w:t>
       </w:r>
-      <w:r/>
-    </w:p>
-    <w:p>
-      <w:r/>
-      <w:r>
+      <w:r>
+        <w:rPr>
+          <w:lang w:val="pt_PT" w:bidi="pt_PT"/>
+        </w:rPr>
+      </w:r>
+    </w:p>
+    <w:p>
+      <w:pPr/>
+      <w:r>
+        <w:rPr>
+          <w:lang w:val="pt_PT" w:bidi="pt_PT"/>
+        </w:rPr>
+      </w:r>
+      <w:r>
+        <w:rPr>
+          <w:lang w:val="pt_PT" w:bidi="pt_PT"/>
+        </w:rPr>
         <w:t>Para reforçar seu ponto sobre o destino de Nínive, Sofonias evoca uma imagem poderosa: escombros preencheriam as portas pelas quais os ricos e poderosos de Nínive haviam passado. Os sons assustadores de corujas piando em janelas vazias acentuariam a desolação da cidade.</w:t>
       </w:r>
-      <w:r/>
-      <w:r/>
-    </w:p>
-    <w:p>
-      <w:r/>
+      <w:r>
+        <w:rPr>
+          <w:lang w:val="pt_PT" w:bidi="pt_PT"/>
+        </w:rPr>
+      </w:r>
+      <w:r>
+        <w:rPr>
+          <w:lang w:val="pt_PT" w:bidi="pt_PT"/>
+        </w:rPr>
+      </w:r>
+    </w:p>
+    <w:p>
+      <w:pPr/>
+      <w:r>
+        <w:rPr>
+          <w:lang w:val="pt_PT" w:bidi="pt_PT"/>
+        </w:rPr>
+      </w:r>
     </w:p>
     <w:p>
       <w:pPr>
         <w:pStyle w:val="Heading2"/>
       </w:pPr>
       <w:r>
+        <w:rPr>
+          <w:lang w:val="pt_PT" w:bidi="pt_PT"/>
+        </w:rPr>
         <w:t>Sofonias 2.15</w:t>
       </w:r>
-      <w:r/>
-    </w:p>
-    <w:p>
-      <w:r/>
-      <w:r>
+      <w:r>
+        <w:rPr>
+          <w:lang w:val="pt_PT" w:bidi="pt_PT"/>
+        </w:rPr>
+      </w:r>
+    </w:p>
+    <w:p>
+      <w:pPr/>
+      <w:r>
+        <w:rPr>
+          <w:lang w:val="pt_PT" w:bidi="pt_PT"/>
+        </w:rPr>
+      </w:r>
+      <w:r>
+        <w:rPr>
+          <w:lang w:val="pt_PT" w:bidi="pt_PT"/>
+        </w:rPr>
         <w:t xml:space="preserve">tamanha destruição: A destruição era tão certa e irreversível (veja </w:t>
       </w:r>
       <w:hyperlink r:id="rId95">
         <w:r>
           <w:rPr>
+            <w:lang w:val="pt_PT" w:bidi="pt_PT"/>
+          </w:rPr>
+          <w:rPr>
             <w:color w:val="0000EE"/>
             <w:u w:val="single"/>
           </w:rPr>
@@ -1805,11 +3290,17 @@
         </w:r>
       </w:hyperlink>
       <w:r>
+        <w:rPr>
+          <w:lang w:val="pt_PT" w:bidi="pt_PT"/>
+        </w:rPr>
         <w:t xml:space="preserve">; </w:t>
       </w:r>
       <w:hyperlink r:id="rId96">
         <w:r>
           <w:rPr>
+            <w:lang w:val="pt_PT" w:bidi="pt_PT"/>
+          </w:rPr>
+          <w:rPr>
             <w:color w:val="0000EE"/>
             <w:u w:val="single"/>
           </w:rPr>
@@ -1817,11 +3308,17 @@
         </w:r>
       </w:hyperlink>
       <w:r>
+        <w:rPr>
+          <w:lang w:val="pt_PT" w:bidi="pt_PT"/>
+        </w:rPr>
         <w:t xml:space="preserve">; </w:t>
       </w:r>
       <w:hyperlink r:id="rId97">
         <w:r>
           <w:rPr>
+            <w:lang w:val="pt_PT" w:bidi="pt_PT"/>
+          </w:rPr>
+          <w:rPr>
             <w:color w:val="0000EE"/>
             <w:u w:val="single"/>
           </w:rPr>
@@ -1829,31 +3326,65 @@
         </w:r>
       </w:hyperlink>
       <w:r>
+        <w:rPr>
+          <w:lang w:val="pt_PT" w:bidi="pt_PT"/>
+        </w:rPr>
         <w:t>) que Sofonias não via futuro para a Assíria ou sua capital. Tão completa foi a devastação de Nínive que o historiador grego Xenofonte uma vez passou por suas ruínas sem saber que estava lá. • espantado... horrorizado: Aqueles que sofreram sob o cruel império da Assíria ficariam felizes ao ver sua queda.</w:t>
       </w:r>
-      <w:r/>
-      <w:r/>
-    </w:p>
-    <w:p>
-      <w:r/>
+      <w:r>
+        <w:rPr>
+          <w:lang w:val="pt_PT" w:bidi="pt_PT"/>
+        </w:rPr>
+      </w:r>
+      <w:r>
+        <w:rPr>
+          <w:lang w:val="pt_PT" w:bidi="pt_PT"/>
+        </w:rPr>
+      </w:r>
+    </w:p>
+    <w:p>
+      <w:pPr/>
+      <w:r>
+        <w:rPr>
+          <w:lang w:val="pt_PT" w:bidi="pt_PT"/>
+        </w:rPr>
+      </w:r>
     </w:p>
     <w:p>
       <w:pPr>
         <w:pStyle w:val="Heading2"/>
       </w:pPr>
       <w:r>
+        <w:rPr>
+          <w:lang w:val="pt_PT" w:bidi="pt_PT"/>
+        </w:rPr>
         <w:t>Sofonias 3.1</w:t>
       </w:r>
-      <w:r/>
-    </w:p>
-    <w:p>
-      <w:r/>
-      <w:r>
+      <w:r>
+        <w:rPr>
+          <w:lang w:val="pt_PT" w:bidi="pt_PT"/>
+        </w:rPr>
+      </w:r>
+    </w:p>
+    <w:p>
+      <w:pPr/>
+      <w:r>
+        <w:rPr>
+          <w:lang w:val="pt_PT" w:bidi="pt_PT"/>
+        </w:rPr>
+      </w:r>
+      <w:r>
+        <w:rPr>
+          <w:lang w:val="pt_PT" w:bidi="pt_PT"/>
+        </w:rPr>
         <w:t>A corrompida Jerusalém havia se desviado muito de seu chamado para ser uma cidade santa (</w:t>
       </w:r>
       <w:hyperlink r:id="rId98">
         <w:r>
           <w:rPr>
+            <w:lang w:val="pt_PT" w:bidi="pt_PT"/>
+          </w:rPr>
+          <w:rPr>
             <w:color w:val="0000EE"/>
             <w:u w:val="single"/>
           </w:rPr>
@@ -1861,51 +3392,113 @@
         </w:r>
       </w:hyperlink>
       <w:r>
+        <w:rPr>
+          <w:lang w:val="pt_PT" w:bidi="pt_PT"/>
+        </w:rPr>
         <w:t>).</w:t>
       </w:r>
-      <w:r/>
-      <w:r/>
-    </w:p>
-    <w:p>
-      <w:r/>
+      <w:r>
+        <w:rPr>
+          <w:lang w:val="pt_PT" w:bidi="pt_PT"/>
+        </w:rPr>
+      </w:r>
+      <w:r>
+        <w:rPr>
+          <w:lang w:val="pt_PT" w:bidi="pt_PT"/>
+        </w:rPr>
+      </w:r>
+    </w:p>
+    <w:p>
+      <w:pPr/>
+      <w:r>
+        <w:rPr>
+          <w:lang w:val="pt_PT" w:bidi="pt_PT"/>
+        </w:rPr>
+      </w:r>
     </w:p>
     <w:p>
       <w:pPr>
         <w:pStyle w:val="Heading2"/>
       </w:pPr>
       <w:r>
+        <w:rPr>
+          <w:lang w:val="pt_PT" w:bidi="pt_PT"/>
+        </w:rPr>
         <w:t>Sofonias 3.1–8</w:t>
       </w:r>
-      <w:r/>
-    </w:p>
-    <w:p>
-      <w:r/>
-      <w:r>
+      <w:r>
+        <w:rPr>
+          <w:lang w:val="pt_PT" w:bidi="pt_PT"/>
+        </w:rPr>
+      </w:r>
+    </w:p>
+    <w:p>
+      <w:pPr/>
+      <w:r>
+        <w:rPr>
+          <w:lang w:val="pt_PT" w:bidi="pt_PT"/>
+        </w:rPr>
+      </w:r>
+      <w:r>
+        <w:rPr>
+          <w:lang w:val="pt_PT" w:bidi="pt_PT"/>
+        </w:rPr>
         <w:t>Sofonias pronuncia uma mensagem de tristeza para Judá e Jerusalém e os admoesta a esperar pacientemente pelos resultados do julgamento justo de Deus.</w:t>
       </w:r>
-      <w:r/>
-      <w:r/>
-    </w:p>
-    <w:p>
-      <w:r/>
+      <w:r>
+        <w:rPr>
+          <w:lang w:val="pt_PT" w:bidi="pt_PT"/>
+        </w:rPr>
+      </w:r>
+      <w:r>
+        <w:rPr>
+          <w:lang w:val="pt_PT" w:bidi="pt_PT"/>
+        </w:rPr>
+      </w:r>
+    </w:p>
+    <w:p>
+      <w:pPr/>
+      <w:r>
+        <w:rPr>
+          <w:lang w:val="pt_PT" w:bidi="pt_PT"/>
+        </w:rPr>
+      </w:r>
     </w:p>
     <w:p>
       <w:pPr>
         <w:pStyle w:val="Heading2"/>
       </w:pPr>
       <w:r>
+        <w:rPr>
+          <w:lang w:val="pt_PT" w:bidi="pt_PT"/>
+        </w:rPr>
         <w:t>Sofonias 3.3–4</w:t>
       </w:r>
-      <w:r/>
-    </w:p>
-    <w:p>
-      <w:r/>
-      <w:r>
+      <w:r>
+        <w:rPr>
+          <w:lang w:val="pt_PT" w:bidi="pt_PT"/>
+        </w:rPr>
+      </w:r>
+    </w:p>
+    <w:p>
+      <w:pPr/>
+      <w:r>
+        <w:rPr>
+          <w:lang w:val="pt_PT" w:bidi="pt_PT"/>
+        </w:rPr>
+      </w:r>
+      <w:r>
+        <w:rPr>
+          <w:lang w:val="pt_PT" w:bidi="pt_PT"/>
+        </w:rPr>
         <w:t xml:space="preserve">Veja também </w:t>
       </w:r>
       <w:hyperlink r:id="rId99">
         <w:r>
           <w:rPr>
+            <w:lang w:val="pt_PT" w:bidi="pt_PT"/>
+          </w:rPr>
+          <w:rPr>
             <w:color w:val="0000EE"/>
             <w:u w:val="single"/>
           </w:rPr>
@@ -1913,40 +3506,78 @@
         </w:r>
       </w:hyperlink>
       <w:r>
+        <w:rPr>
+          <w:lang w:val="pt_PT" w:bidi="pt_PT"/>
+        </w:rPr>
         <w:t>.</w:t>
       </w:r>
-      <w:r/>
-      <w:r/>
-    </w:p>
-    <w:p>
-      <w:r/>
+      <w:r>
+        <w:rPr>
+          <w:lang w:val="pt_PT" w:bidi="pt_PT"/>
+        </w:rPr>
+      </w:r>
+      <w:r>
+        <w:rPr>
+          <w:lang w:val="pt_PT" w:bidi="pt_PT"/>
+        </w:rPr>
+      </w:r>
+    </w:p>
+    <w:p>
+      <w:pPr/>
+      <w:r>
+        <w:rPr>
+          <w:lang w:val="pt_PT" w:bidi="pt_PT"/>
+        </w:rPr>
+      </w:r>
     </w:p>
     <w:p>
       <w:pPr>
         <w:pStyle w:val="Heading2"/>
       </w:pPr>
       <w:r>
+        <w:rPr>
+          <w:lang w:val="pt_PT" w:bidi="pt_PT"/>
+        </w:rPr>
         <w:t>Sofonias 3.5</w:t>
       </w:r>
-      <w:r/>
-    </w:p>
-    <w:p>
-      <w:r/>
-      <w:r>
+      <w:r>
+        <w:rPr>
+          <w:lang w:val="pt_PT" w:bidi="pt_PT"/>
+        </w:rPr>
+      </w:r>
+    </w:p>
+    <w:p>
+      <w:pPr/>
+      <w:r>
+        <w:rPr>
+          <w:lang w:val="pt_PT" w:bidi="pt_PT"/>
+        </w:rPr>
+      </w:r>
+      <w:r>
+        <w:rPr>
+          <w:lang w:val="pt_PT" w:bidi="pt_PT"/>
+        </w:rPr>
         <w:t>Ele não faz nada de errado</w:t>
       </w:r>
       <w:r>
         <w:rPr>
           <w:i/>
+          <w:lang w:val="pt_PT" w:bidi="pt_PT"/>
         </w:rPr>
         <w:t>,</w:t>
       </w:r>
       <w:r>
+        <w:rPr>
+          <w:lang w:val="pt_PT" w:bidi="pt_PT"/>
+        </w:rPr>
         <w:t xml:space="preserve"> ao contrário daqueles mencionados em </w:t>
       </w:r>
       <w:hyperlink r:id="rId100">
         <w:r>
           <w:rPr>
+            <w:lang w:val="pt_PT" w:bidi="pt_PT"/>
+          </w:rPr>
+          <w:rPr>
             <w:color w:val="0000EE"/>
             <w:u w:val="single"/>
           </w:rPr>
@@ -1954,31 +3585,65 @@
         </w:r>
       </w:hyperlink>
       <w:r>
+        <w:rPr>
+          <w:lang w:val="pt_PT" w:bidi="pt_PT"/>
+        </w:rPr>
         <w:t>.</w:t>
       </w:r>
-      <w:r/>
-      <w:r/>
-    </w:p>
-    <w:p>
-      <w:r/>
+      <w:r>
+        <w:rPr>
+          <w:lang w:val="pt_PT" w:bidi="pt_PT"/>
+        </w:rPr>
+      </w:r>
+      <w:r>
+        <w:rPr>
+          <w:lang w:val="pt_PT" w:bidi="pt_PT"/>
+        </w:rPr>
+      </w:r>
+    </w:p>
+    <w:p>
+      <w:pPr/>
+      <w:r>
+        <w:rPr>
+          <w:lang w:val="pt_PT" w:bidi="pt_PT"/>
+        </w:rPr>
+      </w:r>
     </w:p>
     <w:p>
       <w:pPr>
         <w:pStyle w:val="Heading2"/>
       </w:pPr>
       <w:r>
+        <w:rPr>
+          <w:lang w:val="pt_PT" w:bidi="pt_PT"/>
+        </w:rPr>
         <w:t>Sofonias 3.7</w:t>
       </w:r>
-      <w:r/>
-    </w:p>
-    <w:p>
-      <w:r/>
-      <w:r>
+      <w:r>
+        <w:rPr>
+          <w:lang w:val="pt_PT" w:bidi="pt_PT"/>
+        </w:rPr>
+      </w:r>
+    </w:p>
+    <w:p>
+      <w:pPr/>
+      <w:r>
+        <w:rPr>
+          <w:lang w:val="pt_PT" w:bidi="pt_PT"/>
+        </w:rPr>
+      </w:r>
+      <w:r>
+        <w:rPr>
+          <w:lang w:val="pt_PT" w:bidi="pt_PT"/>
+        </w:rPr>
         <w:t xml:space="preserve">se esforçaram ainda mais: os cidadãos de Jerusalém mal podiam esperar para levantar da cama de manhã e cometer mais atos malignos (expressão presente no texto original) (cf. </w:t>
       </w:r>
       <w:hyperlink r:id="rId101">
         <w:r>
           <w:rPr>
+            <w:lang w:val="pt_PT" w:bidi="pt_PT"/>
+          </w:rPr>
+          <w:rPr>
             <w:color w:val="0000EE"/>
             <w:u w:val="single"/>
           </w:rPr>
@@ -1986,11 +3651,17 @@
         </w:r>
       </w:hyperlink>
       <w:r>
+        <w:rPr>
+          <w:lang w:val="pt_PT" w:bidi="pt_PT"/>
+        </w:rPr>
         <w:t>). Eles se afastaram muito dos caminhos de seu antepassado Abraão, que se levantou cedo para obedecer ao comando de Deus (</w:t>
       </w:r>
       <w:hyperlink r:id="rId102">
         <w:r>
           <w:rPr>
+            <w:lang w:val="pt_PT" w:bidi="pt_PT"/>
+          </w:rPr>
+          <w:rPr>
             <w:color w:val="0000EE"/>
             <w:u w:val="single"/>
           </w:rPr>
@@ -1998,31 +3669,65 @@
         </w:r>
       </w:hyperlink>
       <w:r>
+        <w:rPr>
+          <w:lang w:val="pt_PT" w:bidi="pt_PT"/>
+        </w:rPr>
         <w:t>).</w:t>
       </w:r>
-      <w:r/>
-      <w:r/>
-    </w:p>
-    <w:p>
-      <w:r/>
+      <w:r>
+        <w:rPr>
+          <w:lang w:val="pt_PT" w:bidi="pt_PT"/>
+        </w:rPr>
+      </w:r>
+      <w:r>
+        <w:rPr>
+          <w:lang w:val="pt_PT" w:bidi="pt_PT"/>
+        </w:rPr>
+      </w:r>
+    </w:p>
+    <w:p>
+      <w:pPr/>
+      <w:r>
+        <w:rPr>
+          <w:lang w:val="pt_PT" w:bidi="pt_PT"/>
+        </w:rPr>
+      </w:r>
     </w:p>
     <w:p>
       <w:pPr>
         <w:pStyle w:val="Heading2"/>
       </w:pPr>
       <w:r>
+        <w:rPr>
+          <w:lang w:val="pt_PT" w:bidi="pt_PT"/>
+        </w:rPr>
         <w:t>Sofonias 3.8</w:t>
       </w:r>
-      <w:r/>
-    </w:p>
-    <w:p>
-      <w:r/>
-      <w:r>
+      <w:r>
+        <w:rPr>
+          <w:lang w:val="pt_PT" w:bidi="pt_PT"/>
+        </w:rPr>
+      </w:r>
+    </w:p>
+    <w:p>
+      <w:pPr/>
+      <w:r>
+        <w:rPr>
+          <w:lang w:val="pt_PT" w:bidi="pt_PT"/>
+        </w:rPr>
+      </w:r>
+      <w:r>
+        <w:rPr>
+          <w:lang w:val="pt_PT" w:bidi="pt_PT"/>
+        </w:rPr>
         <w:t xml:space="preserve">Esperem: Veja </w:t>
       </w:r>
       <w:hyperlink r:id="rId103">
         <w:r>
           <w:rPr>
+            <w:lang w:val="pt_PT" w:bidi="pt_PT"/>
+          </w:rPr>
+          <w:rPr>
             <w:color w:val="0000EE"/>
             <w:u w:val="single"/>
           </w:rPr>
@@ -2030,11 +3735,17 @@
         </w:r>
       </w:hyperlink>
       <w:r>
+        <w:rPr>
+          <w:lang w:val="pt_PT" w:bidi="pt_PT"/>
+        </w:rPr>
         <w:t xml:space="preserve">. • me levantar e acusar: O profeta retrata uma cena de tribunal onde Deus se levanta primeiro como testemunha (veja também </w:t>
       </w:r>
       <w:hyperlink r:id="rId104">
         <w:r>
           <w:rPr>
+            <w:lang w:val="pt_PT" w:bidi="pt_PT"/>
+          </w:rPr>
+          <w:rPr>
             <w:color w:val="0000EE"/>
             <w:u w:val="single"/>
           </w:rPr>
@@ -2042,11 +3753,17 @@
         </w:r>
       </w:hyperlink>
       <w:r>
+        <w:rPr>
+          <w:lang w:val="pt_PT" w:bidi="pt_PT"/>
+        </w:rPr>
         <w:t xml:space="preserve">; </w:t>
       </w:r>
       <w:hyperlink r:id="rId105">
         <w:r>
           <w:rPr>
+            <w:lang w:val="pt_PT" w:bidi="pt_PT"/>
+          </w:rPr>
+          <w:rPr>
             <w:color w:val="0000EE"/>
             <w:u w:val="single"/>
           </w:rPr>
@@ -2054,11 +3771,17 @@
         </w:r>
       </w:hyperlink>
       <w:r>
+        <w:rPr>
+          <w:lang w:val="pt_PT" w:bidi="pt_PT"/>
+        </w:rPr>
         <w:t xml:space="preserve">) em seu próprio favor, e depois preside como juiz (veja também </w:t>
       </w:r>
       <w:hyperlink r:id="rId106">
         <w:r>
           <w:rPr>
+            <w:lang w:val="pt_PT" w:bidi="pt_PT"/>
+          </w:rPr>
+          <w:rPr>
             <w:color w:val="0000EE"/>
             <w:u w:val="single"/>
           </w:rPr>
@@ -2066,11 +3789,17 @@
         </w:r>
       </w:hyperlink>
       <w:r>
+        <w:rPr>
+          <w:lang w:val="pt_PT" w:bidi="pt_PT"/>
+        </w:rPr>
         <w:t xml:space="preserve">; </w:t>
       </w:r>
       <w:hyperlink r:id="rId107">
         <w:r>
           <w:rPr>
+            <w:lang w:val="pt_PT" w:bidi="pt_PT"/>
+          </w:rPr>
+          <w:rPr>
             <w:color w:val="0000EE"/>
             <w:u w:val="single"/>
           </w:rPr>
@@ -2078,11 +3807,17 @@
         </w:r>
       </w:hyperlink>
       <w:r>
+        <w:rPr>
+          <w:lang w:val="pt_PT" w:bidi="pt_PT"/>
+        </w:rPr>
         <w:t xml:space="preserve">) para proferir sua sentença justa. • Pelo fogo da minha ira descreve o ódio justo do Senhor pelo pecado, bem como sua preocupação com seu santo nome e com o bem-estar de seu povo (veja </w:t>
       </w:r>
       <w:hyperlink r:id="rId108">
         <w:r>
           <w:rPr>
+            <w:lang w:val="pt_PT" w:bidi="pt_PT"/>
+          </w:rPr>
+          <w:rPr>
             <w:color w:val="0000EE"/>
             <w:u w:val="single"/>
           </w:rPr>
@@ -2090,31 +3825,65 @@
         </w:r>
       </w:hyperlink>
       <w:r>
+        <w:rPr>
+          <w:lang w:val="pt_PT" w:bidi="pt_PT"/>
+        </w:rPr>
         <w:t>).</w:t>
       </w:r>
-      <w:r/>
-      <w:r/>
-    </w:p>
-    <w:p>
-      <w:r/>
+      <w:r>
+        <w:rPr>
+          <w:lang w:val="pt_PT" w:bidi="pt_PT"/>
+        </w:rPr>
+      </w:r>
+      <w:r>
+        <w:rPr>
+          <w:lang w:val="pt_PT" w:bidi="pt_PT"/>
+        </w:rPr>
+      </w:r>
+    </w:p>
+    <w:p>
+      <w:pPr/>
+      <w:r>
+        <w:rPr>
+          <w:lang w:val="pt_PT" w:bidi="pt_PT"/>
+        </w:rPr>
+      </w:r>
     </w:p>
     <w:p>
       <w:pPr>
         <w:pStyle w:val="Heading2"/>
       </w:pPr>
       <w:r>
+        <w:rPr>
+          <w:lang w:val="pt_PT" w:bidi="pt_PT"/>
+        </w:rPr>
         <w:t>Sofonias 3.9</w:t>
       </w:r>
-      <w:r/>
-    </w:p>
-    <w:p>
-      <w:r/>
-      <w:r>
+      <w:r>
+        <w:rPr>
+          <w:lang w:val="pt_PT" w:bidi="pt_PT"/>
+        </w:rPr>
+      </w:r>
+    </w:p>
+    <w:p>
+      <w:pPr/>
+      <w:r>
+        <w:rPr>
+          <w:lang w:val="pt_PT" w:bidi="pt_PT"/>
+        </w:rPr>
+      </w:r>
+      <w:r>
+        <w:rPr>
+          <w:lang w:val="pt_PT" w:bidi="pt_PT"/>
+        </w:rPr>
         <w:t xml:space="preserve">Deus deseja que as bênçãos prometidas ao remanescente fiel de </w:t>
       </w:r>
       <w:hyperlink r:id="rId109">
         <w:r>
           <w:rPr>
+            <w:lang w:val="pt_PT" w:bidi="pt_PT"/>
+          </w:rPr>
+          <w:rPr>
             <w:color w:val="0000EE"/>
             <w:u w:val="single"/>
           </w:rPr>
@@ -2122,11 +3891,17 @@
         </w:r>
       </w:hyperlink>
       <w:r>
+        <w:rPr>
+          <w:lang w:val="pt_PT" w:bidi="pt_PT"/>
+        </w:rPr>
         <w:t xml:space="preserve"> alcancem pessoas de todas as nações do mundo. Não apenas Israel, mas todas as pessoas seriam transformadas, invocariam o Senhor (veja </w:t>
       </w:r>
       <w:hyperlink r:id="rId110">
         <w:r>
           <w:rPr>
+            <w:lang w:val="pt_PT" w:bidi="pt_PT"/>
+          </w:rPr>
+          <w:rPr>
             <w:color w:val="0000EE"/>
             <w:u w:val="single"/>
           </w:rPr>
@@ -2134,11 +3909,17 @@
         </w:r>
       </w:hyperlink>
       <w:r>
+        <w:rPr>
+          <w:lang w:val="pt_PT" w:bidi="pt_PT"/>
+        </w:rPr>
         <w:t xml:space="preserve">) e o serviriam (veja </w:t>
       </w:r>
       <w:hyperlink r:id="rId111">
         <w:r>
           <w:rPr>
+            <w:lang w:val="pt_PT" w:bidi="pt_PT"/>
+          </w:rPr>
+          <w:rPr>
             <w:color w:val="0000EE"/>
             <w:u w:val="single"/>
           </w:rPr>
@@ -2146,11 +3927,17 @@
         </w:r>
       </w:hyperlink>
       <w:r>
+        <w:rPr>
+          <w:lang w:val="pt_PT" w:bidi="pt_PT"/>
+        </w:rPr>
         <w:t xml:space="preserve">; </w:t>
       </w:r>
       <w:hyperlink r:id="rId94">
         <w:r>
           <w:rPr>
+            <w:lang w:val="pt_PT" w:bidi="pt_PT"/>
+          </w:rPr>
+          <w:rPr>
             <w:color w:val="0000EE"/>
             <w:u w:val="single"/>
           </w:rPr>
@@ -2158,11 +3945,17 @@
         </w:r>
       </w:hyperlink>
       <w:r>
+        <w:rPr>
+          <w:lang w:val="pt_PT" w:bidi="pt_PT"/>
+        </w:rPr>
         <w:t>). A disseminação das boas-novas para todas as nações avançou o cumprimento desta visão (</w:t>
       </w:r>
       <w:hyperlink r:id="rId112">
         <w:r>
           <w:rPr>
+            <w:lang w:val="pt_PT" w:bidi="pt_PT"/>
+          </w:rPr>
+          <w:rPr>
             <w:color w:val="0000EE"/>
             <w:u w:val="single"/>
           </w:rPr>
@@ -2170,11 +3963,17 @@
         </w:r>
       </w:hyperlink>
       <w:r>
+        <w:rPr>
+          <w:lang w:val="pt_PT" w:bidi="pt_PT"/>
+        </w:rPr>
         <w:t xml:space="preserve">; </w:t>
       </w:r>
       <w:hyperlink r:id="rId113">
         <w:r>
           <w:rPr>
+            <w:lang w:val="pt_PT" w:bidi="pt_PT"/>
+          </w:rPr>
+          <w:rPr>
             <w:color w:val="0000EE"/>
             <w:u w:val="single"/>
           </w:rPr>
@@ -2182,31 +3981,65 @@
         </w:r>
       </w:hyperlink>
       <w:r>
+        <w:rPr>
+          <w:lang w:val="pt_PT" w:bidi="pt_PT"/>
+        </w:rPr>
         <w:t>).</w:t>
       </w:r>
-      <w:r/>
-      <w:r/>
-    </w:p>
-    <w:p>
-      <w:r/>
+      <w:r>
+        <w:rPr>
+          <w:lang w:val="pt_PT" w:bidi="pt_PT"/>
+        </w:rPr>
+      </w:r>
+      <w:r>
+        <w:rPr>
+          <w:lang w:val="pt_PT" w:bidi="pt_PT"/>
+        </w:rPr>
+      </w:r>
+    </w:p>
+    <w:p>
+      <w:pPr/>
+      <w:r>
+        <w:rPr>
+          <w:lang w:val="pt_PT" w:bidi="pt_PT"/>
+        </w:rPr>
+      </w:r>
     </w:p>
     <w:p>
       <w:pPr>
         <w:pStyle w:val="Heading2"/>
       </w:pPr>
       <w:r>
+        <w:rPr>
+          <w:lang w:val="pt_PT" w:bidi="pt_PT"/>
+        </w:rPr>
         <w:t>Sofonias 3.9–13</w:t>
       </w:r>
-      <w:r/>
-    </w:p>
-    <w:p>
-      <w:r/>
-      <w:r>
+      <w:r>
+        <w:rPr>
+          <w:lang w:val="pt_PT" w:bidi="pt_PT"/>
+        </w:rPr>
+      </w:r>
+    </w:p>
+    <w:p>
+      <w:pPr/>
+      <w:r>
+        <w:rPr>
+          <w:lang w:val="pt_PT" w:bidi="pt_PT"/>
+        </w:rPr>
+      </w:r>
+      <w:r>
+        <w:rPr>
+          <w:lang w:val="pt_PT" w:bidi="pt_PT"/>
+        </w:rPr>
         <w:t>O futuro glorioso descrito nesses versículos oferece mais uma razão para esperar pacientemente pelo Senhor (</w:t>
       </w:r>
       <w:hyperlink r:id="rId114">
         <w:r>
           <w:rPr>
+            <w:lang w:val="pt_PT" w:bidi="pt_PT"/>
+          </w:rPr>
+          <w:rPr>
             <w:color w:val="0000EE"/>
             <w:u w:val="single"/>
           </w:rPr>
@@ -2214,31 +4047,65 @@
         </w:r>
       </w:hyperlink>
       <w:r>
+        <w:rPr>
+          <w:lang w:val="pt_PT" w:bidi="pt_PT"/>
+        </w:rPr>
         <w:t>). Assim como os profetas Isaías, Naum e Habacuque, Sofonias utiliza julgamento e esperança como temas centrais.</w:t>
       </w:r>
-      <w:r/>
-      <w:r/>
-    </w:p>
-    <w:p>
-      <w:r/>
+      <w:r>
+        <w:rPr>
+          <w:lang w:val="pt_PT" w:bidi="pt_PT"/>
+        </w:rPr>
+      </w:r>
+      <w:r>
+        <w:rPr>
+          <w:lang w:val="pt_PT" w:bidi="pt_PT"/>
+        </w:rPr>
+      </w:r>
+    </w:p>
+    <w:p>
+      <w:pPr/>
+      <w:r>
+        <w:rPr>
+          <w:lang w:val="pt_PT" w:bidi="pt_PT"/>
+        </w:rPr>
+      </w:r>
     </w:p>
     <w:p>
       <w:pPr>
         <w:pStyle w:val="Heading2"/>
       </w:pPr>
       <w:r>
+        <w:rPr>
+          <w:lang w:val="pt_PT" w:bidi="pt_PT"/>
+        </w:rPr>
         <w:t>Sofonias 3.9–20.9</w:t>
       </w:r>
-      <w:r/>
-    </w:p>
-    <w:p>
-      <w:r/>
-      <w:r>
+      <w:r>
+        <w:rPr>
+          <w:lang w:val="pt_PT" w:bidi="pt_PT"/>
+        </w:rPr>
+      </w:r>
+    </w:p>
+    <w:p>
+      <w:pPr/>
+      <w:r>
+        <w:rPr>
+          <w:lang w:val="pt_PT" w:bidi="pt_PT"/>
+        </w:rPr>
+      </w:r>
+      <w:r>
+        <w:rPr>
+          <w:lang w:val="pt_PT" w:bidi="pt_PT"/>
+        </w:rPr>
         <w:t>Deus revela seus planos para um remanescente humilde e purificado de seu povo (</w:t>
       </w:r>
       <w:hyperlink r:id="rId109">
         <w:r>
           <w:rPr>
+            <w:lang w:val="pt_PT" w:bidi="pt_PT"/>
+          </w:rPr>
+          <w:rPr>
             <w:color w:val="0000EE"/>
             <w:u w:val="single"/>
           </w:rPr>
@@ -2246,11 +4113,17 @@
         </w:r>
       </w:hyperlink>
       <w:r>
+        <w:rPr>
+          <w:lang w:val="pt_PT" w:bidi="pt_PT"/>
+        </w:rPr>
         <w:t>) e os encoraja a se alegrarem nas abundantes bênçãos vindouras de seu Senhor salvador (</w:t>
       </w:r>
       <w:hyperlink r:id="rId115">
         <w:r>
           <w:rPr>
+            <w:lang w:val="pt_PT" w:bidi="pt_PT"/>
+          </w:rPr>
+          <w:rPr>
             <w:color w:val="0000EE"/>
             <w:u w:val="single"/>
           </w:rPr>
@@ -2258,51 +4131,113 @@
         </w:r>
       </w:hyperlink>
       <w:r>
+        <w:rPr>
+          <w:lang w:val="pt_PT" w:bidi="pt_PT"/>
+        </w:rPr>
         <w:t>).</w:t>
       </w:r>
-      <w:r/>
-      <w:r/>
-    </w:p>
-    <w:p>
-      <w:r/>
+      <w:r>
+        <w:rPr>
+          <w:lang w:val="pt_PT" w:bidi="pt_PT"/>
+        </w:rPr>
+      </w:r>
+      <w:r>
+        <w:rPr>
+          <w:lang w:val="pt_PT" w:bidi="pt_PT"/>
+        </w:rPr>
+      </w:r>
+    </w:p>
+    <w:p>
+      <w:pPr/>
+      <w:r>
+        <w:rPr>
+          <w:lang w:val="pt_PT" w:bidi="pt_PT"/>
+        </w:rPr>
+      </w:r>
     </w:p>
     <w:p>
       <w:pPr>
         <w:pStyle w:val="Heading2"/>
       </w:pPr>
       <w:r>
+        <w:rPr>
+          <w:lang w:val="pt_PT" w:bidi="pt_PT"/>
+        </w:rPr>
         <w:t>Sofonias 3.10</w:t>
       </w:r>
-      <w:r/>
-    </w:p>
-    <w:p>
-      <w:r/>
-      <w:r>
+      <w:r>
+        <w:rPr>
+          <w:lang w:val="pt_PT" w:bidi="pt_PT"/>
+        </w:rPr>
+      </w:r>
+    </w:p>
+    <w:p>
+      <w:pPr/>
+      <w:r>
+        <w:rPr>
+          <w:lang w:val="pt_PT" w:bidi="pt_PT"/>
+        </w:rPr>
+      </w:r>
+      <w:r>
+        <w:rPr>
+          <w:lang w:val="pt_PT" w:bidi="pt_PT"/>
+        </w:rPr>
         <w:t>Os rios da Etiópia são as nascentes distantes do Rio Nilo. O mundo antigo via a origem do Nilo como um grande mistério, então a expressão refere-se aos confins mais distantes da terra.</w:t>
       </w:r>
-      <w:r/>
-      <w:r/>
-    </w:p>
-    <w:p>
-      <w:r/>
+      <w:r>
+        <w:rPr>
+          <w:lang w:val="pt_PT" w:bidi="pt_PT"/>
+        </w:rPr>
+      </w:r>
+      <w:r>
+        <w:rPr>
+          <w:lang w:val="pt_PT" w:bidi="pt_PT"/>
+        </w:rPr>
+      </w:r>
+    </w:p>
+    <w:p>
+      <w:pPr/>
+      <w:r>
+        <w:rPr>
+          <w:lang w:val="pt_PT" w:bidi="pt_PT"/>
+        </w:rPr>
+      </w:r>
     </w:p>
     <w:p>
       <w:pPr>
         <w:pStyle w:val="Heading2"/>
       </w:pPr>
       <w:r>
+        <w:rPr>
+          <w:lang w:val="pt_PT" w:bidi="pt_PT"/>
+        </w:rPr>
         <w:t>Sofonias 3.12</w:t>
       </w:r>
-      <w:r/>
-    </w:p>
-    <w:p>
-      <w:r/>
-      <w:r>
+      <w:r>
+        <w:rPr>
+          <w:lang w:val="pt_PT" w:bidi="pt_PT"/>
+        </w:rPr>
+      </w:r>
+    </w:p>
+    <w:p>
+      <w:pPr/>
+      <w:r>
+        <w:rPr>
+          <w:lang w:val="pt_PT" w:bidi="pt_PT"/>
+        </w:rPr>
+      </w:r>
+      <w:r>
+        <w:rPr>
+          <w:lang w:val="pt_PT" w:bidi="pt_PT"/>
+        </w:rPr>
         <w:t>Jesus, o Messias, expressa perfeitamente as qualidades éticas esperadas para o remanescente piedoso de Israel (</w:t>
       </w:r>
       <w:hyperlink r:id="rId116">
         <w:r>
           <w:rPr>
+            <w:lang w:val="pt_PT" w:bidi="pt_PT"/>
+          </w:rPr>
+          <w:rPr>
             <w:color w:val="0000EE"/>
             <w:u w:val="single"/>
           </w:rPr>
@@ -2310,11 +4245,17 @@
         </w:r>
       </w:hyperlink>
       <w:r>
+        <w:rPr>
+          <w:lang w:val="pt_PT" w:bidi="pt_PT"/>
+        </w:rPr>
         <w:t xml:space="preserve">; </w:t>
       </w:r>
       <w:hyperlink r:id="rId117">
         <w:r>
           <w:rPr>
+            <w:lang w:val="pt_PT" w:bidi="pt_PT"/>
+          </w:rPr>
+          <w:rPr>
             <w:color w:val="0000EE"/>
             <w:u w:val="single"/>
           </w:rPr>
@@ -2322,11 +4263,17 @@
         </w:r>
       </w:hyperlink>
       <w:r>
+        <w:rPr>
+          <w:lang w:val="pt_PT" w:bidi="pt_PT"/>
+        </w:rPr>
         <w:t xml:space="preserve">, </w:t>
       </w:r>
       <w:hyperlink r:id="rId118">
         <w:r>
           <w:rPr>
+            <w:lang w:val="pt_PT" w:bidi="pt_PT"/>
+          </w:rPr>
+          <w:rPr>
             <w:color w:val="0000EE"/>
             <w:u w:val="single"/>
           </w:rPr>
@@ -2334,11 +4281,17 @@
         </w:r>
       </w:hyperlink>
       <w:r>
+        <w:rPr>
+          <w:lang w:val="pt_PT" w:bidi="pt_PT"/>
+        </w:rPr>
         <w:t xml:space="preserve">; </w:t>
       </w:r>
       <w:hyperlink r:id="rId119">
         <w:r>
           <w:rPr>
+            <w:lang w:val="pt_PT" w:bidi="pt_PT"/>
+          </w:rPr>
+          <w:rPr>
             <w:color w:val="0000EE"/>
             <w:u w:val="single"/>
           </w:rPr>
@@ -2346,11 +4299,17 @@
         </w:r>
       </w:hyperlink>
       <w:r>
+        <w:rPr>
+          <w:lang w:val="pt_PT" w:bidi="pt_PT"/>
+        </w:rPr>
         <w:t xml:space="preserve">; veja </w:t>
       </w:r>
       <w:hyperlink r:id="rId120">
         <w:r>
           <w:rPr>
+            <w:lang w:val="pt_PT" w:bidi="pt_PT"/>
+          </w:rPr>
+          <w:rPr>
             <w:color w:val="0000EE"/>
             <w:u w:val="single"/>
           </w:rPr>
@@ -2358,11 +4317,17 @@
         </w:r>
       </w:hyperlink>
       <w:r>
+        <w:rPr>
+          <w:lang w:val="pt_PT" w:bidi="pt_PT"/>
+        </w:rPr>
         <w:t xml:space="preserve">; </w:t>
       </w:r>
       <w:hyperlink r:id="rId121">
         <w:r>
           <w:rPr>
+            <w:lang w:val="pt_PT" w:bidi="pt_PT"/>
+          </w:rPr>
+          <w:rPr>
             <w:color w:val="0000EE"/>
             <w:u w:val="single"/>
           </w:rPr>
@@ -2370,11 +4335,17 @@
         </w:r>
       </w:hyperlink>
       <w:r>
+        <w:rPr>
+          <w:lang w:val="pt_PT" w:bidi="pt_PT"/>
+        </w:rPr>
         <w:t xml:space="preserve">; </w:t>
       </w:r>
       <w:hyperlink r:id="rId122">
         <w:r>
           <w:rPr>
+            <w:lang w:val="pt_PT" w:bidi="pt_PT"/>
+          </w:rPr>
+          <w:rPr>
             <w:color w:val="0000EE"/>
             <w:u w:val="single"/>
           </w:rPr>
@@ -2382,11 +4353,17 @@
         </w:r>
       </w:hyperlink>
       <w:r>
+        <w:rPr>
+          <w:lang w:val="pt_PT" w:bidi="pt_PT"/>
+        </w:rPr>
         <w:t xml:space="preserve">; </w:t>
       </w:r>
       <w:hyperlink r:id="rId123">
         <w:r>
           <w:rPr>
+            <w:lang w:val="pt_PT" w:bidi="pt_PT"/>
+          </w:rPr>
+          <w:rPr>
             <w:color w:val="0000EE"/>
             <w:u w:val="single"/>
           </w:rPr>
@@ -2394,51 +4371,113 @@
         </w:r>
       </w:hyperlink>
       <w:r>
+        <w:rPr>
+          <w:lang w:val="pt_PT" w:bidi="pt_PT"/>
+        </w:rPr>
         <w:t>).</w:t>
       </w:r>
-      <w:r/>
-      <w:r/>
-    </w:p>
-    <w:p>
-      <w:r/>
+      <w:r>
+        <w:rPr>
+          <w:lang w:val="pt_PT" w:bidi="pt_PT"/>
+        </w:rPr>
+      </w:r>
+      <w:r>
+        <w:rPr>
+          <w:lang w:val="pt_PT" w:bidi="pt_PT"/>
+        </w:rPr>
+      </w:r>
+    </w:p>
+    <w:p>
+      <w:pPr/>
+      <w:r>
+        <w:rPr>
+          <w:lang w:val="pt_PT" w:bidi="pt_PT"/>
+        </w:rPr>
+      </w:r>
     </w:p>
     <w:p>
       <w:pPr>
         <w:pStyle w:val="Heading2"/>
       </w:pPr>
       <w:r>
+        <w:rPr>
+          <w:lang w:val="pt_PT" w:bidi="pt_PT"/>
+        </w:rPr>
         <w:t>Sofonias 3.14</w:t>
       </w:r>
-      <w:r/>
-    </w:p>
-    <w:p>
-      <w:r/>
-      <w:r>
+      <w:r>
+        <w:rPr>
+          <w:lang w:val="pt_PT" w:bidi="pt_PT"/>
+        </w:rPr>
+      </w:r>
+    </w:p>
+    <w:p>
+      <w:pPr/>
+      <w:r>
+        <w:rPr>
+          <w:lang w:val="pt_PT" w:bidi="pt_PT"/>
+        </w:rPr>
+      </w:r>
+      <w:r>
+        <w:rPr>
+          <w:lang w:val="pt_PT" w:bidi="pt_PT"/>
+        </w:rPr>
         <w:t>Povo de Israel, cante louvores a Deus! Alegrem-se, moradores de Jerusalém, e louvem a Deus com todo o coração!: O efeito cumulativo desses comandos enfatiza que o povo de Deus um dia experimentará uma alegria incomparável.</w:t>
       </w:r>
-      <w:r/>
-      <w:r/>
-    </w:p>
-    <w:p>
-      <w:r/>
+      <w:r>
+        <w:rPr>
+          <w:lang w:val="pt_PT" w:bidi="pt_PT"/>
+        </w:rPr>
+      </w:r>
+      <w:r>
+        <w:rPr>
+          <w:lang w:val="pt_PT" w:bidi="pt_PT"/>
+        </w:rPr>
+      </w:r>
+    </w:p>
+    <w:p>
+      <w:pPr/>
+      <w:r>
+        <w:rPr>
+          <w:lang w:val="pt_PT" w:bidi="pt_PT"/>
+        </w:rPr>
+      </w:r>
     </w:p>
     <w:p>
       <w:pPr>
         <w:pStyle w:val="Heading2"/>
       </w:pPr>
       <w:r>
+        <w:rPr>
+          <w:lang w:val="pt_PT" w:bidi="pt_PT"/>
+        </w:rPr>
         <w:t>Sofonias 3.15</w:t>
       </w:r>
-      <w:r/>
-    </w:p>
-    <w:p>
-      <w:r/>
-      <w:r>
+      <w:r>
+        <w:rPr>
+          <w:lang w:val="pt_PT" w:bidi="pt_PT"/>
+        </w:rPr>
+      </w:r>
+    </w:p>
+    <w:p>
+      <w:pPr/>
+      <w:r>
+        <w:rPr>
+          <w:lang w:val="pt_PT" w:bidi="pt_PT"/>
+        </w:rPr>
+      </w:r>
+      <w:r>
+        <w:rPr>
+          <w:lang w:val="pt_PT" w:bidi="pt_PT"/>
+        </w:rPr>
         <w:t>O verdadeiro Rei de Israel sempre foi o Senhor (</w:t>
       </w:r>
       <w:hyperlink r:id="rId124">
         <w:r>
           <w:rPr>
+            <w:lang w:val="pt_PT" w:bidi="pt_PT"/>
+          </w:rPr>
+          <w:rPr>
             <w:color w:val="0000EE"/>
             <w:u w:val="single"/>
           </w:rPr>
@@ -2446,11 +4485,17 @@
         </w:r>
       </w:hyperlink>
       <w:r>
+        <w:rPr>
+          <w:lang w:val="pt_PT" w:bidi="pt_PT"/>
+        </w:rPr>
         <w:t xml:space="preserve">; </w:t>
       </w:r>
       <w:hyperlink r:id="rId125">
         <w:r>
           <w:rPr>
+            <w:lang w:val="pt_PT" w:bidi="pt_PT"/>
+          </w:rPr>
+          <w:rPr>
             <w:color w:val="0000EE"/>
             <w:u w:val="single"/>
           </w:rPr>
@@ -2458,11 +4503,17 @@
         </w:r>
       </w:hyperlink>
       <w:r>
+        <w:rPr>
+          <w:lang w:val="pt_PT" w:bidi="pt_PT"/>
+        </w:rPr>
         <w:t xml:space="preserve">; </w:t>
       </w:r>
       <w:hyperlink r:id="rId126">
         <w:r>
           <w:rPr>
+            <w:lang w:val="pt_PT" w:bidi="pt_PT"/>
+          </w:rPr>
+          <w:rPr>
             <w:color w:val="0000EE"/>
             <w:u w:val="single"/>
           </w:rPr>
@@ -2470,11 +4521,17 @@
         </w:r>
       </w:hyperlink>
       <w:r>
+        <w:rPr>
+          <w:lang w:val="pt_PT" w:bidi="pt_PT"/>
+        </w:rPr>
         <w:t xml:space="preserve">). • está com vocês: Veja também </w:t>
       </w:r>
       <w:hyperlink r:id="rId127">
         <w:r>
           <w:rPr>
+            <w:lang w:val="pt_PT" w:bidi="pt_PT"/>
+          </w:rPr>
+          <w:rPr>
             <w:color w:val="0000EE"/>
             <w:u w:val="single"/>
           </w:rPr>
@@ -2482,11 +4539,17 @@
         </w:r>
       </w:hyperlink>
       <w:r>
+        <w:rPr>
+          <w:lang w:val="pt_PT" w:bidi="pt_PT"/>
+        </w:rPr>
         <w:t xml:space="preserve">; </w:t>
       </w:r>
       <w:hyperlink r:id="rId128">
         <w:r>
           <w:rPr>
+            <w:lang w:val="pt_PT" w:bidi="pt_PT"/>
+          </w:rPr>
+          <w:rPr>
             <w:color w:val="0000EE"/>
             <w:u w:val="single"/>
           </w:rPr>
@@ -2494,11 +4557,17 @@
         </w:r>
       </w:hyperlink>
       <w:r>
+        <w:rPr>
+          <w:lang w:val="pt_PT" w:bidi="pt_PT"/>
+        </w:rPr>
         <w:t xml:space="preserve">; </w:t>
       </w:r>
       <w:hyperlink r:id="rId129">
         <w:r>
           <w:rPr>
+            <w:lang w:val="pt_PT" w:bidi="pt_PT"/>
+          </w:rPr>
+          <w:rPr>
             <w:color w:val="0000EE"/>
             <w:u w:val="single"/>
           </w:rPr>
@@ -2506,11 +4575,17 @@
         </w:r>
       </w:hyperlink>
       <w:r>
+        <w:rPr>
+          <w:lang w:val="pt_PT" w:bidi="pt_PT"/>
+        </w:rPr>
         <w:t xml:space="preserve">; </w:t>
       </w:r>
       <w:hyperlink r:id="rId130">
         <w:r>
           <w:rPr>
+            <w:lang w:val="pt_PT" w:bidi="pt_PT"/>
+          </w:rPr>
+          <w:rPr>
             <w:color w:val="0000EE"/>
             <w:u w:val="single"/>
           </w:rPr>
@@ -2518,11 +4593,17 @@
         </w:r>
       </w:hyperlink>
       <w:r>
+        <w:rPr>
+          <w:lang w:val="pt_PT" w:bidi="pt_PT"/>
+        </w:rPr>
         <w:t xml:space="preserve">; </w:t>
       </w:r>
       <w:hyperlink r:id="rId131">
         <w:r>
           <w:rPr>
+            <w:lang w:val="pt_PT" w:bidi="pt_PT"/>
+          </w:rPr>
+          <w:rPr>
             <w:color w:val="0000EE"/>
             <w:u w:val="single"/>
           </w:rPr>
@@ -2530,11 +4611,17 @@
         </w:r>
       </w:hyperlink>
       <w:r>
+        <w:rPr>
+          <w:lang w:val="pt_PT" w:bidi="pt_PT"/>
+        </w:rPr>
         <w:t xml:space="preserve">, </w:t>
       </w:r>
       <w:hyperlink r:id="rId132">
         <w:r>
           <w:rPr>
+            <w:lang w:val="pt_PT" w:bidi="pt_PT"/>
+          </w:rPr>
+          <w:rPr>
             <w:color w:val="0000EE"/>
             <w:u w:val="single"/>
           </w:rPr>
@@ -2542,31 +4629,65 @@
         </w:r>
       </w:hyperlink>
       <w:r>
+        <w:rPr>
+          <w:lang w:val="pt_PT" w:bidi="pt_PT"/>
+        </w:rPr>
         <w:t>.</w:t>
       </w:r>
-      <w:r/>
-      <w:r/>
-    </w:p>
-    <w:p>
-      <w:r/>
+      <w:r>
+        <w:rPr>
+          <w:lang w:val="pt_PT" w:bidi="pt_PT"/>
+        </w:rPr>
+      </w:r>
+      <w:r>
+        <w:rPr>
+          <w:lang w:val="pt_PT" w:bidi="pt_PT"/>
+        </w:rPr>
+      </w:r>
+    </w:p>
+    <w:p>
+      <w:pPr/>
+      <w:r>
+        <w:rPr>
+          <w:lang w:val="pt_PT" w:bidi="pt_PT"/>
+        </w:rPr>
+      </w:r>
     </w:p>
     <w:p>
       <w:pPr>
         <w:pStyle w:val="Heading2"/>
       </w:pPr>
       <w:r>
+        <w:rPr>
+          <w:lang w:val="pt_PT" w:bidi="pt_PT"/>
+        </w:rPr>
         <w:t>Sofonias 3.17</w:t>
       </w:r>
-      <w:r/>
-    </w:p>
-    <w:p>
-      <w:r/>
-      <w:r>
+      <w:r>
+        <w:rPr>
+          <w:lang w:val="pt_PT" w:bidi="pt_PT"/>
+        </w:rPr>
+      </w:r>
+    </w:p>
+    <w:p>
+      <w:pPr/>
+      <w:r>
+        <w:rPr>
+          <w:lang w:val="pt_PT" w:bidi="pt_PT"/>
+        </w:rPr>
+      </w:r>
+      <w:r>
+        <w:rPr>
+          <w:lang w:val="pt_PT" w:bidi="pt_PT"/>
+        </w:rPr>
         <w:t xml:space="preserve">ele é poderoso e os salvará: Deus era o Guerreiro Divino e Redentor de Israel (veja </w:t>
       </w:r>
       <w:hyperlink r:id="rId133">
         <w:r>
           <w:rPr>
+            <w:lang w:val="pt_PT" w:bidi="pt_PT"/>
+          </w:rPr>
+          <w:rPr>
             <w:color w:val="0000EE"/>
             <w:u w:val="single"/>
           </w:rPr>
@@ -2574,11 +4695,17 @@
         </w:r>
       </w:hyperlink>
       <w:r>
+        <w:rPr>
+          <w:lang w:val="pt_PT" w:bidi="pt_PT"/>
+        </w:rPr>
         <w:t xml:space="preserve">; </w:t>
       </w:r>
       <w:hyperlink r:id="rId134">
         <w:r>
           <w:rPr>
+            <w:lang w:val="pt_PT" w:bidi="pt_PT"/>
+          </w:rPr>
+          <w:rPr>
             <w:color w:val="0000EE"/>
             <w:u w:val="single"/>
           </w:rPr>
@@ -2586,11 +4713,17 @@
         </w:r>
       </w:hyperlink>
       <w:r>
+        <w:rPr>
+          <w:lang w:val="pt_PT" w:bidi="pt_PT"/>
+        </w:rPr>
         <w:t xml:space="preserve">; </w:t>
       </w:r>
       <w:hyperlink r:id="rId135">
         <w:r>
           <w:rPr>
+            <w:lang w:val="pt_PT" w:bidi="pt_PT"/>
+          </w:rPr>
+          <w:rPr>
             <w:color w:val="0000EE"/>
             <w:u w:val="single"/>
           </w:rPr>
@@ -2598,11 +4731,17 @@
         </w:r>
       </w:hyperlink>
       <w:r>
+        <w:rPr>
+          <w:lang w:val="pt_PT" w:bidi="pt_PT"/>
+        </w:rPr>
         <w:t>). Um dos títulos de Deus é "o Deus Poderoso" (</w:t>
       </w:r>
       <w:hyperlink r:id="rId136">
         <w:r>
           <w:rPr>
+            <w:lang w:val="pt_PT" w:bidi="pt_PT"/>
+          </w:rPr>
+          <w:rPr>
             <w:color w:val="0000EE"/>
             <w:u w:val="single"/>
           </w:rPr>
@@ -2610,11 +4749,17 @@
         </w:r>
       </w:hyperlink>
       <w:r>
+        <w:rPr>
+          <w:lang w:val="pt_PT" w:bidi="pt_PT"/>
+        </w:rPr>
         <w:t>). Este título também se aplica ao Messias (</w:t>
       </w:r>
       <w:hyperlink r:id="rId137">
         <w:r>
           <w:rPr>
+            <w:lang w:val="pt_PT" w:bidi="pt_PT"/>
+          </w:rPr>
+          <w:rPr>
             <w:color w:val="0000EE"/>
             <w:u w:val="single"/>
           </w:rPr>
@@ -2622,20 +4767,30 @@
         </w:r>
       </w:hyperlink>
       <w:r>
+        <w:rPr>
+          <w:lang w:val="pt_PT" w:bidi="pt_PT"/>
+        </w:rPr>
         <w:t xml:space="preserve">). • Deus ficará contente com vocês: Não apenas Jerusalém e todo Israel </w:t>
       </w:r>
       <w:r>
         <w:rPr>
           <w:i/>
+          <w:lang w:val="pt_PT" w:bidi="pt_PT"/>
         </w:rPr>
         <w:t>se alegrarão</w:t>
       </w:r>
       <w:r>
+        <w:rPr>
+          <w:lang w:val="pt_PT" w:bidi="pt_PT"/>
+        </w:rPr>
         <w:t xml:space="preserve"> em Deus (</w:t>
       </w:r>
       <w:hyperlink r:id="rId138">
         <w:r>
           <w:rPr>
+            <w:lang w:val="pt_PT" w:bidi="pt_PT"/>
+          </w:rPr>
+          <w:rPr>
             <w:color w:val="0000EE"/>
             <w:u w:val="single"/>
           </w:rPr>
@@ -2643,11 +4798,17 @@
         </w:r>
       </w:hyperlink>
       <w:r>
+        <w:rPr>
+          <w:lang w:val="pt_PT" w:bidi="pt_PT"/>
+        </w:rPr>
         <w:t xml:space="preserve">), mas Deus também se alegrará por eles como um povo purificado e fiel (veja </w:t>
       </w:r>
       <w:hyperlink r:id="rId139">
         <w:r>
           <w:rPr>
+            <w:lang w:val="pt_PT" w:bidi="pt_PT"/>
+          </w:rPr>
+          <w:rPr>
             <w:color w:val="0000EE"/>
             <w:u w:val="single"/>
           </w:rPr>
@@ -2655,31 +4816,65 @@
         </w:r>
       </w:hyperlink>
       <w:r>
+        <w:rPr>
+          <w:lang w:val="pt_PT" w:bidi="pt_PT"/>
+        </w:rPr>
         <w:t>).</w:t>
       </w:r>
-      <w:r/>
-      <w:r/>
-    </w:p>
-    <w:p>
-      <w:r/>
+      <w:r>
+        <w:rPr>
+          <w:lang w:val="pt_PT" w:bidi="pt_PT"/>
+        </w:rPr>
+      </w:r>
+      <w:r>
+        <w:rPr>
+          <w:lang w:val="pt_PT" w:bidi="pt_PT"/>
+        </w:rPr>
+      </w:r>
+    </w:p>
+    <w:p>
+      <w:pPr/>
+      <w:r>
+        <w:rPr>
+          <w:lang w:val="pt_PT" w:bidi="pt_PT"/>
+        </w:rPr>
+      </w:r>
     </w:p>
     <w:p>
       <w:pPr>
         <w:pStyle w:val="Heading2"/>
       </w:pPr>
       <w:r>
+        <w:rPr>
+          <w:lang w:val="pt_PT" w:bidi="pt_PT"/>
+        </w:rPr>
         <w:t>Sofonias 3.18</w:t>
       </w:r>
-      <w:r/>
-    </w:p>
-    <w:p>
-      <w:r/>
-      <w:r>
+      <w:r>
+        <w:rPr>
+          <w:lang w:val="pt_PT" w:bidi="pt_PT"/>
+        </w:rPr>
+      </w:r>
+    </w:p>
+    <w:p>
+      <w:pPr/>
+      <w:r>
+        <w:rPr>
+          <w:lang w:val="pt_PT" w:bidi="pt_PT"/>
+        </w:rPr>
+      </w:r>
+      <w:r>
+        <w:rPr>
+          <w:lang w:val="pt_PT" w:bidi="pt_PT"/>
+        </w:rPr>
         <w:t>Eu afastarei a ameaça que está sobre vocês e os livrarei da desgraça: A garantia do Senhor contrasta fortemente com as declarações no início do livro, quando Deus ameaçou reunir as nações para varrer o povo de Judá da face da terra (</w:t>
       </w:r>
       <w:hyperlink r:id="rId140">
         <w:r>
           <w:rPr>
+            <w:lang w:val="pt_PT" w:bidi="pt_PT"/>
+          </w:rPr>
+          <w:rPr>
             <w:color w:val="0000EE"/>
             <w:u w:val="single"/>
           </w:rPr>
@@ -2687,51 +4882,113 @@
         </w:r>
       </w:hyperlink>
       <w:r>
+        <w:rPr>
+          <w:lang w:val="pt_PT" w:bidi="pt_PT"/>
+        </w:rPr>
         <w:t>). Agora, Ele promete reunir aqueles que foram expulsos de Jerusalém e conduzi-los em segurança para casa.</w:t>
       </w:r>
-      <w:r/>
-      <w:r/>
-    </w:p>
-    <w:p>
-      <w:r/>
+      <w:r>
+        <w:rPr>
+          <w:lang w:val="pt_PT" w:bidi="pt_PT"/>
+        </w:rPr>
+      </w:r>
+      <w:r>
+        <w:rPr>
+          <w:lang w:val="pt_PT" w:bidi="pt_PT"/>
+        </w:rPr>
+      </w:r>
+    </w:p>
+    <w:p>
+      <w:pPr/>
+      <w:r>
+        <w:rPr>
+          <w:lang w:val="pt_PT" w:bidi="pt_PT"/>
+        </w:rPr>
+      </w:r>
     </w:p>
     <w:p>
       <w:pPr>
         <w:pStyle w:val="Heading2"/>
       </w:pPr>
       <w:r>
+        <w:rPr>
+          <w:lang w:val="pt_PT" w:bidi="pt_PT"/>
+        </w:rPr>
         <w:t>Sofonias 3.18–20</w:t>
       </w:r>
-      <w:r/>
-    </w:p>
-    <w:p>
-      <w:r/>
-      <w:r>
+      <w:r>
+        <w:rPr>
+          <w:lang w:val="pt_PT" w:bidi="pt_PT"/>
+        </w:rPr>
+      </w:r>
+    </w:p>
+    <w:p>
+      <w:pPr/>
+      <w:r>
+        <w:rPr>
+          <w:lang w:val="pt_PT" w:bidi="pt_PT"/>
+        </w:rPr>
+      </w:r>
+      <w:r>
+        <w:rPr>
+          <w:lang w:val="pt_PT" w:bidi="pt_PT"/>
+        </w:rPr>
         <w:t>O uso repetido de "Eu farei" nestes versículos presente no texto original, destaca as garantias adicionais de Deus ao Seu povo.</w:t>
       </w:r>
-      <w:r/>
-      <w:r/>
-    </w:p>
-    <w:p>
-      <w:r/>
+      <w:r>
+        <w:rPr>
+          <w:lang w:val="pt_PT" w:bidi="pt_PT"/>
+        </w:rPr>
+      </w:r>
+      <w:r>
+        <w:rPr>
+          <w:lang w:val="pt_PT" w:bidi="pt_PT"/>
+        </w:rPr>
+      </w:r>
+    </w:p>
+    <w:p>
+      <w:pPr/>
+      <w:r>
+        <w:rPr>
+          <w:lang w:val="pt_PT" w:bidi="pt_PT"/>
+        </w:rPr>
+      </w:r>
     </w:p>
     <w:p>
       <w:pPr>
         <w:pStyle w:val="Heading2"/>
       </w:pPr>
       <w:r>
+        <w:rPr>
+          <w:lang w:val="pt_PT" w:bidi="pt_PT"/>
+        </w:rPr>
         <w:t>Sofonias 3.19</w:t>
       </w:r>
-      <w:r/>
-    </w:p>
-    <w:p>
-      <w:r/>
-      <w:r>
+      <w:r>
+        <w:rPr>
+          <w:lang w:val="pt_PT" w:bidi="pt_PT"/>
+        </w:rPr>
+      </w:r>
+    </w:p>
+    <w:p>
+      <w:pPr/>
+      <w:r>
+        <w:rPr>
+          <w:lang w:val="pt_PT" w:bidi="pt_PT"/>
+        </w:rPr>
+      </w:r>
+      <w:r>
+        <w:rPr>
+          <w:lang w:val="pt_PT" w:bidi="pt_PT"/>
+        </w:rPr>
         <w:t xml:space="preserve">Deus transformará a antiga vergonha de seu povo em glória e fama (veja </w:t>
       </w:r>
       <w:hyperlink r:id="rId141">
         <w:r>
           <w:rPr>
+            <w:lang w:val="pt_PT" w:bidi="pt_PT"/>
+          </w:rPr>
+          <w:rPr>
             <w:color w:val="0000EE"/>
             <w:u w:val="single"/>
           </w:rPr>
@@ -2739,11 +4996,17 @@
         </w:r>
       </w:hyperlink>
       <w:r>
+        <w:rPr>
+          <w:lang w:val="pt_PT" w:bidi="pt_PT"/>
+        </w:rPr>
         <w:t xml:space="preserve">; </w:t>
       </w:r>
       <w:hyperlink r:id="rId142">
         <w:r>
           <w:rPr>
+            <w:lang w:val="pt_PT" w:bidi="pt_PT"/>
+          </w:rPr>
+          <w:rPr>
             <w:color w:val="0000EE"/>
             <w:u w:val="single"/>
           </w:rPr>
@@ -2751,11 +5014,17 @@
         </w:r>
       </w:hyperlink>
       <w:r>
+        <w:rPr>
+          <w:lang w:val="pt_PT" w:bidi="pt_PT"/>
+        </w:rPr>
         <w:t xml:space="preserve">; </w:t>
       </w:r>
       <w:hyperlink r:id="rId143">
         <w:r>
           <w:rPr>
+            <w:lang w:val="pt_PT" w:bidi="pt_PT"/>
+          </w:rPr>
+          <w:rPr>
             <w:color w:val="0000EE"/>
             <w:u w:val="single"/>
           </w:rPr>
@@ -2763,11 +5032,17 @@
         </w:r>
       </w:hyperlink>
       <w:r>
+        <w:rPr>
+          <w:lang w:val="pt_PT" w:bidi="pt_PT"/>
+        </w:rPr>
         <w:t xml:space="preserve">; cp. </w:t>
       </w:r>
       <w:hyperlink r:id="rId144">
         <w:r>
           <w:rPr>
+            <w:lang w:val="pt_PT" w:bidi="pt_PT"/>
+          </w:rPr>
+          <w:rPr>
             <w:color w:val="0000EE"/>
             <w:u w:val="single"/>
           </w:rPr>
@@ -2775,31 +5050,65 @@
         </w:r>
       </w:hyperlink>
       <w:r>
+        <w:rPr>
+          <w:lang w:val="pt_PT" w:bidi="pt_PT"/>
+        </w:rPr>
         <w:t>).</w:t>
       </w:r>
-      <w:r/>
-      <w:r/>
-    </w:p>
-    <w:p>
-      <w:r/>
+      <w:r>
+        <w:rPr>
+          <w:lang w:val="pt_PT" w:bidi="pt_PT"/>
+        </w:rPr>
+      </w:r>
+      <w:r>
+        <w:rPr>
+          <w:lang w:val="pt_PT" w:bidi="pt_PT"/>
+        </w:rPr>
+      </w:r>
+    </w:p>
+    <w:p>
+      <w:pPr/>
+      <w:r>
+        <w:rPr>
+          <w:lang w:val="pt_PT" w:bidi="pt_PT"/>
+        </w:rPr>
+      </w:r>
     </w:p>
     <w:p>
       <w:pPr>
         <w:pStyle w:val="Heading2"/>
       </w:pPr>
       <w:r>
+        <w:rPr>
+          <w:lang w:val="pt_PT" w:bidi="pt_PT"/>
+        </w:rPr>
         <w:t>Sofonias 3.20</w:t>
       </w:r>
-      <w:r/>
-    </w:p>
-    <w:p>
-      <w:r/>
-      <w:r>
+      <w:r>
+        <w:rPr>
+          <w:lang w:val="pt_PT" w:bidi="pt_PT"/>
+        </w:rPr>
+      </w:r>
+    </w:p>
+    <w:p>
+      <w:pPr/>
+      <w:r>
+        <w:rPr>
+          <w:lang w:val="pt_PT" w:bidi="pt_PT"/>
+        </w:rPr>
+      </w:r>
+      <w:r>
+        <w:rPr>
+          <w:lang w:val="pt_PT" w:bidi="pt_PT"/>
+        </w:rPr>
         <w:t>Aquele dia: Após um período de terrível ira e julgamento, o dia do Senhor culmina em bênçãos eternas para todos que confiam nele (</w:t>
       </w:r>
       <w:hyperlink r:id="rId91">
         <w:r>
           <w:rPr>
+            <w:lang w:val="pt_PT" w:bidi="pt_PT"/>
+          </w:rPr>
+          <w:rPr>
             <w:color w:val="0000EE"/>
             <w:u w:val="single"/>
           </w:rPr>
@@ -2807,11 +5116,17 @@
         </w:r>
       </w:hyperlink>
       <w:r>
+        <w:rPr>
+          <w:lang w:val="pt_PT" w:bidi="pt_PT"/>
+        </w:rPr>
         <w:t xml:space="preserve">, </w:t>
       </w:r>
       <w:hyperlink r:id="rId145">
         <w:r>
           <w:rPr>
+            <w:lang w:val="pt_PT" w:bidi="pt_PT"/>
+          </w:rPr>
+          <w:rPr>
             <w:color w:val="0000EE"/>
             <w:u w:val="single"/>
           </w:rPr>
@@ -2819,11 +5134,17 @@
         </w:r>
       </w:hyperlink>
       <w:r>
+        <w:rPr>
+          <w:lang w:val="pt_PT" w:bidi="pt_PT"/>
+        </w:rPr>
         <w:t xml:space="preserve">; veja </w:t>
       </w:r>
       <w:hyperlink r:id="rId146">
         <w:r>
           <w:rPr>
+            <w:lang w:val="pt_PT" w:bidi="pt_PT"/>
+          </w:rPr>
+          <w:rPr>
             <w:color w:val="0000EE"/>
             <w:u w:val="single"/>
           </w:rPr>
@@ -2831,11 +5152,17 @@
         </w:r>
       </w:hyperlink>
       <w:r>
+        <w:rPr>
+          <w:lang w:val="pt_PT" w:bidi="pt_PT"/>
+        </w:rPr>
         <w:t xml:space="preserve">; </w:t>
       </w:r>
       <w:hyperlink r:id="rId147">
         <w:r>
           <w:rPr>
+            <w:lang w:val="pt_PT" w:bidi="pt_PT"/>
+          </w:rPr>
+          <w:rPr>
             <w:color w:val="0000EE"/>
             <w:u w:val="single"/>
           </w:rPr>
@@ -2843,11 +5170,17 @@
         </w:r>
       </w:hyperlink>
       <w:r>
+        <w:rPr>
+          <w:lang w:val="pt_PT" w:bidi="pt_PT"/>
+        </w:rPr>
         <w:t xml:space="preserve">; veja também </w:t>
       </w:r>
       <w:hyperlink r:id="rId29">
         <w:r>
           <w:rPr>
+            <w:lang w:val="pt_PT" w:bidi="pt_PT"/>
+          </w:rPr>
+          <w:rPr>
             <w:color w:val="0000EE"/>
             <w:u w:val="single"/>
           </w:rPr>
@@ -2855,11 +5188,17 @@
         </w:r>
       </w:hyperlink>
       <w:r>
+        <w:rPr>
+          <w:lang w:val="pt_PT" w:bidi="pt_PT"/>
+        </w:rPr>
         <w:t xml:space="preserve">). • Eu, o Senhor, falei! A profecia de Sofonias, inteiramente de Deus (veja também </w:t>
       </w:r>
       <w:hyperlink r:id="rId148">
         <w:r>
           <w:rPr>
+            <w:lang w:val="pt_PT" w:bidi="pt_PT"/>
+          </w:rPr>
+          <w:rPr>
             <w:color w:val="0000EE"/>
             <w:u w:val="single"/>
           </w:rPr>
@@ -2867,11 +5206,17 @@
         </w:r>
       </w:hyperlink>
       <w:r>
+        <w:rPr>
+          <w:lang w:val="pt_PT" w:bidi="pt_PT"/>
+        </w:rPr>
         <w:t xml:space="preserve">, </w:t>
       </w:r>
       <w:hyperlink r:id="rId149">
         <w:r>
           <w:rPr>
+            <w:lang w:val="pt_PT" w:bidi="pt_PT"/>
+          </w:rPr>
+          <w:rPr>
             <w:color w:val="0000EE"/>
             <w:u w:val="single"/>
           </w:rPr>
@@ -2879,11 +5224,17 @@
         </w:r>
       </w:hyperlink>
       <w:r>
+        <w:rPr>
+          <w:lang w:val="pt_PT" w:bidi="pt_PT"/>
+        </w:rPr>
         <w:t xml:space="preserve">; </w:t>
       </w:r>
       <w:hyperlink r:id="rId150">
         <w:r>
           <w:rPr>
+            <w:lang w:val="pt_PT" w:bidi="pt_PT"/>
+          </w:rPr>
+          <w:rPr>
             <w:color w:val="0000EE"/>
             <w:u w:val="single"/>
           </w:rPr>
@@ -2891,11 +5242,17 @@
         </w:r>
       </w:hyperlink>
       <w:r>
+        <w:rPr>
+          <w:lang w:val="pt_PT" w:bidi="pt_PT"/>
+        </w:rPr>
         <w:t xml:space="preserve">; </w:t>
       </w:r>
       <w:hyperlink r:id="rId114">
         <w:r>
           <w:rPr>
+            <w:lang w:val="pt_PT" w:bidi="pt_PT"/>
+          </w:rPr>
+          <w:rPr>
             <w:color w:val="0000EE"/>
             <w:u w:val="single"/>
           </w:rPr>
@@ -2903,10 +5260,21 @@
         </w:r>
       </w:hyperlink>
       <w:r>
+        <w:rPr>
+          <w:lang w:val="pt_PT" w:bidi="pt_PT"/>
+        </w:rPr>
         <w:t>), é totalmente confiável.</w:t>
       </w:r>
-      <w:r/>
-      <w:r/>
+      <w:r>
+        <w:rPr>
+          <w:lang w:val="pt_PT" w:bidi="pt_PT"/>
+        </w:rPr>
+      </w:r>
+      <w:r>
+        <w:rPr>
+          <w:lang w:val="pt_PT" w:bidi="pt_PT"/>
+        </w:rPr>
+      </w:r>
     </w:p>
     <w:sectPr>
       <w:footnotePr>
@@ -4808,7 +7176,7 @@
     <w:rPrDefault>
       <w:rPr>
         <w:rFonts w:ascii="Times New Roman" w:eastAsia="Times New Roman" w:hAnsi="Times New Roman" w:cs="Times New Roman"/>
-        <w:lang w:val="en-US" w:eastAsia="en-US" w:bidi="ar-SA"/>
+        <w:lang w:val="pt_PT" w:eastAsia="en-US" w:bidi="ar-SA"/>
       </w:rPr>
     </w:rPrDefault>
     <w:pPrDefault/>

--- a/por/docx/36.content.docx
+++ b/por/docx/36.content.docx
@@ -163,13 +163,6 @@
         <w:rPr>
           <w:lang w:val="pt_PT" w:bidi="pt_PT"/>
         </w:rPr>
-      </w:r>
-      <w:r>
-        <w:rPr>
-          <w:i/>
-          <w:lang w:val="pt_PT" w:bidi="pt_PT"/>
-        </w:rPr>
-        <w:t>Sofonias 1.1, Sofonias 1.1–2.3, Sofonias 1.2–3, Sofonias 1.4, Sofonias 1.4–6, Sofonias 1.5, Sofonias 1.7, Sofonias 1.7–18, Sofonias 1.8, Sofonias 1.9, Sofonias 1.10, Sofonias 1.13, Sofonias 1.14–18, Sofonias 1.15, Sofonias 1.17, Sofonias 2.1–3, Sofonias 2.2, Sofonias 2.3, Sofonias 2.4, Sofonias 2.4–15, Sofonias 2.4–3.20, Sofonias 2.5, Sofonias 2.6, Sofonias 2.7, Sofonias 2.8, Sofonias 2.9, Sofonias 2.11, Sofonias 2.12, Sofonias 2.13, Sofonias 2.14, Sofonias 2.15, Sofonias 3.1, Sofonias 3.1–8, Sofonias 3.3–4, Sofonias 3.5, Sofonias 3.7, Sofonias 3.8, Sofonias 3.9, Sofonias 3.9–13, Sofonias 3.9–20.9, Sofonias 3.10, Sofonias 3.12, Sofonias 3.14, Sofonias 3.15, Sofonias 3.17, Sofonias 3.18, Sofonias 3.18–20, Sofonias 3.19, Sofonias 3.20</w:t>
       </w:r>
       <w:r>
         <w:rPr>

--- a/por/docx/36.content.docx
+++ b/por/docx/36.content.docx
@@ -150,19 +150,6 @@
           <w:lang w:val="pt_PT" w:bidi="pt_PT"/>
         </w:rPr>
         <w:t>ZEP</w:t>
-      </w:r>
-      <w:r>
-        <w:rPr>
-          <w:lang w:val="pt_PT" w:bidi="pt_PT"/>
-        </w:rPr>
-      </w:r>
-    </w:p>
-    <w:p>
-      <w:pPr/>
-      <w:r>
-        <w:rPr>
-          <w:lang w:val="pt_PT" w:bidi="pt_PT"/>
-        </w:rPr>
       </w:r>
       <w:r>
         <w:rPr>

--- a/por/docx/36.content.docx
+++ b/por/docx/36.content.docx
@@ -19,7 +19,7 @@
         <w:rPr>
           <w:lang w:val="pt_PT" w:bidi="pt_PT"/>
         </w:rPr>
-        <w:t>Resource: Notas de Estudo (Tyndale)</w:t>
+        <w:t>Resource: Tyndale Open Study Notes</w:t>
       </w:r>
       <w:r>
         <w:rPr>
@@ -112,7 +112,7 @@
         <w:rPr>
           <w:lang w:val="pt_PT" w:bidi="pt_PT"/>
         </w:rPr>
-        <w:t>Notas de Estudo (Tyndale)</w:t>
+        <w:t>Tyndale Open Study Notes</w:t>
       </w:r>
     </w:p>
     <w:p>

--- a/por/docx/36.content.docx
+++ b/por/docx/36.content.docx
@@ -19,7 +19,7 @@
         <w:rPr>
           <w:lang w:val="pt_PT" w:bidi="pt_PT"/>
         </w:rPr>
-        <w:t>Resource: Tyndale Open Study Notes</w:t>
+        <w:t>Resource: Aquifer Open Study Notes</w:t>
       </w:r>
       <w:r>
         <w:rPr>
@@ -112,7 +112,7 @@
         <w:rPr>
           <w:lang w:val="pt_PT" w:bidi="pt_PT"/>
         </w:rPr>
-        <w:t>Tyndale Open Study Notes</w:t>
+        <w:t>Aquifer Open Study Notes</w:t>
       </w:r>
     </w:p>
     <w:p>

--- a/por/docx/36.content.docx
+++ b/por/docx/36.content.docx
@@ -233,18 +233,12 @@
         </w:rPr>
         <w:t xml:space="preserve">Esta é a mensagem que o Senhor Deus deu a Sofonias: Sofonias era um profeta, porta-voz de Deus. • Ezequias provavelmente se refere ao rei com esse nome (veja </w:t>
       </w:r>
-      <w:hyperlink r:id="rId13">
-        <w:r>
-          <w:rPr>
-            <w:lang w:val="pt_PT" w:bidi="pt_PT"/>
-          </w:rPr>
-          <w:rPr>
-            <w:color w:val="0000EE"/>
-            <w:u w:val="single"/>
-          </w:rPr>
-          <w:t>2Rs 18.1–20.20</w:t>
-        </w:r>
-      </w:hyperlink>
+      <w:r>
+        <w:rPr>
+          <w:lang w:val="pt_PT" w:bidi="pt_PT"/>
+        </w:rPr>
+        <w:t>2Rs 18.1–20.20</w:t>
+      </w:r>
       <w:r>
         <w:rPr>
           <w:lang w:val="pt_PT" w:bidi="pt_PT"/>
@@ -299,72 +293,48 @@
         </w:rPr>
         <w:t>A mensagem de Sofonias do Senhor adverte sobre o julgamento mundial (</w:t>
       </w:r>
-      <w:hyperlink r:id="rId14">
-        <w:r>
-          <w:rPr>
-            <w:lang w:val="pt_PT" w:bidi="pt_PT"/>
-          </w:rPr>
-          <w:rPr>
-            <w:color w:val="0000EE"/>
-            <w:u w:val="single"/>
-          </w:rPr>
-          <w:t>1.1–6</w:t>
-        </w:r>
-      </w:hyperlink>
+      <w:r>
+        <w:rPr>
+          <w:lang w:val="pt_PT" w:bidi="pt_PT"/>
+        </w:rPr>
+        <w:t>1.1–6</w:t>
+      </w:r>
       <w:r>
         <w:rPr>
           <w:lang w:val="pt_PT" w:bidi="pt_PT"/>
         </w:rPr>
         <w:t>) e exorta seus leitores a se arrependerem (</w:t>
       </w:r>
-      <w:hyperlink r:id="rId15">
-        <w:r>
-          <w:rPr>
-            <w:lang w:val="pt_PT" w:bidi="pt_PT"/>
-          </w:rPr>
-          <w:rPr>
-            <w:color w:val="0000EE"/>
-            <w:u w:val="single"/>
-          </w:rPr>
-          <w:t>1.7–13</w:t>
-        </w:r>
-      </w:hyperlink>
+      <w:r>
+        <w:rPr>
+          <w:lang w:val="pt_PT" w:bidi="pt_PT"/>
+        </w:rPr>
+        <w:t>1.7–13</w:t>
+      </w:r>
       <w:r>
         <w:rPr>
           <w:lang w:val="pt_PT" w:bidi="pt_PT"/>
         </w:rPr>
         <w:t>) antes que a devastação os alcance (</w:t>
       </w:r>
-      <w:hyperlink r:id="rId16">
-        <w:r>
-          <w:rPr>
-            <w:lang w:val="pt_PT" w:bidi="pt_PT"/>
-          </w:rPr>
-          <w:rPr>
-            <w:color w:val="0000EE"/>
-            <w:u w:val="single"/>
-          </w:rPr>
-          <w:t>1.14–18</w:t>
-        </w:r>
-      </w:hyperlink>
+      <w:r>
+        <w:rPr>
+          <w:lang w:val="pt_PT" w:bidi="pt_PT"/>
+        </w:rPr>
+        <w:t>1.14–18</w:t>
+      </w:r>
       <w:r>
         <w:rPr>
           <w:lang w:val="pt_PT" w:bidi="pt_PT"/>
         </w:rPr>
         <w:t>) e a buscarem o Senhor, vivendo de forma justa e humilde diante dele, na esperança de que possam ser poupados de seu julgamento (</w:t>
       </w:r>
-      <w:hyperlink r:id="rId17">
-        <w:r>
-          <w:rPr>
-            <w:lang w:val="pt_PT" w:bidi="pt_PT"/>
-          </w:rPr>
-          <w:rPr>
-            <w:color w:val="0000EE"/>
-            <w:u w:val="single"/>
-          </w:rPr>
-          <w:t>2.1–3</w:t>
-        </w:r>
-      </w:hyperlink>
+      <w:r>
+        <w:rPr>
+          <w:lang w:val="pt_PT" w:bidi="pt_PT"/>
+        </w:rPr>
+        <w:t>2.1–3</w:t>
+      </w:r>
       <w:r>
         <w:rPr>
           <w:lang w:val="pt_PT" w:bidi="pt_PT"/>
@@ -419,18 +389,12 @@
         </w:rPr>
         <w:t>A lista das coisas que Deus eliminará em seu julgamento está em ordem inversa à sua criação (</w:t>
       </w:r>
-      <w:hyperlink r:id="rId18">
-        <w:r>
-          <w:rPr>
-            <w:lang w:val="pt_PT" w:bidi="pt_PT"/>
-          </w:rPr>
-          <w:rPr>
-            <w:color w:val="0000EE"/>
-            <w:u w:val="single"/>
-          </w:rPr>
-          <w:t>Gn 1.20–26</w:t>
-        </w:r>
-      </w:hyperlink>
+      <w:r>
+        <w:rPr>
+          <w:lang w:val="pt_PT" w:bidi="pt_PT"/>
+        </w:rPr>
+        <w:t>Gn 1.20–26</w:t>
+      </w:r>
       <w:r>
         <w:rPr>
           <w:lang w:val="pt_PT" w:bidi="pt_PT"/>
@@ -498,18 +462,12 @@
         </w:rPr>
         <w:t>Quando Sofonias fez esta profecia, antes das reformas de Josias em 622 a.C., sacerdotes idólatras promoviam desenfreadamente o culto a Baal e outras formas de paganismo (</w:t>
       </w:r>
-      <w:hyperlink r:id="rId19">
-        <w:r>
-          <w:rPr>
-            <w:lang w:val="pt_PT" w:bidi="pt_PT"/>
-          </w:rPr>
-          <w:rPr>
-            <w:color w:val="0000EE"/>
-            <w:u w:val="single"/>
-          </w:rPr>
-          <w:t>2Rs 23.5</w:t>
-        </w:r>
-      </w:hyperlink>
+      <w:r>
+        <w:rPr>
+          <w:lang w:val="pt_PT" w:bidi="pt_PT"/>
+        </w:rPr>
+        <w:t>2Rs 23.5</w:t>
+      </w:r>
       <w:r>
         <w:rPr>
           <w:lang w:val="pt_PT" w:bidi="pt_PT"/>
@@ -564,18 +522,12 @@
         </w:rPr>
         <w:t>Tendo pronunciado julgamento sobre toda a terra (</w:t>
       </w:r>
-      <w:hyperlink r:id="rId20">
-        <w:r>
-          <w:rPr>
-            <w:lang w:val="pt_PT" w:bidi="pt_PT"/>
-          </w:rPr>
-          <w:rPr>
-            <w:color w:val="0000EE"/>
-            <w:u w:val="single"/>
-          </w:rPr>
-          <w:t>1.2–3</w:t>
-        </w:r>
-      </w:hyperlink>
+      <w:r>
+        <w:rPr>
+          <w:lang w:val="pt_PT" w:bidi="pt_PT"/>
+        </w:rPr>
+        <w:t>1.2–3</w:t>
+      </w:r>
       <w:r>
         <w:rPr>
           <w:lang w:val="pt_PT" w:bidi="pt_PT"/>
@@ -630,108 +582,72 @@
         </w:rPr>
         <w:t xml:space="preserve">As escrituras condenaram a prática de adorar corpos celestes como o sol, a lua e as estrelas (veja </w:t>
       </w:r>
-      <w:hyperlink r:id="rId21">
-        <w:r>
-          <w:rPr>
-            <w:lang w:val="pt_PT" w:bidi="pt_PT"/>
-          </w:rPr>
-          <w:rPr>
-            <w:color w:val="0000EE"/>
-            <w:u w:val="single"/>
-          </w:rPr>
-          <w:t>Dt 4.15–19</w:t>
-        </w:r>
-      </w:hyperlink>
+      <w:r>
+        <w:rPr>
+          <w:lang w:val="pt_PT" w:bidi="pt_PT"/>
+        </w:rPr>
+        <w:t>Dt 4.15–19</w:t>
+      </w:r>
       <w:r>
         <w:rPr>
           <w:lang w:val="pt_PT" w:bidi="pt_PT"/>
         </w:rPr>
         <w:t xml:space="preserve">; </w:t>
       </w:r>
-      <w:hyperlink r:id="rId22">
-        <w:r>
-          <w:rPr>
-            <w:lang w:val="pt_PT" w:bidi="pt_PT"/>
-          </w:rPr>
-          <w:rPr>
-            <w:color w:val="0000EE"/>
-            <w:u w:val="single"/>
-          </w:rPr>
-          <w:t>2Rs 21.3</w:t>
-        </w:r>
-      </w:hyperlink>
+      <w:r>
+        <w:rPr>
+          <w:lang w:val="pt_PT" w:bidi="pt_PT"/>
+        </w:rPr>
+        <w:t>2Rs 21.3</w:t>
+      </w:r>
       <w:r>
         <w:rPr>
           <w:lang w:val="pt_PT" w:bidi="pt_PT"/>
         </w:rPr>
         <w:t xml:space="preserve">; </w:t>
       </w:r>
-      <w:hyperlink r:id="rId23">
-        <w:r>
-          <w:rPr>
-            <w:lang w:val="pt_PT" w:bidi="pt_PT"/>
-          </w:rPr>
-          <w:rPr>
-            <w:color w:val="0000EE"/>
-            <w:u w:val="single"/>
-          </w:rPr>
-          <w:t>23.12</w:t>
-        </w:r>
-      </w:hyperlink>
+      <w:r>
+        <w:rPr>
+          <w:lang w:val="pt_PT" w:bidi="pt_PT"/>
+        </w:rPr>
+        <w:t>23.12</w:t>
+      </w:r>
       <w:r>
         <w:rPr>
           <w:lang w:val="pt_PT" w:bidi="pt_PT"/>
         </w:rPr>
         <w:t>). • Moloque pode se referir ao deus cananeu Baal, ao deus amonita Milcom ou à divindade pagã Moloque. Embora a lei proibisse explicitamente a adoração a Moloque (</w:t>
       </w:r>
-      <w:hyperlink r:id="rId24">
-        <w:r>
-          <w:rPr>
-            <w:lang w:val="pt_PT" w:bidi="pt_PT"/>
-          </w:rPr>
-          <w:rPr>
-            <w:color w:val="0000EE"/>
-            <w:u w:val="single"/>
-          </w:rPr>
-          <w:t>Lv 20.1–5</w:t>
-        </w:r>
-      </w:hyperlink>
+      <w:r>
+        <w:rPr>
+          <w:lang w:val="pt_PT" w:bidi="pt_PT"/>
+        </w:rPr>
+        <w:t>Lv 20.1–5</w:t>
+      </w:r>
       <w:r>
         <w:rPr>
           <w:lang w:val="pt_PT" w:bidi="pt_PT"/>
         </w:rPr>
         <w:t>), isso permaneceu uma tentação constante para Israel (</w:t>
       </w:r>
-      <w:hyperlink r:id="rId25">
-        <w:r>
-          <w:rPr>
-            <w:lang w:val="pt_PT" w:bidi="pt_PT"/>
-          </w:rPr>
-          <w:rPr>
-            <w:color w:val="0000EE"/>
-            <w:u w:val="single"/>
-          </w:rPr>
-          <w:t>2Rs 16.3</w:t>
-        </w:r>
-      </w:hyperlink>
+      <w:r>
+        <w:rPr>
+          <w:lang w:val="pt_PT" w:bidi="pt_PT"/>
+        </w:rPr>
+        <w:t>2Rs 16.3</w:t>
+      </w:r>
       <w:r>
         <w:rPr>
           <w:lang w:val="pt_PT" w:bidi="pt_PT"/>
         </w:rPr>
         <w:t xml:space="preserve">; </w:t>
       </w:r>
-      <w:hyperlink r:id="rId26">
-        <w:r>
-          <w:rPr>
-            <w:lang w:val="pt_PT" w:bidi="pt_PT"/>
-          </w:rPr>
-          <w:rPr>
-            <w:color w:val="0000EE"/>
-            <w:u w:val="single"/>
-          </w:rPr>
-          <w:t>21.6</w:t>
-        </w:r>
-      </w:hyperlink>
+      <w:r>
+        <w:rPr>
+          <w:lang w:val="pt_PT" w:bidi="pt_PT"/>
+        </w:rPr>
+        <w:t>21.6</w:t>
+      </w:r>
       <w:r>
         <w:rPr>
           <w:lang w:val="pt_PT" w:bidi="pt_PT"/>
@@ -847,18 +763,12 @@
         </w:rPr>
         <w:t>Todo o trecho deve ser visto como um grande evento. Alguns aspectos seriam cumpridos na queda de Jerusalém em 586 a.C.; outros seriam repetidos em várias épocas históricas (como a destruição de Jerusalém em 70 d.C.) até que toda a profecia seja cumprida no fim dos tempos, quando Deus age plena e finalmente para julgar o mundo e renovar a criação (</w:t>
       </w:r>
-      <w:hyperlink r:id="rId27">
-        <w:r>
-          <w:rPr>
-            <w:lang w:val="pt_PT" w:bidi="pt_PT"/>
-          </w:rPr>
-          <w:rPr>
-            <w:color w:val="0000EE"/>
-            <w:u w:val="single"/>
-          </w:rPr>
-          <w:t>Ap 19.11–22.5</w:t>
-        </w:r>
-      </w:hyperlink>
+      <w:r>
+        <w:rPr>
+          <w:lang w:val="pt_PT" w:bidi="pt_PT"/>
+        </w:rPr>
+        <w:t>Ap 19.11–22.5</w:t>
+      </w:r>
       <w:r>
         <w:rPr>
           <w:lang w:val="pt_PT" w:bidi="pt_PT"/>
@@ -913,180 +823,120 @@
         </w:rPr>
         <w:t>Os líderes e príncipes de Judá eram os chefes tribais de Israel (</w:t>
       </w:r>
-      <w:hyperlink r:id="rId28">
-        <w:r>
-          <w:rPr>
-            <w:lang w:val="pt_PT" w:bidi="pt_PT"/>
-          </w:rPr>
-          <w:rPr>
-            <w:color w:val="0000EE"/>
-            <w:u w:val="single"/>
-          </w:rPr>
-          <w:t>Nm 1.4</w:t>
-        </w:r>
-      </w:hyperlink>
+      <w:r>
+        <w:rPr>
+          <w:lang w:val="pt_PT" w:bidi="pt_PT"/>
+        </w:rPr>
+        <w:t>Nm 1.4</w:t>
+      </w:r>
       <w:r>
         <w:rPr>
           <w:lang w:val="pt_PT" w:bidi="pt_PT"/>
         </w:rPr>
         <w:t>), oficiais da corte (</w:t>
       </w:r>
-      <w:hyperlink r:id="rId29">
-        <w:r>
-          <w:rPr>
-            <w:lang w:val="pt_PT" w:bidi="pt_PT"/>
-          </w:rPr>
-          <w:rPr>
-            <w:color w:val="0000EE"/>
-            <w:u w:val="single"/>
-          </w:rPr>
-          <w:t>1Cr 22.17</w:t>
-        </w:r>
-      </w:hyperlink>
+      <w:r>
+        <w:rPr>
+          <w:lang w:val="pt_PT" w:bidi="pt_PT"/>
+        </w:rPr>
+        <w:t>1Cr 22.17</w:t>
+      </w:r>
       <w:r>
         <w:rPr>
           <w:lang w:val="pt_PT" w:bidi="pt_PT"/>
         </w:rPr>
         <w:t>), supervisores distritais (</w:t>
       </w:r>
-      <w:hyperlink r:id="rId30">
-        <w:r>
-          <w:rPr>
-            <w:lang w:val="pt_PT" w:bidi="pt_PT"/>
-          </w:rPr>
-          <w:rPr>
-            <w:color w:val="0000EE"/>
-            <w:u w:val="single"/>
-          </w:rPr>
-          <w:t>1Rs 20.14–15</w:t>
-        </w:r>
-      </w:hyperlink>
+      <w:r>
+        <w:rPr>
+          <w:lang w:val="pt_PT" w:bidi="pt_PT"/>
+        </w:rPr>
+        <w:t>1Rs 20.14–15</w:t>
+      </w:r>
       <w:r>
         <w:rPr>
           <w:lang w:val="pt_PT" w:bidi="pt_PT"/>
         </w:rPr>
         <w:t>), oficiais da cidade (</w:t>
       </w:r>
-      <w:hyperlink r:id="rId31">
-        <w:r>
-          <w:rPr>
-            <w:lang w:val="pt_PT" w:bidi="pt_PT"/>
-          </w:rPr>
-          <w:rPr>
-            <w:color w:val="0000EE"/>
-            <w:u w:val="single"/>
-          </w:rPr>
-          <w:t>Jz 8.6</w:t>
-        </w:r>
-      </w:hyperlink>
+      <w:r>
+        <w:rPr>
+          <w:lang w:val="pt_PT" w:bidi="pt_PT"/>
+        </w:rPr>
+        <w:t>Jz 8.6</w:t>
+      </w:r>
       <w:r>
         <w:rPr>
           <w:lang w:val="pt_PT" w:bidi="pt_PT"/>
         </w:rPr>
         <w:t>), líderes militares (</w:t>
       </w:r>
-      <w:hyperlink r:id="rId32">
-        <w:r>
-          <w:rPr>
-            <w:lang w:val="pt_PT" w:bidi="pt_PT"/>
-          </w:rPr>
-          <w:rPr>
-            <w:color w:val="0000EE"/>
-            <w:u w:val="single"/>
-          </w:rPr>
-          <w:t>1Rs 2.5</w:t>
-        </w:r>
-      </w:hyperlink>
+      <w:r>
+        <w:rPr>
+          <w:lang w:val="pt_PT" w:bidi="pt_PT"/>
+        </w:rPr>
+        <w:t>1Rs 2.5</w:t>
+      </w:r>
       <w:r>
         <w:rPr>
           <w:lang w:val="pt_PT" w:bidi="pt_PT"/>
         </w:rPr>
         <w:t xml:space="preserve">; </w:t>
       </w:r>
-      <w:hyperlink r:id="rId33">
-        <w:r>
-          <w:rPr>
-            <w:lang w:val="pt_PT" w:bidi="pt_PT"/>
-          </w:rPr>
-          <w:rPr>
-            <w:color w:val="0000EE"/>
-            <w:u w:val="single"/>
-          </w:rPr>
-          <w:t>2Rs 1.9–14</w:t>
-        </w:r>
-      </w:hyperlink>
+      <w:r>
+        <w:rPr>
+          <w:lang w:val="pt_PT" w:bidi="pt_PT"/>
+        </w:rPr>
+        <w:t>2Rs 1.9–14</w:t>
+      </w:r>
       <w:r>
         <w:rPr>
           <w:lang w:val="pt_PT" w:bidi="pt_PT"/>
         </w:rPr>
         <w:t xml:space="preserve">; </w:t>
       </w:r>
-      <w:hyperlink r:id="rId34">
-        <w:r>
-          <w:rPr>
-            <w:lang w:val="pt_PT" w:bidi="pt_PT"/>
-          </w:rPr>
-          <w:rPr>
-            <w:color w:val="0000EE"/>
-            <w:u w:val="single"/>
-          </w:rPr>
-          <w:t>25.23</w:t>
-        </w:r>
-      </w:hyperlink>
+      <w:r>
+        <w:rPr>
+          <w:lang w:val="pt_PT" w:bidi="pt_PT"/>
+        </w:rPr>
+        <w:t>25.23</w:t>
+      </w:r>
       <w:r>
         <w:rPr>
           <w:lang w:val="pt_PT" w:bidi="pt_PT"/>
         </w:rPr>
         <w:t>,</w:t>
       </w:r>
-      <w:hyperlink r:id="rId35">
-        <w:r>
-          <w:rPr>
-            <w:lang w:val="pt_PT" w:bidi="pt_PT"/>
-          </w:rPr>
-          <w:rPr>
-            <w:color w:val="0000EE"/>
-            <w:u w:val="single"/>
-          </w:rPr>
-          <w:t>26</w:t>
-        </w:r>
-      </w:hyperlink>
+      <w:r>
+        <w:rPr>
+          <w:lang w:val="pt_PT" w:bidi="pt_PT"/>
+        </w:rPr>
+        <w:t>26</w:t>
+      </w:r>
       <w:r>
         <w:rPr>
           <w:lang w:val="pt_PT" w:bidi="pt_PT"/>
         </w:rPr>
         <w:t>), ou até mesmo líderes religiosos (</w:t>
       </w:r>
-      <w:hyperlink r:id="rId36">
-        <w:r>
-          <w:rPr>
-            <w:lang w:val="pt_PT" w:bidi="pt_PT"/>
-          </w:rPr>
-          <w:rPr>
-            <w:color w:val="0000EE"/>
-            <w:u w:val="single"/>
-          </w:rPr>
-          <w:t>Ed 8.24</w:t>
-        </w:r>
-      </w:hyperlink>
+      <w:r>
+        <w:rPr>
+          <w:lang w:val="pt_PT" w:bidi="pt_PT"/>
+        </w:rPr>
+        <w:t>Ed 8.24</w:t>
+      </w:r>
       <w:r>
         <w:rPr>
           <w:lang w:val="pt_PT" w:bidi="pt_PT"/>
         </w:rPr>
         <w:t xml:space="preserve">). Seu papel influente os colocava em uma posição de responsabilidade aumentada diante de Deus (cp. </w:t>
       </w:r>
-      <w:hyperlink r:id="rId37">
-        <w:r>
-          <w:rPr>
-            <w:lang w:val="pt_PT" w:bidi="pt_PT"/>
-          </w:rPr>
-          <w:rPr>
-            <w:color w:val="0000EE"/>
-            <w:u w:val="single"/>
-          </w:rPr>
-          <w:t>Tg 3.1</w:t>
-        </w:r>
-      </w:hyperlink>
+      <w:r>
+        <w:rPr>
+          <w:lang w:val="pt_PT" w:bidi="pt_PT"/>
+        </w:rPr>
+        <w:t>Tg 3.1</w:t>
+      </w:r>
       <w:r>
         <w:rPr>
           <w:lang w:val="pt_PT" w:bidi="pt_PT"/>
@@ -1154,18 +1004,12 @@
         </w:rPr>
         <w:t xml:space="preserve">): O povo de Judá manteve o costume pagão de pular sobre o umbral de um templo para evitar contato com ele, em deferência a esse deus pagão (veja </w:t>
       </w:r>
-      <w:hyperlink r:id="rId38">
-        <w:r>
-          <w:rPr>
-            <w:lang w:val="pt_PT" w:bidi="pt_PT"/>
-          </w:rPr>
-          <w:rPr>
-            <w:color w:val="0000EE"/>
-            <w:u w:val="single"/>
-          </w:rPr>
-          <w:t>1Sm 5.1–5</w:t>
-        </w:r>
-      </w:hyperlink>
+      <w:r>
+        <w:rPr>
+          <w:lang w:val="pt_PT" w:bidi="pt_PT"/>
+        </w:rPr>
+        <w:t>1Sm 5.1–5</w:t>
+      </w:r>
       <w:r>
         <w:rPr>
           <w:lang w:val="pt_PT" w:bidi="pt_PT"/>
@@ -1220,18 +1064,12 @@
         </w:rPr>
         <w:t>O Portão dos Peixes ficava na seção norte de Jerusalém (</w:t>
       </w:r>
-      <w:hyperlink r:id="rId39">
-        <w:r>
-          <w:rPr>
-            <w:lang w:val="pt_PT" w:bidi="pt_PT"/>
-          </w:rPr>
-          <w:rPr>
-            <w:color w:val="0000EE"/>
-            <w:u w:val="single"/>
-          </w:rPr>
-          <w:t>Ne 12.39</w:t>
-        </w:r>
-      </w:hyperlink>
+      <w:r>
+        <w:rPr>
+          <w:lang w:val="pt_PT" w:bidi="pt_PT"/>
+        </w:rPr>
+        <w:t>Ne 12.39</w:t>
+      </w:r>
       <w:r>
         <w:rPr>
           <w:lang w:val="pt_PT" w:bidi="pt_PT"/>
@@ -1382,54 +1220,36 @@
         </w:rPr>
         <w:t xml:space="preserve">escuridão e trevas: Veja também </w:t>
       </w:r>
-      <w:hyperlink r:id="rId40">
-        <w:r>
-          <w:rPr>
-            <w:lang w:val="pt_PT" w:bidi="pt_PT"/>
-          </w:rPr>
-          <w:rPr>
-            <w:color w:val="0000EE"/>
-            <w:u w:val="single"/>
-          </w:rPr>
-          <w:t>Isaías 13.9–10</w:t>
-        </w:r>
-      </w:hyperlink>
+      <w:r>
+        <w:rPr>
+          <w:lang w:val="pt_PT" w:bidi="pt_PT"/>
+        </w:rPr>
+        <w:t>Isaías 13.9–10</w:t>
+      </w:r>
       <w:r>
         <w:rPr>
           <w:lang w:val="pt_PT" w:bidi="pt_PT"/>
         </w:rPr>
         <w:t xml:space="preserve">; </w:t>
       </w:r>
-      <w:hyperlink r:id="rId41">
-        <w:r>
-          <w:rPr>
-            <w:lang w:val="pt_PT" w:bidi="pt_PT"/>
-          </w:rPr>
-          <w:rPr>
-            <w:color w:val="0000EE"/>
-            <w:u w:val="single"/>
-          </w:rPr>
-          <w:t>Joel 2.1–2</w:t>
-        </w:r>
-      </w:hyperlink>
+      <w:r>
+        <w:rPr>
+          <w:lang w:val="pt_PT" w:bidi="pt_PT"/>
+        </w:rPr>
+        <w:t>Joel 2.1–2</w:t>
+      </w:r>
       <w:r>
         <w:rPr>
           <w:lang w:val="pt_PT" w:bidi="pt_PT"/>
         </w:rPr>
         <w:t xml:space="preserve">; </w:t>
       </w:r>
-      <w:hyperlink r:id="rId42">
-        <w:r>
-          <w:rPr>
-            <w:lang w:val="pt_PT" w:bidi="pt_PT"/>
-          </w:rPr>
-          <w:rPr>
-            <w:color w:val="0000EE"/>
-            <w:u w:val="single"/>
-          </w:rPr>
-          <w:t>Amós 5.18–20</w:t>
-        </w:r>
-      </w:hyperlink>
+      <w:r>
+        <w:rPr>
+          <w:lang w:val="pt_PT" w:bidi="pt_PT"/>
+        </w:rPr>
+        <w:t>Amós 5.18–20</w:t>
+      </w:r>
       <w:r>
         <w:rPr>
           <w:lang w:val="pt_PT" w:bidi="pt_PT"/>
@@ -1484,90 +1304,60 @@
         </w:rPr>
         <w:t xml:space="preserve">andarão de um lado para outro como se estivessem cegas: Um exemplo da justiça de Deus (veja também </w:t>
       </w:r>
-      <w:hyperlink r:id="rId43">
-        <w:r>
-          <w:rPr>
-            <w:lang w:val="pt_PT" w:bidi="pt_PT"/>
-          </w:rPr>
-          <w:rPr>
-            <w:color w:val="0000EE"/>
-            <w:u w:val="single"/>
-          </w:rPr>
-          <w:t>Rm 1.21–32</w:t>
-        </w:r>
-      </w:hyperlink>
+      <w:r>
+        <w:rPr>
+          <w:lang w:val="pt_PT" w:bidi="pt_PT"/>
+        </w:rPr>
+        <w:t>Rm 1.21–32</w:t>
+      </w:r>
       <w:r>
         <w:rPr>
           <w:lang w:val="pt_PT" w:bidi="pt_PT"/>
         </w:rPr>
         <w:t xml:space="preserve">). Porque o povo de Deus estava cego ética e espiritualmente (veja </w:t>
       </w:r>
-      <w:hyperlink r:id="rId44">
-        <w:r>
-          <w:rPr>
-            <w:lang w:val="pt_PT" w:bidi="pt_PT"/>
-          </w:rPr>
-          <w:rPr>
-            <w:color w:val="0000EE"/>
-            <w:u w:val="single"/>
-          </w:rPr>
-          <w:t>Êx 23.8</w:t>
-        </w:r>
-      </w:hyperlink>
+      <w:r>
+        <w:rPr>
+          <w:lang w:val="pt_PT" w:bidi="pt_PT"/>
+        </w:rPr>
+        <w:t>Êx 23.8</w:t>
+      </w:r>
       <w:r>
         <w:rPr>
           <w:lang w:val="pt_PT" w:bidi="pt_PT"/>
         </w:rPr>
         <w:t xml:space="preserve">; </w:t>
       </w:r>
-      <w:hyperlink r:id="rId45">
-        <w:r>
-          <w:rPr>
-            <w:lang w:val="pt_PT" w:bidi="pt_PT"/>
-          </w:rPr>
-          <w:rPr>
-            <w:color w:val="0000EE"/>
-            <w:u w:val="single"/>
-          </w:rPr>
-          <w:t>Rm 2.19</w:t>
-        </w:r>
-      </w:hyperlink>
+      <w:r>
+        <w:rPr>
+          <w:lang w:val="pt_PT" w:bidi="pt_PT"/>
+        </w:rPr>
+        <w:t>Rm 2.19</w:t>
+      </w:r>
       <w:r>
         <w:rPr>
           <w:lang w:val="pt_PT" w:bidi="pt_PT"/>
         </w:rPr>
         <w:t xml:space="preserve">; </w:t>
       </w:r>
-      <w:hyperlink r:id="rId46">
-        <w:r>
-          <w:rPr>
-            <w:lang w:val="pt_PT" w:bidi="pt_PT"/>
-          </w:rPr>
-          <w:rPr>
-            <w:color w:val="0000EE"/>
-            <w:u w:val="single"/>
-          </w:rPr>
-          <w:t>1Jo 2.11</w:t>
-        </w:r>
-      </w:hyperlink>
+      <w:r>
+        <w:rPr>
+          <w:lang w:val="pt_PT" w:bidi="pt_PT"/>
+        </w:rPr>
+        <w:t>1Jo 2.11</w:t>
+      </w:r>
       <w:r>
         <w:rPr>
           <w:lang w:val="pt_PT" w:bidi="pt_PT"/>
         </w:rPr>
         <w:t>) e havia pecado contra o Senhor e seus mandamentos, eles incorreriam nas penalidades justas especificadas na aliança de Deus com eles (</w:t>
       </w:r>
-      <w:hyperlink r:id="rId47">
-        <w:r>
-          <w:rPr>
-            <w:lang w:val="pt_PT" w:bidi="pt_PT"/>
-          </w:rPr>
-          <w:rPr>
-            <w:color w:val="0000EE"/>
-            <w:u w:val="single"/>
-          </w:rPr>
-          <w:t>Dt 28.28–29</w:t>
-        </w:r>
-      </w:hyperlink>
+      <w:r>
+        <w:rPr>
+          <w:lang w:val="pt_PT" w:bidi="pt_PT"/>
+        </w:rPr>
+        <w:t>Dt 28.28–29</w:t>
+      </w:r>
       <w:r>
         <w:rPr>
           <w:lang w:val="pt_PT" w:bidi="pt_PT"/>
@@ -1718,90 +1508,60 @@
         </w:rPr>
         <w:t>todos os humildes: A verdadeira humildade envolve submissão e dependência de Deus (</w:t>
       </w:r>
-      <w:hyperlink r:id="rId48">
-        <w:r>
-          <w:rPr>
-            <w:lang w:val="pt_PT" w:bidi="pt_PT"/>
-          </w:rPr>
-          <w:rPr>
-            <w:color w:val="0000EE"/>
-            <w:u w:val="single"/>
-          </w:rPr>
-          <w:t>Sl 18.25–27</w:t>
-        </w:r>
-      </w:hyperlink>
+      <w:r>
+        <w:rPr>
+          <w:lang w:val="pt_PT" w:bidi="pt_PT"/>
+        </w:rPr>
+        <w:t>Sl 18.25–27</w:t>
+      </w:r>
       <w:r>
         <w:rPr>
           <w:lang w:val="pt_PT" w:bidi="pt_PT"/>
         </w:rPr>
         <w:t xml:space="preserve">; </w:t>
       </w:r>
-      <w:hyperlink r:id="rId49">
-        <w:r>
-          <w:rPr>
-            <w:lang w:val="pt_PT" w:bidi="pt_PT"/>
-          </w:rPr>
-          <w:rPr>
-            <w:color w:val="0000EE"/>
-            <w:u w:val="single"/>
-          </w:rPr>
-          <w:t>119.142–144</w:t>
-        </w:r>
-      </w:hyperlink>
+      <w:r>
+        <w:rPr>
+          <w:lang w:val="pt_PT" w:bidi="pt_PT"/>
+        </w:rPr>
+        <w:t>119.142–144</w:t>
+      </w:r>
       <w:r>
         <w:rPr>
           <w:lang w:val="pt_PT" w:bidi="pt_PT"/>
         </w:rPr>
         <w:t xml:space="preserve">; </w:t>
       </w:r>
-      <w:hyperlink r:id="rId50">
-        <w:r>
-          <w:rPr>
-            <w:lang w:val="pt_PT" w:bidi="pt_PT"/>
-          </w:rPr>
-          <w:rPr>
-            <w:color w:val="0000EE"/>
-            <w:u w:val="single"/>
-          </w:rPr>
-          <w:t>Pv 15.33</w:t>
-        </w:r>
-      </w:hyperlink>
+      <w:r>
+        <w:rPr>
+          <w:lang w:val="pt_PT" w:bidi="pt_PT"/>
+        </w:rPr>
+        <w:t>Pv 15.33</w:t>
+      </w:r>
       <w:r>
         <w:rPr>
           <w:lang w:val="pt_PT" w:bidi="pt_PT"/>
         </w:rPr>
         <w:t xml:space="preserve">; </w:t>
       </w:r>
-      <w:hyperlink r:id="rId51">
-        <w:r>
-          <w:rPr>
-            <w:lang w:val="pt_PT" w:bidi="pt_PT"/>
-          </w:rPr>
-          <w:rPr>
-            <w:color w:val="0000EE"/>
-            <w:u w:val="single"/>
-          </w:rPr>
-          <w:t>18.12</w:t>
-        </w:r>
-      </w:hyperlink>
+      <w:r>
+        <w:rPr>
+          <w:lang w:val="pt_PT" w:bidi="pt_PT"/>
+        </w:rPr>
+        <w:t>18.12</w:t>
+      </w:r>
       <w:r>
         <w:rPr>
           <w:lang w:val="pt_PT" w:bidi="pt_PT"/>
         </w:rPr>
         <w:t xml:space="preserve">; </w:t>
       </w:r>
-      <w:hyperlink r:id="rId52">
-        <w:r>
-          <w:rPr>
-            <w:lang w:val="pt_PT" w:bidi="pt_PT"/>
-          </w:rPr>
-          <w:rPr>
-            <w:color w:val="0000EE"/>
-            <w:u w:val="single"/>
-          </w:rPr>
-          <w:t>22.4</w:t>
-        </w:r>
-      </w:hyperlink>
+      <w:r>
+        <w:rPr>
+          <w:lang w:val="pt_PT" w:bidi="pt_PT"/>
+        </w:rPr>
+        <w:t>22.4</w:t>
+      </w:r>
       <w:r>
         <w:rPr>
           <w:lang w:val="pt_PT" w:bidi="pt_PT"/>
@@ -1856,18 +1616,12 @@
         </w:rPr>
         <w:t xml:space="preserve">O rei Nabucodonosor da Babilônia conquistou as cidades filisteias de Gaza, Asquelom, Asdode e Ecrom. Gaza permaneceu deserta, mas as outras se recuperaram e continuaram em tempos posteriores. Sofonias não menciona Gate, a quinta grande cidade filisteia (veja </w:t>
       </w:r>
-      <w:hyperlink r:id="rId53">
-        <w:r>
-          <w:rPr>
-            <w:lang w:val="pt_PT" w:bidi="pt_PT"/>
-          </w:rPr>
-          <w:rPr>
-            <w:color w:val="0000EE"/>
-            <w:u w:val="single"/>
-          </w:rPr>
-          <w:t>1Sm 6.17</w:t>
-        </w:r>
-      </w:hyperlink>
+      <w:r>
+        <w:rPr>
+          <w:lang w:val="pt_PT" w:bidi="pt_PT"/>
+        </w:rPr>
+        <w:t>1Sm 6.17</w:t>
+      </w:r>
       <w:r>
         <w:rPr>
           <w:lang w:val="pt_PT" w:bidi="pt_PT"/>
@@ -1935,72 +1689,48 @@
         </w:rPr>
         <w:t xml:space="preserve"> cujo reino ficava a oeste de Judá (</w:t>
       </w:r>
-      <w:hyperlink r:id="rId54">
-        <w:r>
-          <w:rPr>
-            <w:lang w:val="pt_PT" w:bidi="pt_PT"/>
-          </w:rPr>
-          <w:rPr>
-            <w:color w:val="0000EE"/>
-            <w:u w:val="single"/>
-          </w:rPr>
-          <w:t>2.4–7</w:t>
-        </w:r>
-      </w:hyperlink>
+      <w:r>
+        <w:rPr>
+          <w:lang w:val="pt_PT" w:bidi="pt_PT"/>
+        </w:rPr>
+        <w:t>2.4–7</w:t>
+      </w:r>
       <w:r>
         <w:rPr>
           <w:lang w:val="pt_PT" w:bidi="pt_PT"/>
         </w:rPr>
         <w:t>). Ele prosseguiu para Moabe e Amom no leste (</w:t>
       </w:r>
-      <w:hyperlink r:id="rId55">
-        <w:r>
-          <w:rPr>
-            <w:lang w:val="pt_PT" w:bidi="pt_PT"/>
-          </w:rPr>
-          <w:rPr>
-            <w:color w:val="0000EE"/>
-            <w:u w:val="single"/>
-          </w:rPr>
-          <w:t>2.8–11</w:t>
-        </w:r>
-      </w:hyperlink>
+      <w:r>
+        <w:rPr>
+          <w:lang w:val="pt_PT" w:bidi="pt_PT"/>
+        </w:rPr>
+        <w:t>2.8–11</w:t>
+      </w:r>
       <w:r>
         <w:rPr>
           <w:lang w:val="pt_PT" w:bidi="pt_PT"/>
         </w:rPr>
         <w:t>), e finalmente destacou Cuxe (Etiópia) ao sul (</w:t>
       </w:r>
-      <w:hyperlink r:id="rId56">
-        <w:r>
-          <w:rPr>
-            <w:lang w:val="pt_PT" w:bidi="pt_PT"/>
-          </w:rPr>
-          <w:rPr>
-            <w:color w:val="0000EE"/>
-            <w:u w:val="single"/>
-          </w:rPr>
-          <w:t>2.12</w:t>
-        </w:r>
-      </w:hyperlink>
+      <w:r>
+        <w:rPr>
+          <w:lang w:val="pt_PT" w:bidi="pt_PT"/>
+        </w:rPr>
+        <w:t>2.12</w:t>
+      </w:r>
       <w:r>
         <w:rPr>
           <w:lang w:val="pt_PT" w:bidi="pt_PT"/>
         </w:rPr>
         <w:t>) e Assíria ao norte (</w:t>
       </w:r>
-      <w:hyperlink r:id="rId57">
-        <w:r>
-          <w:rPr>
-            <w:lang w:val="pt_PT" w:bidi="pt_PT"/>
-          </w:rPr>
-          <w:rPr>
-            <w:color w:val="0000EE"/>
-            <w:u w:val="single"/>
-          </w:rPr>
-          <w:t>2.13–15</w:t>
-        </w:r>
-      </w:hyperlink>
+      <w:r>
+        <w:rPr>
+          <w:lang w:val="pt_PT" w:bidi="pt_PT"/>
+        </w:rPr>
+        <w:t>2.13–15</w:t>
+      </w:r>
       <w:r>
         <w:rPr>
           <w:lang w:val="pt_PT" w:bidi="pt_PT"/>
@@ -2055,54 +1785,36 @@
         </w:rPr>
         <w:t>Sofonias volta sua atenção para o julgamento das nações estrangeiras (</w:t>
       </w:r>
-      <w:hyperlink r:id="rId58">
-        <w:r>
-          <w:rPr>
-            <w:lang w:val="pt_PT" w:bidi="pt_PT"/>
-          </w:rPr>
-          <w:rPr>
-            <w:color w:val="0000EE"/>
-            <w:u w:val="single"/>
-          </w:rPr>
-          <w:t>2.4–15</w:t>
-        </w:r>
-      </w:hyperlink>
+      <w:r>
+        <w:rPr>
+          <w:lang w:val="pt_PT" w:bidi="pt_PT"/>
+        </w:rPr>
+        <w:t>2.4–15</w:t>
+      </w:r>
       <w:r>
         <w:rPr>
           <w:lang w:val="pt_PT" w:bidi="pt_PT"/>
         </w:rPr>
         <w:t>) antes de retornar ao julgamento de Judá e Jerusalém (</w:t>
       </w:r>
-      <w:hyperlink r:id="rId59">
-        <w:r>
-          <w:rPr>
-            <w:lang w:val="pt_PT" w:bidi="pt_PT"/>
-          </w:rPr>
-          <w:rPr>
-            <w:color w:val="0000EE"/>
-            <w:u w:val="single"/>
-          </w:rPr>
-          <w:t>3.1–8</w:t>
-        </w:r>
-      </w:hyperlink>
+      <w:r>
+        <w:rPr>
+          <w:lang w:val="pt_PT" w:bidi="pt_PT"/>
+        </w:rPr>
+        <w:t>3.1–8</w:t>
+      </w:r>
       <w:r>
         <w:rPr>
           <w:lang w:val="pt_PT" w:bidi="pt_PT"/>
         </w:rPr>
         <w:t>). Ele então descreve os planos de Deus para seu povo purificado e obediente (</w:t>
       </w:r>
-      <w:hyperlink r:id="rId60">
-        <w:r>
-          <w:rPr>
-            <w:lang w:val="pt_PT" w:bidi="pt_PT"/>
-          </w:rPr>
-          <w:rPr>
-            <w:color w:val="0000EE"/>
-            <w:u w:val="single"/>
-          </w:rPr>
-          <w:t>3.9–20</w:t>
-        </w:r>
-      </w:hyperlink>
+      <w:r>
+        <w:rPr>
+          <w:lang w:val="pt_PT" w:bidi="pt_PT"/>
+        </w:rPr>
+        <w:t>3.9–20</w:t>
+      </w:r>
       <w:r>
         <w:rPr>
           <w:lang w:val="pt_PT" w:bidi="pt_PT"/>
@@ -2157,18 +1869,12 @@
         </w:rPr>
         <w:t xml:space="preserve">Os estudiosos do Antigo Testamento acreditam que os filisteus vieram da ilha de Creta (cp. </w:t>
       </w:r>
-      <w:hyperlink r:id="rId61">
-        <w:r>
-          <w:rPr>
-            <w:lang w:val="pt_PT" w:bidi="pt_PT"/>
-          </w:rPr>
-          <w:rPr>
-            <w:color w:val="0000EE"/>
-            <w:u w:val="single"/>
-          </w:rPr>
-          <w:t>Ez 25.16</w:t>
-        </w:r>
-      </w:hyperlink>
+      <w:r>
+        <w:rPr>
+          <w:lang w:val="pt_PT" w:bidi="pt_PT"/>
+        </w:rPr>
+        <w:t>Ez 25.16</w:t>
+      </w:r>
       <w:r>
         <w:rPr>
           <w:lang w:val="pt_PT" w:bidi="pt_PT"/>
@@ -2223,72 +1929,48 @@
         </w:rPr>
         <w:t xml:space="preserve">pastos... barracas para os pastores e currais para os rebanhos: A destruição das cidades e seu retorno a um estado natural representa uma forma severa de punição de Deus. Veja também </w:t>
       </w:r>
-      <w:hyperlink r:id="rId62">
-        <w:r>
-          <w:rPr>
-            <w:lang w:val="pt_PT" w:bidi="pt_PT"/>
-          </w:rPr>
-          <w:rPr>
-            <w:color w:val="0000EE"/>
-            <w:u w:val="single"/>
-          </w:rPr>
-          <w:t>Isaías 7.23–25</w:t>
-        </w:r>
-      </w:hyperlink>
+      <w:r>
+        <w:rPr>
+          <w:lang w:val="pt_PT" w:bidi="pt_PT"/>
+        </w:rPr>
+        <w:t>Isaías 7.23–25</w:t>
+      </w:r>
       <w:r>
         <w:rPr>
           <w:lang w:val="pt_PT" w:bidi="pt_PT"/>
         </w:rPr>
         <w:t xml:space="preserve">; </w:t>
       </w:r>
-      <w:hyperlink r:id="rId63">
-        <w:r>
-          <w:rPr>
-            <w:lang w:val="pt_PT" w:bidi="pt_PT"/>
-          </w:rPr>
-          <w:rPr>
-            <w:color w:val="0000EE"/>
-            <w:u w:val="single"/>
-          </w:rPr>
-          <w:t>13.19–21</w:t>
-        </w:r>
-      </w:hyperlink>
+      <w:r>
+        <w:rPr>
+          <w:lang w:val="pt_PT" w:bidi="pt_PT"/>
+        </w:rPr>
+        <w:t>13.19–21</w:t>
+      </w:r>
       <w:r>
         <w:rPr>
           <w:lang w:val="pt_PT" w:bidi="pt_PT"/>
         </w:rPr>
         <w:t xml:space="preserve">; </w:t>
       </w:r>
-      <w:hyperlink r:id="rId64">
-        <w:r>
-          <w:rPr>
-            <w:lang w:val="pt_PT" w:bidi="pt_PT"/>
-          </w:rPr>
-          <w:rPr>
-            <w:color w:val="0000EE"/>
-            <w:u w:val="single"/>
-          </w:rPr>
-          <w:t>32.9–15</w:t>
-        </w:r>
-      </w:hyperlink>
+      <w:r>
+        <w:rPr>
+          <w:lang w:val="pt_PT" w:bidi="pt_PT"/>
+        </w:rPr>
+        <w:t>32.9–15</w:t>
+      </w:r>
       <w:r>
         <w:rPr>
           <w:lang w:val="pt_PT" w:bidi="pt_PT"/>
         </w:rPr>
         <w:t xml:space="preserve">; </w:t>
       </w:r>
-      <w:hyperlink r:id="rId65">
-        <w:r>
-          <w:rPr>
-            <w:lang w:val="pt_PT" w:bidi="pt_PT"/>
-          </w:rPr>
-          <w:rPr>
-            <w:color w:val="0000EE"/>
-            <w:u w:val="single"/>
-          </w:rPr>
-          <w:t>Ezequiel 35.9</w:t>
-        </w:r>
-      </w:hyperlink>
+      <w:r>
+        <w:rPr>
+          <w:lang w:val="pt_PT" w:bidi="pt_PT"/>
+        </w:rPr>
+        <w:t>Ezequiel 35.9</w:t>
+      </w:r>
       <w:r>
         <w:rPr>
           <w:lang w:val="pt_PT" w:bidi="pt_PT"/>
@@ -2343,144 +2025,96 @@
         </w:rPr>
         <w:t>Os adoradores de Baal (</w:t>
       </w:r>
-      <w:hyperlink r:id="rId66">
-        <w:r>
-          <w:rPr>
-            <w:lang w:val="pt_PT" w:bidi="pt_PT"/>
-          </w:rPr>
-          <w:rPr>
-            <w:color w:val="0000EE"/>
-            <w:u w:val="single"/>
-          </w:rPr>
-          <w:t>1.4</w:t>
-        </w:r>
-      </w:hyperlink>
+      <w:r>
+        <w:rPr>
+          <w:lang w:val="pt_PT" w:bidi="pt_PT"/>
+        </w:rPr>
+        <w:t>1.4</w:t>
+      </w:r>
       <w:r>
         <w:rPr>
           <w:lang w:val="pt_PT" w:bidi="pt_PT"/>
         </w:rPr>
         <w:t>) e os filisteus nunca seriam restaurados (</w:t>
       </w:r>
-      <w:hyperlink r:id="rId67">
-        <w:r>
-          <w:rPr>
-            <w:lang w:val="pt_PT" w:bidi="pt_PT"/>
-          </w:rPr>
-          <w:rPr>
-            <w:color w:val="0000EE"/>
-            <w:u w:val="single"/>
-          </w:rPr>
-          <w:t>2.4–6</w:t>
-        </w:r>
-      </w:hyperlink>
+      <w:r>
+        <w:rPr>
+          <w:lang w:val="pt_PT" w:bidi="pt_PT"/>
+        </w:rPr>
+        <w:t>2.4–6</w:t>
+      </w:r>
       <w:r>
         <w:rPr>
           <w:lang w:val="pt_PT" w:bidi="pt_PT"/>
         </w:rPr>
         <w:t xml:space="preserve">; veja também </w:t>
       </w:r>
-      <w:hyperlink r:id="rId68">
-        <w:r>
-          <w:rPr>
-            <w:lang w:val="pt_PT" w:bidi="pt_PT"/>
-          </w:rPr>
-          <w:rPr>
-            <w:color w:val="0000EE"/>
-            <w:u w:val="single"/>
-          </w:rPr>
-          <w:t>Am 1.8</w:t>
-        </w:r>
-      </w:hyperlink>
+      <w:r>
+        <w:rPr>
+          <w:lang w:val="pt_PT" w:bidi="pt_PT"/>
+        </w:rPr>
+        <w:t>Am 1.8</w:t>
+      </w:r>
       <w:r>
         <w:rPr>
           <w:lang w:val="pt_PT" w:bidi="pt_PT"/>
         </w:rPr>
         <w:t>). Em contraste, Deus prometeu trazer de volta o remanescente de seu povo à sua terra, cuidar deles e restaurá-los à prosperidade (</w:t>
       </w:r>
-      <w:hyperlink r:id="rId69">
-        <w:r>
-          <w:rPr>
-            <w:lang w:val="pt_PT" w:bidi="pt_PT"/>
-          </w:rPr>
-          <w:rPr>
-            <w:color w:val="0000EE"/>
-            <w:u w:val="single"/>
-          </w:rPr>
-          <w:t>Sf 3.18–20</w:t>
-        </w:r>
-      </w:hyperlink>
+      <w:r>
+        <w:rPr>
+          <w:lang w:val="pt_PT" w:bidi="pt_PT"/>
+        </w:rPr>
+        <w:t>Sf 3.18–20</w:t>
+      </w:r>
       <w:r>
         <w:rPr>
           <w:lang w:val="pt_PT" w:bidi="pt_PT"/>
         </w:rPr>
         <w:t xml:space="preserve">; </w:t>
       </w:r>
-      <w:hyperlink r:id="rId70">
-        <w:r>
-          <w:rPr>
-            <w:lang w:val="pt_PT" w:bidi="pt_PT"/>
-          </w:rPr>
-          <w:rPr>
-            <w:color w:val="0000EE"/>
-            <w:u w:val="single"/>
-          </w:rPr>
-          <w:t>Is 11.11–16</w:t>
-        </w:r>
-      </w:hyperlink>
+      <w:r>
+        <w:rPr>
+          <w:lang w:val="pt_PT" w:bidi="pt_PT"/>
+        </w:rPr>
+        <w:t>Is 11.11–16</w:t>
+      </w:r>
       <w:r>
         <w:rPr>
           <w:lang w:val="pt_PT" w:bidi="pt_PT"/>
         </w:rPr>
         <w:t xml:space="preserve">; </w:t>
       </w:r>
-      <w:hyperlink r:id="rId71">
-        <w:r>
-          <w:rPr>
-            <w:lang w:val="pt_PT" w:bidi="pt_PT"/>
-          </w:rPr>
-          <w:rPr>
-            <w:color w:val="0000EE"/>
-            <w:u w:val="single"/>
-          </w:rPr>
-          <w:t>Jr 23.1–8</w:t>
-        </w:r>
-      </w:hyperlink>
+      <w:r>
+        <w:rPr>
+          <w:lang w:val="pt_PT" w:bidi="pt_PT"/>
+        </w:rPr>
+        <w:t>Jr 23.1–8</w:t>
+      </w:r>
       <w:r>
         <w:rPr>
           <w:lang w:val="pt_PT" w:bidi="pt_PT"/>
         </w:rPr>
         <w:t xml:space="preserve">; </w:t>
       </w:r>
-      <w:hyperlink r:id="rId72">
-        <w:r>
-          <w:rPr>
-            <w:lang w:val="pt_PT" w:bidi="pt_PT"/>
-          </w:rPr>
-          <w:rPr>
-            <w:color w:val="0000EE"/>
-            <w:u w:val="single"/>
-          </w:rPr>
-          <w:t>Ez 34.11–16</w:t>
-        </w:r>
-      </w:hyperlink>
+      <w:r>
+        <w:rPr>
+          <w:lang w:val="pt_PT" w:bidi="pt_PT"/>
+        </w:rPr>
+        <w:t>Ez 34.11–16</w:t>
+      </w:r>
       <w:r>
         <w:rPr>
           <w:lang w:val="pt_PT" w:bidi="pt_PT"/>
         </w:rPr>
         <w:t xml:space="preserve">, </w:t>
       </w:r>
-      <w:hyperlink r:id="rId73">
-        <w:r>
-          <w:rPr>
-            <w:lang w:val="pt_PT" w:bidi="pt_PT"/>
-          </w:rPr>
-          <w:rPr>
-            <w:color w:val="0000EE"/>
-            <w:u w:val="single"/>
-          </w:rPr>
-          <w:t>20–31</w:t>
-        </w:r>
-      </w:hyperlink>
+      <w:r>
+        <w:rPr>
+          <w:lang w:val="pt_PT" w:bidi="pt_PT"/>
+        </w:rPr>
+        <w:t>20–31</w:t>
+      </w:r>
       <w:r>
         <w:rPr>
           <w:lang w:val="pt_PT" w:bidi="pt_PT"/>
@@ -2535,90 +2169,60 @@
         </w:rPr>
         <w:t xml:space="preserve">Os moabitas e amonitas eram inimigos tradicionais de Israel. Os israelitas frequentemente lutavam contra eles (veja </w:t>
       </w:r>
-      <w:hyperlink r:id="rId74">
-        <w:r>
-          <w:rPr>
-            <w:lang w:val="pt_PT" w:bidi="pt_PT"/>
-          </w:rPr>
-          <w:rPr>
-            <w:color w:val="0000EE"/>
-            <w:u w:val="single"/>
-          </w:rPr>
-          <w:t>2Rs 3.1–27</w:t>
-        </w:r>
-      </w:hyperlink>
+      <w:r>
+        <w:rPr>
+          <w:lang w:val="pt_PT" w:bidi="pt_PT"/>
+        </w:rPr>
+        <w:t>2Rs 3.1–27</w:t>
+      </w:r>
       <w:r>
         <w:rPr>
           <w:lang w:val="pt_PT" w:bidi="pt_PT"/>
         </w:rPr>
         <w:t xml:space="preserve">; </w:t>
       </w:r>
-      <w:hyperlink r:id="rId75">
-        <w:r>
-          <w:rPr>
-            <w:lang w:val="pt_PT" w:bidi="pt_PT"/>
-          </w:rPr>
-          <w:rPr>
-            <w:color w:val="0000EE"/>
-            <w:u w:val="single"/>
-          </w:rPr>
-          <w:t>2Cr 20.1–30</w:t>
-        </w:r>
-      </w:hyperlink>
+      <w:r>
+        <w:rPr>
+          <w:lang w:val="pt_PT" w:bidi="pt_PT"/>
+        </w:rPr>
+        <w:t>2Cr 20.1–30</w:t>
+      </w:r>
       <w:r>
         <w:rPr>
           <w:lang w:val="pt_PT" w:bidi="pt_PT"/>
         </w:rPr>
         <w:t>), e eles permaneceram inimigos de Israel até o fim (</w:t>
       </w:r>
-      <w:hyperlink r:id="rId76">
-        <w:r>
-          <w:rPr>
-            <w:lang w:val="pt_PT" w:bidi="pt_PT"/>
-          </w:rPr>
-          <w:rPr>
-            <w:color w:val="0000EE"/>
-            <w:u w:val="single"/>
-          </w:rPr>
-          <w:t>2Rs 25.25</w:t>
-        </w:r>
-      </w:hyperlink>
+      <w:r>
+        <w:rPr>
+          <w:lang w:val="pt_PT" w:bidi="pt_PT"/>
+        </w:rPr>
+        <w:t>2Rs 25.25</w:t>
+      </w:r>
       <w:r>
         <w:rPr>
           <w:lang w:val="pt_PT" w:bidi="pt_PT"/>
         </w:rPr>
         <w:t xml:space="preserve">; </w:t>
       </w:r>
-      <w:hyperlink r:id="rId77">
-        <w:r>
-          <w:rPr>
-            <w:lang w:val="pt_PT" w:bidi="pt_PT"/>
-          </w:rPr>
-          <w:rPr>
-            <w:color w:val="0000EE"/>
-            <w:u w:val="single"/>
-          </w:rPr>
-          <w:t>Jr 40.11–14</w:t>
-        </w:r>
-      </w:hyperlink>
+      <w:r>
+        <w:rPr>
+          <w:lang w:val="pt_PT" w:bidi="pt_PT"/>
+        </w:rPr>
+        <w:t>Jr 40.11–14</w:t>
+      </w:r>
       <w:r>
         <w:rPr>
           <w:lang w:val="pt_PT" w:bidi="pt_PT"/>
         </w:rPr>
         <w:t xml:space="preserve">). • zombarem... insultarem: Os israelitas não apenas sofreram ataques repetidos dos moabitas e amonitas (veja </w:t>
       </w:r>
-      <w:hyperlink r:id="rId78">
-        <w:r>
-          <w:rPr>
-            <w:lang w:val="pt_PT" w:bidi="pt_PT"/>
-          </w:rPr>
-          <w:rPr>
-            <w:color w:val="0000EE"/>
-            <w:u w:val="single"/>
-          </w:rPr>
-          <w:t>Am 1.13</w:t>
-        </w:r>
-      </w:hyperlink>
+      <w:r>
+        <w:rPr>
+          <w:lang w:val="pt_PT" w:bidi="pt_PT"/>
+        </w:rPr>
+        <w:t>Am 1.13</w:t>
+      </w:r>
       <w:r>
         <w:rPr>
           <w:lang w:val="pt_PT" w:bidi="pt_PT"/>
@@ -2673,198 +2277,132 @@
         </w:rPr>
         <w:t>A destruição de Sodoma e Gomorra serve como um exemplo do julgamento severo de Deus sobre o pecado, tanto no Antigo Testamento (</w:t>
       </w:r>
-      <w:hyperlink r:id="rId79">
-        <w:r>
-          <w:rPr>
-            <w:lang w:val="pt_PT" w:bidi="pt_PT"/>
-          </w:rPr>
-          <w:rPr>
-            <w:color w:val="0000EE"/>
-            <w:u w:val="single"/>
-          </w:rPr>
-          <w:t>Dt 29.23</w:t>
-        </w:r>
-      </w:hyperlink>
+      <w:r>
+        <w:rPr>
+          <w:lang w:val="pt_PT" w:bidi="pt_PT"/>
+        </w:rPr>
+        <w:t>Dt 29.23</w:t>
+      </w:r>
       <w:r>
         <w:rPr>
           <w:lang w:val="pt_PT" w:bidi="pt_PT"/>
         </w:rPr>
         <w:t xml:space="preserve">; </w:t>
       </w:r>
-      <w:hyperlink r:id="rId80">
-        <w:r>
-          <w:rPr>
-            <w:lang w:val="pt_PT" w:bidi="pt_PT"/>
-          </w:rPr>
-          <w:rPr>
-            <w:color w:val="0000EE"/>
-            <w:u w:val="single"/>
-          </w:rPr>
-          <w:t>Is 1.9</w:t>
-        </w:r>
-      </w:hyperlink>
+      <w:r>
+        <w:rPr>
+          <w:lang w:val="pt_PT" w:bidi="pt_PT"/>
+        </w:rPr>
+        <w:t>Is 1.9</w:t>
+      </w:r>
       <w:r>
         <w:rPr>
           <w:lang w:val="pt_PT" w:bidi="pt_PT"/>
         </w:rPr>
         <w:t xml:space="preserve">; </w:t>
       </w:r>
-      <w:hyperlink r:id="rId81">
-        <w:r>
-          <w:rPr>
-            <w:lang w:val="pt_PT" w:bidi="pt_PT"/>
-          </w:rPr>
-          <w:rPr>
-            <w:color w:val="0000EE"/>
-            <w:u w:val="single"/>
-          </w:rPr>
-          <w:t>Jr 23.14</w:t>
-        </w:r>
-      </w:hyperlink>
+      <w:r>
+        <w:rPr>
+          <w:lang w:val="pt_PT" w:bidi="pt_PT"/>
+        </w:rPr>
+        <w:t>Jr 23.14</w:t>
+      </w:r>
       <w:r>
         <w:rPr>
           <w:lang w:val="pt_PT" w:bidi="pt_PT"/>
         </w:rPr>
         <w:t xml:space="preserve">; </w:t>
       </w:r>
-      <w:hyperlink r:id="rId82">
-        <w:r>
-          <w:rPr>
-            <w:lang w:val="pt_PT" w:bidi="pt_PT"/>
-          </w:rPr>
-          <w:rPr>
-            <w:color w:val="0000EE"/>
-            <w:u w:val="single"/>
-          </w:rPr>
-          <w:t>Am 4.11</w:t>
-        </w:r>
-      </w:hyperlink>
+      <w:r>
+        <w:rPr>
+          <w:lang w:val="pt_PT" w:bidi="pt_PT"/>
+        </w:rPr>
+        <w:t>Am 4.11</w:t>
+      </w:r>
       <w:r>
         <w:rPr>
           <w:lang w:val="pt_PT" w:bidi="pt_PT"/>
         </w:rPr>
         <w:t>) quanto no Novo Testamento (</w:t>
       </w:r>
-      <w:hyperlink r:id="rId83">
-        <w:r>
-          <w:rPr>
-            <w:lang w:val="pt_PT" w:bidi="pt_PT"/>
-          </w:rPr>
-          <w:rPr>
-            <w:color w:val="0000EE"/>
-            <w:u w:val="single"/>
-          </w:rPr>
-          <w:t>Lc 10.12</w:t>
-        </w:r>
-      </w:hyperlink>
+      <w:r>
+        <w:rPr>
+          <w:lang w:val="pt_PT" w:bidi="pt_PT"/>
+        </w:rPr>
+        <w:t>Lc 10.12</w:t>
+      </w:r>
       <w:r>
         <w:rPr>
           <w:lang w:val="pt_PT" w:bidi="pt_PT"/>
         </w:rPr>
         <w:t xml:space="preserve">; </w:t>
       </w:r>
-      <w:hyperlink r:id="rId84">
-        <w:r>
-          <w:rPr>
-            <w:lang w:val="pt_PT" w:bidi="pt_PT"/>
-          </w:rPr>
-          <w:rPr>
-            <w:color w:val="0000EE"/>
-            <w:u w:val="single"/>
-          </w:rPr>
-          <w:t>Rm 9.29</w:t>
-        </w:r>
-      </w:hyperlink>
+      <w:r>
+        <w:rPr>
+          <w:lang w:val="pt_PT" w:bidi="pt_PT"/>
+        </w:rPr>
+        <w:t>Rm 9.29</w:t>
+      </w:r>
       <w:r>
         <w:rPr>
           <w:lang w:val="pt_PT" w:bidi="pt_PT"/>
         </w:rPr>
         <w:t xml:space="preserve">; </w:t>
       </w:r>
-      <w:hyperlink r:id="rId85">
-        <w:r>
-          <w:rPr>
-            <w:lang w:val="pt_PT" w:bidi="pt_PT"/>
-          </w:rPr>
-          <w:rPr>
-            <w:color w:val="0000EE"/>
-            <w:u w:val="single"/>
-          </w:rPr>
-          <w:t>2Pe 2.6</w:t>
-        </w:r>
-      </w:hyperlink>
+      <w:r>
+        <w:rPr>
+          <w:lang w:val="pt_PT" w:bidi="pt_PT"/>
+        </w:rPr>
+        <w:t>2Pe 2.6</w:t>
+      </w:r>
       <w:r>
         <w:rPr>
           <w:lang w:val="pt_PT" w:bidi="pt_PT"/>
         </w:rPr>
         <w:t>). • poços de sal: Um desperdício arruinado (</w:t>
       </w:r>
-      <w:hyperlink r:id="rId79">
-        <w:r>
-          <w:rPr>
-            <w:lang w:val="pt_PT" w:bidi="pt_PT"/>
-          </w:rPr>
-          <w:rPr>
-            <w:color w:val="0000EE"/>
-            <w:u w:val="single"/>
-          </w:rPr>
-          <w:t>Dt 29.23</w:t>
-        </w:r>
-      </w:hyperlink>
+      <w:r>
+        <w:rPr>
+          <w:lang w:val="pt_PT" w:bidi="pt_PT"/>
+        </w:rPr>
+        <w:t>Dt 29.23</w:t>
+      </w:r>
       <w:r>
         <w:rPr>
           <w:lang w:val="pt_PT" w:bidi="pt_PT"/>
         </w:rPr>
         <w:t xml:space="preserve">; </w:t>
       </w:r>
-      <w:hyperlink r:id="rId86">
-        <w:r>
-          <w:rPr>
-            <w:lang w:val="pt_PT" w:bidi="pt_PT"/>
-          </w:rPr>
-          <w:rPr>
-            <w:color w:val="0000EE"/>
-            <w:u w:val="single"/>
-          </w:rPr>
-          <w:t>Sl 107.34</w:t>
-        </w:r>
-      </w:hyperlink>
+      <w:r>
+        <w:rPr>
+          <w:lang w:val="pt_PT" w:bidi="pt_PT"/>
+        </w:rPr>
+        <w:t>Sl 107.34</w:t>
+      </w:r>
       <w:r>
         <w:rPr>
           <w:lang w:val="pt_PT" w:bidi="pt_PT"/>
         </w:rPr>
         <w:t xml:space="preserve">; </w:t>
       </w:r>
-      <w:hyperlink r:id="rId87">
-        <w:r>
-          <w:rPr>
-            <w:lang w:val="pt_PT" w:bidi="pt_PT"/>
-          </w:rPr>
-          <w:rPr>
-            <w:color w:val="0000EE"/>
-            <w:u w:val="single"/>
-          </w:rPr>
-          <w:t>Jr 17.6</w:t>
-        </w:r>
-      </w:hyperlink>
+      <w:r>
+        <w:rPr>
+          <w:lang w:val="pt_PT" w:bidi="pt_PT"/>
+        </w:rPr>
+        <w:t>Jr 17.6</w:t>
+      </w:r>
       <w:r>
         <w:rPr>
           <w:lang w:val="pt_PT" w:bidi="pt_PT"/>
         </w:rPr>
         <w:t xml:space="preserve">). Semear a terra com sal era um marco de julgamento permanente (veja </w:t>
       </w:r>
-      <w:hyperlink r:id="rId88">
-        <w:r>
-          <w:rPr>
-            <w:lang w:val="pt_PT" w:bidi="pt_PT"/>
-          </w:rPr>
-          <w:rPr>
-            <w:color w:val="0000EE"/>
-            <w:u w:val="single"/>
-          </w:rPr>
-          <w:t>Jz 9.45</w:t>
-        </w:r>
-      </w:hyperlink>
+      <w:r>
+        <w:rPr>
+          <w:lang w:val="pt_PT" w:bidi="pt_PT"/>
+        </w:rPr>
+        <w:t>Jz 9.45</w:t>
+      </w:r>
       <w:r>
         <w:rPr>
           <w:lang w:val="pt_PT" w:bidi="pt_PT"/>
@@ -2919,72 +2457,48 @@
         </w:rPr>
         <w:t>povos... adorarão a Deus: No fim da história, todas as pessoas em todos os lugares adorarão somente a Deus (</w:t>
       </w:r>
-      <w:hyperlink r:id="rId89">
-        <w:r>
-          <w:rPr>
-            <w:lang w:val="pt_PT" w:bidi="pt_PT"/>
-          </w:rPr>
-          <w:rPr>
-            <w:color w:val="0000EE"/>
-            <w:u w:val="single"/>
-          </w:rPr>
-          <w:t>3.9</w:t>
-        </w:r>
-      </w:hyperlink>
+      <w:r>
+        <w:rPr>
+          <w:lang w:val="pt_PT" w:bidi="pt_PT"/>
+        </w:rPr>
+        <w:t>3.9</w:t>
+      </w:r>
       <w:r>
         <w:rPr>
           <w:lang w:val="pt_PT" w:bidi="pt_PT"/>
         </w:rPr>
         <w:t xml:space="preserve">; </w:t>
       </w:r>
-      <w:hyperlink r:id="rId90">
-        <w:r>
-          <w:rPr>
-            <w:lang w:val="pt_PT" w:bidi="pt_PT"/>
-          </w:rPr>
-          <w:rPr>
-            <w:color w:val="0000EE"/>
-            <w:u w:val="single"/>
-          </w:rPr>
-          <w:t>Sl 66.4</w:t>
-        </w:r>
-      </w:hyperlink>
+      <w:r>
+        <w:rPr>
+          <w:lang w:val="pt_PT" w:bidi="pt_PT"/>
+        </w:rPr>
+        <w:t>Sl 66.4</w:t>
+      </w:r>
       <w:r>
         <w:rPr>
           <w:lang w:val="pt_PT" w:bidi="pt_PT"/>
         </w:rPr>
         <w:t xml:space="preserve">; </w:t>
       </w:r>
-      <w:hyperlink r:id="rId91">
-        <w:r>
-          <w:rPr>
-            <w:lang w:val="pt_PT" w:bidi="pt_PT"/>
-          </w:rPr>
-          <w:rPr>
-            <w:color w:val="0000EE"/>
-            <w:u w:val="single"/>
-          </w:rPr>
-          <w:t>Mq 4.1–2</w:t>
-        </w:r>
-      </w:hyperlink>
+      <w:r>
+        <w:rPr>
+          <w:lang w:val="pt_PT" w:bidi="pt_PT"/>
+        </w:rPr>
+        <w:t>Mq 4.1–2</w:t>
+      </w:r>
       <w:r>
         <w:rPr>
           <w:lang w:val="pt_PT" w:bidi="pt_PT"/>
         </w:rPr>
         <w:t xml:space="preserve">; </w:t>
       </w:r>
-      <w:hyperlink r:id="rId92">
-        <w:r>
-          <w:rPr>
-            <w:lang w:val="pt_PT" w:bidi="pt_PT"/>
-          </w:rPr>
-          <w:rPr>
-            <w:color w:val="0000EE"/>
-            <w:u w:val="single"/>
-          </w:rPr>
-          <w:t>Zc 14.16</w:t>
-        </w:r>
-      </w:hyperlink>
+      <w:r>
+        <w:rPr>
+          <w:lang w:val="pt_PT" w:bidi="pt_PT"/>
+        </w:rPr>
+        <w:t>Zc 14.16</w:t>
+      </w:r>
       <w:r>
         <w:rPr>
           <w:lang w:val="pt_PT" w:bidi="pt_PT"/>
@@ -3100,18 +2614,12 @@
         </w:rPr>
         <w:t>Sofonias se volta do sul (</w:t>
       </w:r>
-      <w:hyperlink r:id="rId56">
-        <w:r>
-          <w:rPr>
-            <w:lang w:val="pt_PT" w:bidi="pt_PT"/>
-          </w:rPr>
-          <w:rPr>
-            <w:color w:val="0000EE"/>
-            <w:u w:val="single"/>
-          </w:rPr>
-          <w:t>2.12</w:t>
-        </w:r>
-      </w:hyperlink>
+      <w:r>
+        <w:rPr>
+          <w:lang w:val="pt_PT" w:bidi="pt_PT"/>
+        </w:rPr>
+        <w:t>2.12</w:t>
+      </w:r>
       <w:r>
         <w:rPr>
           <w:lang w:val="pt_PT" w:bidi="pt_PT"/>
@@ -3214,54 +2722,36 @@
         </w:rPr>
         <w:t xml:space="preserve">tamanha destruição: A destruição era tão certa e irreversível (veja </w:t>
       </w:r>
-      <w:hyperlink r:id="rId93">
-        <w:r>
-          <w:rPr>
-            <w:lang w:val="pt_PT" w:bidi="pt_PT"/>
-          </w:rPr>
-          <w:rPr>
-            <w:color w:val="0000EE"/>
-            <w:u w:val="single"/>
-          </w:rPr>
-          <w:t>Na 1.14</w:t>
-        </w:r>
-      </w:hyperlink>
+      <w:r>
+        <w:rPr>
+          <w:lang w:val="pt_PT" w:bidi="pt_PT"/>
+        </w:rPr>
+        <w:t>Na 1.14</w:t>
+      </w:r>
       <w:r>
         <w:rPr>
           <w:lang w:val="pt_PT" w:bidi="pt_PT"/>
         </w:rPr>
         <w:t xml:space="preserve">; </w:t>
       </w:r>
-      <w:hyperlink r:id="rId94">
-        <w:r>
-          <w:rPr>
-            <w:lang w:val="pt_PT" w:bidi="pt_PT"/>
-          </w:rPr>
-          <w:rPr>
-            <w:color w:val="0000EE"/>
-            <w:u w:val="single"/>
-          </w:rPr>
-          <w:t>2.13</w:t>
-        </w:r>
-      </w:hyperlink>
+      <w:r>
+        <w:rPr>
+          <w:lang w:val="pt_PT" w:bidi="pt_PT"/>
+        </w:rPr>
+        <w:t>2.13</w:t>
+      </w:r>
       <w:r>
         <w:rPr>
           <w:lang w:val="pt_PT" w:bidi="pt_PT"/>
         </w:rPr>
         <w:t xml:space="preserve">; </w:t>
       </w:r>
-      <w:hyperlink r:id="rId95">
-        <w:r>
-          <w:rPr>
-            <w:lang w:val="pt_PT" w:bidi="pt_PT"/>
-          </w:rPr>
-          <w:rPr>
-            <w:color w:val="0000EE"/>
-            <w:u w:val="single"/>
-          </w:rPr>
-          <w:t>3.19</w:t>
-        </w:r>
-      </w:hyperlink>
+      <w:r>
+        <w:rPr>
+          <w:lang w:val="pt_PT" w:bidi="pt_PT"/>
+        </w:rPr>
+        <w:t>3.19</w:t>
+      </w:r>
       <w:r>
         <w:rPr>
           <w:lang w:val="pt_PT" w:bidi="pt_PT"/>
@@ -3316,18 +2806,12 @@
         </w:rPr>
         <w:t>A corrompida Jerusalém havia se desviado muito de seu chamado para ser uma cidade santa (</w:t>
       </w:r>
-      <w:hyperlink r:id="rId96">
-        <w:r>
-          <w:rPr>
-            <w:lang w:val="pt_PT" w:bidi="pt_PT"/>
-          </w:rPr>
-          <w:rPr>
-            <w:color w:val="0000EE"/>
-            <w:u w:val="single"/>
-          </w:rPr>
-          <w:t>Is 52.1</w:t>
-        </w:r>
-      </w:hyperlink>
+      <w:r>
+        <w:rPr>
+          <w:lang w:val="pt_PT" w:bidi="pt_PT"/>
+        </w:rPr>
+        <w:t>Is 52.1</w:t>
+      </w:r>
       <w:r>
         <w:rPr>
           <w:lang w:val="pt_PT" w:bidi="pt_PT"/>
@@ -3430,18 +2914,12 @@
         </w:rPr>
         <w:t xml:space="preserve">Veja também </w:t>
       </w:r>
-      <w:hyperlink r:id="rId97">
-        <w:r>
-          <w:rPr>
-            <w:lang w:val="pt_PT" w:bidi="pt_PT"/>
-          </w:rPr>
-          <w:rPr>
-            <w:color w:val="0000EE"/>
-            <w:u w:val="single"/>
-          </w:rPr>
-          <w:t>Ezequiel 22.23–29</w:t>
-        </w:r>
-      </w:hyperlink>
+      <w:r>
+        <w:rPr>
+          <w:lang w:val="pt_PT" w:bidi="pt_PT"/>
+        </w:rPr>
+        <w:t>Ezequiel 22.23–29</w:t>
+      </w:r>
       <w:r>
         <w:rPr>
           <w:lang w:val="pt_PT" w:bidi="pt_PT"/>
@@ -3509,18 +2987,12 @@
         </w:rPr>
         <w:t xml:space="preserve"> ao contrário daqueles mencionados em </w:t>
       </w:r>
-      <w:hyperlink r:id="rId98">
-        <w:r>
-          <w:rPr>
-            <w:lang w:val="pt_PT" w:bidi="pt_PT"/>
-          </w:rPr>
-          <w:rPr>
-            <w:color w:val="0000EE"/>
-            <w:u w:val="single"/>
-          </w:rPr>
-          <w:t>3.3–4</w:t>
-        </w:r>
-      </w:hyperlink>
+      <w:r>
+        <w:rPr>
+          <w:lang w:val="pt_PT" w:bidi="pt_PT"/>
+        </w:rPr>
+        <w:t>3.3–4</w:t>
+      </w:r>
       <w:r>
         <w:rPr>
           <w:lang w:val="pt_PT" w:bidi="pt_PT"/>
@@ -3575,36 +3047,24 @@
         </w:rPr>
         <w:t xml:space="preserve">se esforçaram ainda mais: os cidadãos de Jerusalém mal podiam esperar para levantar da cama de manhã e cometer mais atos malignos (expressão presente no texto original) (cf. </w:t>
       </w:r>
-      <w:hyperlink r:id="rId99">
-        <w:r>
-          <w:rPr>
-            <w:lang w:val="pt_PT" w:bidi="pt_PT"/>
-          </w:rPr>
-          <w:rPr>
-            <w:color w:val="0000EE"/>
-            <w:u w:val="single"/>
-          </w:rPr>
-          <w:t>Pv 1.16</w:t>
-        </w:r>
-      </w:hyperlink>
+      <w:r>
+        <w:rPr>
+          <w:lang w:val="pt_PT" w:bidi="pt_PT"/>
+        </w:rPr>
+        <w:t>Pv 1.16</w:t>
+      </w:r>
       <w:r>
         <w:rPr>
           <w:lang w:val="pt_PT" w:bidi="pt_PT"/>
         </w:rPr>
         <w:t>). Eles se afastaram muito dos caminhos de seu antepassado Abraão, que se levantou cedo para obedecer ao comando de Deus (</w:t>
       </w:r>
-      <w:hyperlink r:id="rId100">
-        <w:r>
-          <w:rPr>
-            <w:lang w:val="pt_PT" w:bidi="pt_PT"/>
-          </w:rPr>
-          <w:rPr>
-            <w:color w:val="0000EE"/>
-            <w:u w:val="single"/>
-          </w:rPr>
-          <w:t>Gn 22.3</w:t>
-        </w:r>
-      </w:hyperlink>
+      <w:r>
+        <w:rPr>
+          <w:lang w:val="pt_PT" w:bidi="pt_PT"/>
+        </w:rPr>
+        <w:t>Gn 22.3</w:t>
+      </w:r>
       <w:r>
         <w:rPr>
           <w:lang w:val="pt_PT" w:bidi="pt_PT"/>
@@ -3659,108 +3119,72 @@
         </w:rPr>
         <w:t xml:space="preserve">Esperem: Veja </w:t>
       </w:r>
-      <w:hyperlink r:id="rId101">
-        <w:r>
-          <w:rPr>
-            <w:lang w:val="pt_PT" w:bidi="pt_PT"/>
-          </w:rPr>
-          <w:rPr>
-            <w:color w:val="0000EE"/>
-            <w:u w:val="single"/>
-          </w:rPr>
-          <w:t>Hc 2.3</w:t>
-        </w:r>
-      </w:hyperlink>
+      <w:r>
+        <w:rPr>
+          <w:lang w:val="pt_PT" w:bidi="pt_PT"/>
+        </w:rPr>
+        <w:t>Hc 2.3</w:t>
+      </w:r>
       <w:r>
         <w:rPr>
           <w:lang w:val="pt_PT" w:bidi="pt_PT"/>
         </w:rPr>
         <w:t xml:space="preserve">. • me levantar e acusar: O profeta retrata uma cena de tribunal onde Deus se levanta primeiro como testemunha (veja também </w:t>
       </w:r>
-      <w:hyperlink r:id="rId102">
-        <w:r>
-          <w:rPr>
-            <w:lang w:val="pt_PT" w:bidi="pt_PT"/>
-          </w:rPr>
-          <w:rPr>
-            <w:color w:val="0000EE"/>
-            <w:u w:val="single"/>
-          </w:rPr>
-          <w:t>Jr 29.23</w:t>
-        </w:r>
-      </w:hyperlink>
+      <w:r>
+        <w:rPr>
+          <w:lang w:val="pt_PT" w:bidi="pt_PT"/>
+        </w:rPr>
+        <w:t>Jr 29.23</w:t>
+      </w:r>
       <w:r>
         <w:rPr>
           <w:lang w:val="pt_PT" w:bidi="pt_PT"/>
         </w:rPr>
         <w:t xml:space="preserve">; </w:t>
       </w:r>
-      <w:hyperlink r:id="rId103">
-        <w:r>
-          <w:rPr>
-            <w:lang w:val="pt_PT" w:bidi="pt_PT"/>
-          </w:rPr>
-          <w:rPr>
-            <w:color w:val="0000EE"/>
-            <w:u w:val="single"/>
-          </w:rPr>
-          <w:t>Ml 3.5</w:t>
-        </w:r>
-      </w:hyperlink>
+      <w:r>
+        <w:rPr>
+          <w:lang w:val="pt_PT" w:bidi="pt_PT"/>
+        </w:rPr>
+        <w:t>Ml 3.5</w:t>
+      </w:r>
       <w:r>
         <w:rPr>
           <w:lang w:val="pt_PT" w:bidi="pt_PT"/>
         </w:rPr>
         <w:t xml:space="preserve">) em seu próprio favor, e depois preside como juiz (veja também </w:t>
       </w:r>
-      <w:hyperlink r:id="rId104">
-        <w:r>
-          <w:rPr>
-            <w:lang w:val="pt_PT" w:bidi="pt_PT"/>
-          </w:rPr>
-          <w:rPr>
-            <w:color w:val="0000EE"/>
-            <w:u w:val="single"/>
-          </w:rPr>
-          <w:t>Jó 9.15</w:t>
-        </w:r>
-      </w:hyperlink>
+      <w:r>
+        <w:rPr>
+          <w:lang w:val="pt_PT" w:bidi="pt_PT"/>
+        </w:rPr>
+        <w:t>Jó 9.15</w:t>
+      </w:r>
       <w:r>
         <w:rPr>
           <w:lang w:val="pt_PT" w:bidi="pt_PT"/>
         </w:rPr>
         <w:t xml:space="preserve">; </w:t>
       </w:r>
-      <w:hyperlink r:id="rId105">
-        <w:r>
-          <w:rPr>
-            <w:lang w:val="pt_PT" w:bidi="pt_PT"/>
-          </w:rPr>
-          <w:rPr>
-            <w:color w:val="0000EE"/>
-            <w:u w:val="single"/>
-          </w:rPr>
-          <w:t>Sl 50.6</w:t>
-        </w:r>
-      </w:hyperlink>
+      <w:r>
+        <w:rPr>
+          <w:lang w:val="pt_PT" w:bidi="pt_PT"/>
+        </w:rPr>
+        <w:t>Sl 50.6</w:t>
+      </w:r>
       <w:r>
         <w:rPr>
           <w:lang w:val="pt_PT" w:bidi="pt_PT"/>
         </w:rPr>
         <w:t xml:space="preserve">) para proferir sua sentença justa. • Pelo fogo da minha ira descreve o ódio justo do Senhor pelo pecado, bem como sua preocupação com seu santo nome e com o bem-estar de seu povo (veja </w:t>
       </w:r>
-      <w:hyperlink r:id="rId106">
-        <w:r>
-          <w:rPr>
-            <w:lang w:val="pt_PT" w:bidi="pt_PT"/>
-          </w:rPr>
-          <w:rPr>
-            <w:color w:val="0000EE"/>
-            <w:u w:val="single"/>
-          </w:rPr>
-          <w:t>Is 66.13–16</w:t>
-        </w:r>
-      </w:hyperlink>
+      <w:r>
+        <w:rPr>
+          <w:lang w:val="pt_PT" w:bidi="pt_PT"/>
+        </w:rPr>
+        <w:t>Is 66.13–16</w:t>
+      </w:r>
       <w:r>
         <w:rPr>
           <w:lang w:val="pt_PT" w:bidi="pt_PT"/>
@@ -3815,108 +3239,72 @@
         </w:rPr>
         <w:t xml:space="preserve">Deus deseja que as bênçãos prometidas ao remanescente fiel de </w:t>
       </w:r>
-      <w:hyperlink r:id="rId107">
-        <w:r>
-          <w:rPr>
-            <w:lang w:val="pt_PT" w:bidi="pt_PT"/>
-          </w:rPr>
-          <w:rPr>
-            <w:color w:val="0000EE"/>
-            <w:u w:val="single"/>
-          </w:rPr>
-          <w:t>3.9–13</w:t>
-        </w:r>
-      </w:hyperlink>
+      <w:r>
+        <w:rPr>
+          <w:lang w:val="pt_PT" w:bidi="pt_PT"/>
+        </w:rPr>
+        <w:t>3.9–13</w:t>
+      </w:r>
       <w:r>
         <w:rPr>
           <w:lang w:val="pt_PT" w:bidi="pt_PT"/>
         </w:rPr>
         <w:t xml:space="preserve"> alcancem pessoas de todas as nações do mundo. Não apenas Israel, mas todas as pessoas seriam transformadas, invocariam o Senhor (veja </w:t>
       </w:r>
-      <w:hyperlink r:id="rId108">
-        <w:r>
-          <w:rPr>
-            <w:lang w:val="pt_PT" w:bidi="pt_PT"/>
-          </w:rPr>
-          <w:rPr>
-            <w:color w:val="0000EE"/>
-            <w:u w:val="single"/>
-          </w:rPr>
-          <w:t>Is 55.5</w:t>
-        </w:r>
-      </w:hyperlink>
+      <w:r>
+        <w:rPr>
+          <w:lang w:val="pt_PT" w:bidi="pt_PT"/>
+        </w:rPr>
+        <w:t>Is 55.5</w:t>
+      </w:r>
       <w:r>
         <w:rPr>
           <w:lang w:val="pt_PT" w:bidi="pt_PT"/>
         </w:rPr>
         <w:t xml:space="preserve">) e o serviriam (veja </w:t>
       </w:r>
-      <w:hyperlink r:id="rId109">
-        <w:r>
-          <w:rPr>
-            <w:lang w:val="pt_PT" w:bidi="pt_PT"/>
-          </w:rPr>
-          <w:rPr>
-            <w:color w:val="0000EE"/>
-            <w:u w:val="single"/>
-          </w:rPr>
-          <w:t>Is 59.19–21</w:t>
-        </w:r>
-      </w:hyperlink>
+      <w:r>
+        <w:rPr>
+          <w:lang w:val="pt_PT" w:bidi="pt_PT"/>
+        </w:rPr>
+        <w:t>Is 59.19–21</w:t>
+      </w:r>
       <w:r>
         <w:rPr>
           <w:lang w:val="pt_PT" w:bidi="pt_PT"/>
         </w:rPr>
         <w:t xml:space="preserve">; </w:t>
       </w:r>
-      <w:hyperlink r:id="rId92">
-        <w:r>
-          <w:rPr>
-            <w:lang w:val="pt_PT" w:bidi="pt_PT"/>
-          </w:rPr>
-          <w:rPr>
-            <w:color w:val="0000EE"/>
-            <w:u w:val="single"/>
-          </w:rPr>
-          <w:t>Zc 14.16</w:t>
-        </w:r>
-      </w:hyperlink>
+      <w:r>
+        <w:rPr>
+          <w:lang w:val="pt_PT" w:bidi="pt_PT"/>
+        </w:rPr>
+        <w:t>Zc 14.16</w:t>
+      </w:r>
       <w:r>
         <w:rPr>
           <w:lang w:val="pt_PT" w:bidi="pt_PT"/>
         </w:rPr>
         <w:t>). A disseminação das boas-novas para todas as nações avançou o cumprimento desta visão (</w:t>
       </w:r>
-      <w:hyperlink r:id="rId110">
-        <w:r>
-          <w:rPr>
-            <w:lang w:val="pt_PT" w:bidi="pt_PT"/>
-          </w:rPr>
-          <w:rPr>
-            <w:color w:val="0000EE"/>
-            <w:u w:val="single"/>
-          </w:rPr>
-          <w:t>Mt 28.19–20</w:t>
-        </w:r>
-      </w:hyperlink>
+      <w:r>
+        <w:rPr>
+          <w:lang w:val="pt_PT" w:bidi="pt_PT"/>
+        </w:rPr>
+        <w:t>Mt 28.19–20</w:t>
+      </w:r>
       <w:r>
         <w:rPr>
           <w:lang w:val="pt_PT" w:bidi="pt_PT"/>
         </w:rPr>
         <w:t xml:space="preserve">; </w:t>
       </w:r>
-      <w:hyperlink r:id="rId111">
-        <w:r>
-          <w:rPr>
-            <w:lang w:val="pt_PT" w:bidi="pt_PT"/>
-          </w:rPr>
-          <w:rPr>
-            <w:color w:val="0000EE"/>
-            <w:u w:val="single"/>
-          </w:rPr>
-          <w:t>Rm 10.9–13</w:t>
-        </w:r>
-      </w:hyperlink>
+      <w:r>
+        <w:rPr>
+          <w:lang w:val="pt_PT" w:bidi="pt_PT"/>
+        </w:rPr>
+        <w:t>Rm 10.9–13</w:t>
+      </w:r>
       <w:r>
         <w:rPr>
           <w:lang w:val="pt_PT" w:bidi="pt_PT"/>
@@ -3971,18 +3359,12 @@
         </w:rPr>
         <w:t>O futuro glorioso descrito nesses versículos oferece mais uma razão para esperar pacientemente pelo Senhor (</w:t>
       </w:r>
-      <w:hyperlink r:id="rId112">
-        <w:r>
-          <w:rPr>
-            <w:lang w:val="pt_PT" w:bidi="pt_PT"/>
-          </w:rPr>
-          <w:rPr>
-            <w:color w:val="0000EE"/>
-            <w:u w:val="single"/>
-          </w:rPr>
-          <w:t>3.8</w:t>
-        </w:r>
-      </w:hyperlink>
+      <w:r>
+        <w:rPr>
+          <w:lang w:val="pt_PT" w:bidi="pt_PT"/>
+        </w:rPr>
+        <w:t>3.8</w:t>
+      </w:r>
       <w:r>
         <w:rPr>
           <w:lang w:val="pt_PT" w:bidi="pt_PT"/>
@@ -4037,36 +3419,24 @@
         </w:rPr>
         <w:t>Deus revela seus planos para um remanescente humilde e purificado de seu povo (</w:t>
       </w:r>
-      <w:hyperlink r:id="rId107">
-        <w:r>
-          <w:rPr>
-            <w:lang w:val="pt_PT" w:bidi="pt_PT"/>
-          </w:rPr>
-          <w:rPr>
-            <w:color w:val="0000EE"/>
-            <w:u w:val="single"/>
-          </w:rPr>
-          <w:t>3.9–13</w:t>
-        </w:r>
-      </w:hyperlink>
+      <w:r>
+        <w:rPr>
+          <w:lang w:val="pt_PT" w:bidi="pt_PT"/>
+        </w:rPr>
+        <w:t>3.9–13</w:t>
+      </w:r>
       <w:r>
         <w:rPr>
           <w:lang w:val="pt_PT" w:bidi="pt_PT"/>
         </w:rPr>
         <w:t>) e os encoraja a se alegrarem nas abundantes bênçãos vindouras de seu Senhor salvador (</w:t>
       </w:r>
-      <w:hyperlink r:id="rId113">
-        <w:r>
-          <w:rPr>
-            <w:lang w:val="pt_PT" w:bidi="pt_PT"/>
-          </w:rPr>
-          <w:rPr>
-            <w:color w:val="0000EE"/>
-            <w:u w:val="single"/>
-          </w:rPr>
-          <w:t>3.14–20</w:t>
-        </w:r>
-      </w:hyperlink>
+      <w:r>
+        <w:rPr>
+          <w:lang w:val="pt_PT" w:bidi="pt_PT"/>
+        </w:rPr>
+        <w:t>3.14–20</w:t>
+      </w:r>
       <w:r>
         <w:rPr>
           <w:lang w:val="pt_PT" w:bidi="pt_PT"/>
@@ -4169,144 +3539,96 @@
         </w:rPr>
         <w:t>Jesus, o Messias, expressa perfeitamente as qualidades éticas esperadas para o remanescente piedoso de Israel (</w:t>
       </w:r>
-      <w:hyperlink r:id="rId114">
-        <w:r>
-          <w:rPr>
-            <w:lang w:val="pt_PT" w:bidi="pt_PT"/>
-          </w:rPr>
-          <w:rPr>
-            <w:color w:val="0000EE"/>
-            <w:u w:val="single"/>
-          </w:rPr>
-          <w:t>Is 42.1–4</w:t>
-        </w:r>
-      </w:hyperlink>
+      <w:r>
+        <w:rPr>
+          <w:lang w:val="pt_PT" w:bidi="pt_PT"/>
+        </w:rPr>
+        <w:t>Is 42.1–4</w:t>
+      </w:r>
       <w:r>
         <w:rPr>
           <w:lang w:val="pt_PT" w:bidi="pt_PT"/>
         </w:rPr>
         <w:t xml:space="preserve">; </w:t>
       </w:r>
-      <w:hyperlink r:id="rId115">
-        <w:r>
-          <w:rPr>
-            <w:lang w:val="pt_PT" w:bidi="pt_PT"/>
-          </w:rPr>
-          <w:rPr>
-            <w:color w:val="0000EE"/>
-            <w:u w:val="single"/>
-          </w:rPr>
-          <w:t>53.3</w:t>
-        </w:r>
-      </w:hyperlink>
+      <w:r>
+        <w:rPr>
+          <w:lang w:val="pt_PT" w:bidi="pt_PT"/>
+        </w:rPr>
+        <w:t>53.3</w:t>
+      </w:r>
       <w:r>
         <w:rPr>
           <w:lang w:val="pt_PT" w:bidi="pt_PT"/>
         </w:rPr>
         <w:t xml:space="preserve">, </w:t>
       </w:r>
-      <w:hyperlink r:id="rId116">
-        <w:r>
-          <w:rPr>
-            <w:lang w:val="pt_PT" w:bidi="pt_PT"/>
-          </w:rPr>
-          <w:rPr>
-            <w:color w:val="0000EE"/>
-            <w:u w:val="single"/>
-          </w:rPr>
-          <w:t>7–9</w:t>
-        </w:r>
-      </w:hyperlink>
+      <w:r>
+        <w:rPr>
+          <w:lang w:val="pt_PT" w:bidi="pt_PT"/>
+        </w:rPr>
+        <w:t>7–9</w:t>
+      </w:r>
       <w:r>
         <w:rPr>
           <w:lang w:val="pt_PT" w:bidi="pt_PT"/>
         </w:rPr>
         <w:t xml:space="preserve">; </w:t>
       </w:r>
-      <w:hyperlink r:id="rId117">
-        <w:r>
-          <w:rPr>
-            <w:lang w:val="pt_PT" w:bidi="pt_PT"/>
-          </w:rPr>
-          <w:rPr>
-            <w:color w:val="0000EE"/>
-            <w:u w:val="single"/>
-          </w:rPr>
-          <w:t>Zc 9.9</w:t>
-        </w:r>
-      </w:hyperlink>
+      <w:r>
+        <w:rPr>
+          <w:lang w:val="pt_PT" w:bidi="pt_PT"/>
+        </w:rPr>
+        <w:t>Zc 9.9</w:t>
+      </w:r>
       <w:r>
         <w:rPr>
           <w:lang w:val="pt_PT" w:bidi="pt_PT"/>
         </w:rPr>
         <w:t xml:space="preserve">; veja </w:t>
       </w:r>
-      <w:hyperlink r:id="rId118">
-        <w:r>
-          <w:rPr>
-            <w:lang w:val="pt_PT" w:bidi="pt_PT"/>
-          </w:rPr>
-          <w:rPr>
-            <w:color w:val="0000EE"/>
-            <w:u w:val="single"/>
-          </w:rPr>
-          <w:t>Mt 11.28–30</w:t>
-        </w:r>
-      </w:hyperlink>
+      <w:r>
+        <w:rPr>
+          <w:lang w:val="pt_PT" w:bidi="pt_PT"/>
+        </w:rPr>
+        <w:t>Mt 11.28–30</w:t>
+      </w:r>
       <w:r>
         <w:rPr>
           <w:lang w:val="pt_PT" w:bidi="pt_PT"/>
         </w:rPr>
         <w:t xml:space="preserve">; </w:t>
       </w:r>
-      <w:hyperlink r:id="rId119">
-        <w:r>
-          <w:rPr>
-            <w:lang w:val="pt_PT" w:bidi="pt_PT"/>
-          </w:rPr>
-          <w:rPr>
-            <w:color w:val="0000EE"/>
-            <w:u w:val="single"/>
-          </w:rPr>
-          <w:t>12.15–21</w:t>
-        </w:r>
-      </w:hyperlink>
+      <w:r>
+        <w:rPr>
+          <w:lang w:val="pt_PT" w:bidi="pt_PT"/>
+        </w:rPr>
+        <w:t>12.15–21</w:t>
+      </w:r>
       <w:r>
         <w:rPr>
           <w:lang w:val="pt_PT" w:bidi="pt_PT"/>
         </w:rPr>
         <w:t xml:space="preserve">; </w:t>
       </w:r>
-      <w:hyperlink r:id="rId120">
-        <w:r>
-          <w:rPr>
-            <w:lang w:val="pt_PT" w:bidi="pt_PT"/>
-          </w:rPr>
-          <w:rPr>
-            <w:color w:val="0000EE"/>
-            <w:u w:val="single"/>
-          </w:rPr>
-          <w:t>Fp 2.1–8</w:t>
-        </w:r>
-      </w:hyperlink>
+      <w:r>
+        <w:rPr>
+          <w:lang w:val="pt_PT" w:bidi="pt_PT"/>
+        </w:rPr>
+        <w:t>Fp 2.1–8</w:t>
+      </w:r>
       <w:r>
         <w:rPr>
           <w:lang w:val="pt_PT" w:bidi="pt_PT"/>
         </w:rPr>
         <w:t xml:space="preserve">; </w:t>
       </w:r>
-      <w:hyperlink r:id="rId121">
-        <w:r>
-          <w:rPr>
-            <w:lang w:val="pt_PT" w:bidi="pt_PT"/>
-          </w:rPr>
-          <w:rPr>
-            <w:color w:val="0000EE"/>
-            <w:u w:val="single"/>
-          </w:rPr>
-          <w:t>1Pe 2.23</w:t>
-        </w:r>
-      </w:hyperlink>
+      <w:r>
+        <w:rPr>
+          <w:lang w:val="pt_PT" w:bidi="pt_PT"/>
+        </w:rPr>
+        <w:t>1Pe 2.23</w:t>
+      </w:r>
       <w:r>
         <w:rPr>
           <w:lang w:val="pt_PT" w:bidi="pt_PT"/>
@@ -4409,162 +3731,108 @@
         </w:rPr>
         <w:t>O verdadeiro Rei de Israel sempre foi o Senhor (</w:t>
       </w:r>
-      <w:hyperlink r:id="rId122">
-        <w:r>
-          <w:rPr>
-            <w:lang w:val="pt_PT" w:bidi="pt_PT"/>
-          </w:rPr>
-          <w:rPr>
-            <w:color w:val="0000EE"/>
-            <w:u w:val="single"/>
-          </w:rPr>
-          <w:t>Nm 23.21</w:t>
-        </w:r>
-      </w:hyperlink>
+      <w:r>
+        <w:rPr>
+          <w:lang w:val="pt_PT" w:bidi="pt_PT"/>
+        </w:rPr>
+        <w:t>Nm 23.21</w:t>
+      </w:r>
       <w:r>
         <w:rPr>
           <w:lang w:val="pt_PT" w:bidi="pt_PT"/>
         </w:rPr>
         <w:t xml:space="preserve">; </w:t>
       </w:r>
-      <w:hyperlink r:id="rId123">
-        <w:r>
-          <w:rPr>
-            <w:lang w:val="pt_PT" w:bidi="pt_PT"/>
-          </w:rPr>
-          <w:rPr>
-            <w:color w:val="0000EE"/>
-            <w:u w:val="single"/>
-          </w:rPr>
-          <w:t>1Sm 8.7</w:t>
-        </w:r>
-      </w:hyperlink>
+      <w:r>
+        <w:rPr>
+          <w:lang w:val="pt_PT" w:bidi="pt_PT"/>
+        </w:rPr>
+        <w:t>1Sm 8.7</w:t>
+      </w:r>
       <w:r>
         <w:rPr>
           <w:lang w:val="pt_PT" w:bidi="pt_PT"/>
         </w:rPr>
         <w:t xml:space="preserve">; </w:t>
       </w:r>
-      <w:hyperlink r:id="rId124">
-        <w:r>
-          <w:rPr>
-            <w:lang w:val="pt_PT" w:bidi="pt_PT"/>
-          </w:rPr>
-          <w:rPr>
-            <w:color w:val="0000EE"/>
-            <w:u w:val="single"/>
-          </w:rPr>
-          <w:t>Is 44.6</w:t>
-        </w:r>
-      </w:hyperlink>
+      <w:r>
+        <w:rPr>
+          <w:lang w:val="pt_PT" w:bidi="pt_PT"/>
+        </w:rPr>
+        <w:t>Is 44.6</w:t>
+      </w:r>
       <w:r>
         <w:rPr>
           <w:lang w:val="pt_PT" w:bidi="pt_PT"/>
         </w:rPr>
         <w:t xml:space="preserve">). • está com vocês: Veja também </w:t>
       </w:r>
-      <w:hyperlink r:id="rId125">
-        <w:r>
-          <w:rPr>
-            <w:lang w:val="pt_PT" w:bidi="pt_PT"/>
-          </w:rPr>
-          <w:rPr>
-            <w:color w:val="0000EE"/>
-            <w:u w:val="single"/>
-          </w:rPr>
-          <w:t>Isaías 54.4–8</w:t>
-        </w:r>
-      </w:hyperlink>
+      <w:r>
+        <w:rPr>
+          <w:lang w:val="pt_PT" w:bidi="pt_PT"/>
+        </w:rPr>
+        <w:t>Isaías 54.4–8</w:t>
+      </w:r>
       <w:r>
         <w:rPr>
           <w:lang w:val="pt_PT" w:bidi="pt_PT"/>
         </w:rPr>
         <w:t xml:space="preserve">; </w:t>
       </w:r>
-      <w:hyperlink r:id="rId126">
-        <w:r>
-          <w:rPr>
-            <w:lang w:val="pt_PT" w:bidi="pt_PT"/>
-          </w:rPr>
-          <w:rPr>
-            <w:color w:val="0000EE"/>
-            <w:u w:val="single"/>
-          </w:rPr>
-          <w:t>57.14–19</w:t>
-        </w:r>
-      </w:hyperlink>
+      <w:r>
+        <w:rPr>
+          <w:lang w:val="pt_PT" w:bidi="pt_PT"/>
+        </w:rPr>
+        <w:t>57.14–19</w:t>
+      </w:r>
       <w:r>
         <w:rPr>
           <w:lang w:val="pt_PT" w:bidi="pt_PT"/>
         </w:rPr>
         <w:t xml:space="preserve">; </w:t>
       </w:r>
-      <w:hyperlink r:id="rId127">
-        <w:r>
-          <w:rPr>
-            <w:lang w:val="pt_PT" w:bidi="pt_PT"/>
-          </w:rPr>
-          <w:rPr>
-            <w:color w:val="0000EE"/>
-            <w:u w:val="single"/>
-          </w:rPr>
-          <w:t>62.10–12</w:t>
-        </w:r>
-      </w:hyperlink>
+      <w:r>
+        <w:rPr>
+          <w:lang w:val="pt_PT" w:bidi="pt_PT"/>
+        </w:rPr>
+        <w:t>62.10–12</w:t>
+      </w:r>
       <w:r>
         <w:rPr>
           <w:lang w:val="pt_PT" w:bidi="pt_PT"/>
         </w:rPr>
         <w:t xml:space="preserve">; </w:t>
       </w:r>
-      <w:hyperlink r:id="rId128">
-        <w:r>
-          <w:rPr>
-            <w:lang w:val="pt_PT" w:bidi="pt_PT"/>
-          </w:rPr>
-          <w:rPr>
-            <w:color w:val="0000EE"/>
-            <w:u w:val="single"/>
-          </w:rPr>
-          <w:t>Ezequiel 48.35</w:t>
-        </w:r>
-      </w:hyperlink>
+      <w:r>
+        <w:rPr>
+          <w:lang w:val="pt_PT" w:bidi="pt_PT"/>
+        </w:rPr>
+        <w:t>Ezequiel 48.35</w:t>
+      </w:r>
       <w:r>
         <w:rPr>
           <w:lang w:val="pt_PT" w:bidi="pt_PT"/>
         </w:rPr>
         <w:t xml:space="preserve">; </w:t>
       </w:r>
-      <w:hyperlink r:id="rId129">
-        <w:r>
-          <w:rPr>
-            <w:lang w:val="pt_PT" w:bidi="pt_PT"/>
-          </w:rPr>
-          <w:rPr>
-            <w:color w:val="0000EE"/>
-            <w:u w:val="single"/>
-          </w:rPr>
-          <w:t>Joel 3.17</w:t>
-        </w:r>
-      </w:hyperlink>
+      <w:r>
+        <w:rPr>
+          <w:lang w:val="pt_PT" w:bidi="pt_PT"/>
+        </w:rPr>
+        <w:t>Joel 3.17</w:t>
+      </w:r>
       <w:r>
         <w:rPr>
           <w:lang w:val="pt_PT" w:bidi="pt_PT"/>
         </w:rPr>
         <w:t xml:space="preserve">, </w:t>
       </w:r>
-      <w:hyperlink r:id="rId130">
-        <w:r>
-          <w:rPr>
-            <w:lang w:val="pt_PT" w:bidi="pt_PT"/>
-          </w:rPr>
-          <w:rPr>
-            <w:color w:val="0000EE"/>
-            <w:u w:val="single"/>
-          </w:rPr>
-          <w:t>21</w:t>
-        </w:r>
-      </w:hyperlink>
+      <w:r>
+        <w:rPr>
+          <w:lang w:val="pt_PT" w:bidi="pt_PT"/>
+        </w:rPr>
+        <w:t>21</w:t>
+      </w:r>
       <w:r>
         <w:rPr>
           <w:lang w:val="pt_PT" w:bidi="pt_PT"/>
@@ -4619,90 +3887,60 @@
         </w:rPr>
         <w:t xml:space="preserve">ele é poderoso e os salvará: Deus era o Guerreiro Divino e Redentor de Israel (veja </w:t>
       </w:r>
-      <w:hyperlink r:id="rId131">
-        <w:r>
-          <w:rPr>
-            <w:lang w:val="pt_PT" w:bidi="pt_PT"/>
-          </w:rPr>
-          <w:rPr>
-            <w:color w:val="0000EE"/>
-            <w:u w:val="single"/>
-          </w:rPr>
-          <w:t>Sl 24.8–10</w:t>
-        </w:r>
-      </w:hyperlink>
+      <w:r>
+        <w:rPr>
+          <w:lang w:val="pt_PT" w:bidi="pt_PT"/>
+        </w:rPr>
+        <w:t>Sl 24.8–10</w:t>
+      </w:r>
       <w:r>
         <w:rPr>
           <w:lang w:val="pt_PT" w:bidi="pt_PT"/>
         </w:rPr>
         <w:t xml:space="preserve">; </w:t>
       </w:r>
-      <w:hyperlink r:id="rId132">
-        <w:r>
-          <w:rPr>
-            <w:lang w:val="pt_PT" w:bidi="pt_PT"/>
-          </w:rPr>
-          <w:rPr>
-            <w:color w:val="0000EE"/>
-            <w:u w:val="single"/>
-          </w:rPr>
-          <w:t>Is 42.13</w:t>
-        </w:r>
-      </w:hyperlink>
+      <w:r>
+        <w:rPr>
+          <w:lang w:val="pt_PT" w:bidi="pt_PT"/>
+        </w:rPr>
+        <w:t>Is 42.13</w:t>
+      </w:r>
       <w:r>
         <w:rPr>
           <w:lang w:val="pt_PT" w:bidi="pt_PT"/>
         </w:rPr>
         <w:t xml:space="preserve">; </w:t>
       </w:r>
-      <w:hyperlink r:id="rId133">
-        <w:r>
-          <w:rPr>
-            <w:lang w:val="pt_PT" w:bidi="pt_PT"/>
-          </w:rPr>
-          <w:rPr>
-            <w:color w:val="0000EE"/>
-            <w:u w:val="single"/>
-          </w:rPr>
-          <w:t>Hc 3.8–15</w:t>
-        </w:r>
-      </w:hyperlink>
+      <w:r>
+        <w:rPr>
+          <w:lang w:val="pt_PT" w:bidi="pt_PT"/>
+        </w:rPr>
+        <w:t>Hc 3.8–15</w:t>
+      </w:r>
       <w:r>
         <w:rPr>
           <w:lang w:val="pt_PT" w:bidi="pt_PT"/>
         </w:rPr>
         <w:t>). Um dos títulos de Deus é "o Deus Poderoso" (</w:t>
       </w:r>
-      <w:hyperlink r:id="rId134">
-        <w:r>
-          <w:rPr>
-            <w:lang w:val="pt_PT" w:bidi="pt_PT"/>
-          </w:rPr>
-          <w:rPr>
-            <w:color w:val="0000EE"/>
-            <w:u w:val="single"/>
-          </w:rPr>
-          <w:t>Is 10.21</w:t>
-        </w:r>
-      </w:hyperlink>
+      <w:r>
+        <w:rPr>
+          <w:lang w:val="pt_PT" w:bidi="pt_PT"/>
+        </w:rPr>
+        <w:t>Is 10.21</w:t>
+      </w:r>
       <w:r>
         <w:rPr>
           <w:lang w:val="pt_PT" w:bidi="pt_PT"/>
         </w:rPr>
         <w:t>). Este título também se aplica ao Messias (</w:t>
       </w:r>
-      <w:hyperlink r:id="rId135">
-        <w:r>
-          <w:rPr>
-            <w:lang w:val="pt_PT" w:bidi="pt_PT"/>
-          </w:rPr>
-          <w:rPr>
-            <w:color w:val="0000EE"/>
-            <w:u w:val="single"/>
-          </w:rPr>
-          <w:t>Is 9.6</w:t>
-        </w:r>
-      </w:hyperlink>
+      <w:r>
+        <w:rPr>
+          <w:lang w:val="pt_PT" w:bidi="pt_PT"/>
+        </w:rPr>
+        <w:t>Is 9.6</w:t>
+      </w:r>
       <w:r>
         <w:rPr>
           <w:lang w:val="pt_PT" w:bidi="pt_PT"/>
@@ -4722,36 +3960,24 @@
         </w:rPr>
         <w:t xml:space="preserve"> em Deus (</w:t>
       </w:r>
-      <w:hyperlink r:id="rId136">
-        <w:r>
-          <w:rPr>
-            <w:lang w:val="pt_PT" w:bidi="pt_PT"/>
-          </w:rPr>
-          <w:rPr>
-            <w:color w:val="0000EE"/>
-            <w:u w:val="single"/>
-          </w:rPr>
-          <w:t>Sf 3.14</w:t>
-        </w:r>
-      </w:hyperlink>
+      <w:r>
+        <w:rPr>
+          <w:lang w:val="pt_PT" w:bidi="pt_PT"/>
+        </w:rPr>
+        <w:t>Sf 3.14</w:t>
+      </w:r>
       <w:r>
         <w:rPr>
           <w:lang w:val="pt_PT" w:bidi="pt_PT"/>
         </w:rPr>
         <w:t xml:space="preserve">), mas Deus também se alegrará por eles como um povo purificado e fiel (veja </w:t>
       </w:r>
-      <w:hyperlink r:id="rId137">
-        <w:r>
-          <w:rPr>
-            <w:lang w:val="pt_PT" w:bidi="pt_PT"/>
-          </w:rPr>
-          <w:rPr>
-            <w:color w:val="0000EE"/>
-            <w:u w:val="single"/>
-          </w:rPr>
-          <w:t>3.12–13</w:t>
-        </w:r>
-      </w:hyperlink>
+      <w:r>
+        <w:rPr>
+          <w:lang w:val="pt_PT" w:bidi="pt_PT"/>
+        </w:rPr>
+        <w:t>3.12–13</w:t>
+      </w:r>
       <w:r>
         <w:rPr>
           <w:lang w:val="pt_PT" w:bidi="pt_PT"/>
@@ -4806,18 +4032,12 @@
         </w:rPr>
         <w:t>Eu afastarei a ameaça que está sobre vocês e os livrarei da desgraça: A garantia do Senhor contrasta fortemente com as declarações no início do livro, quando Deus ameaçou reunir as nações para varrer o povo de Judá da face da terra (</w:t>
       </w:r>
-      <w:hyperlink r:id="rId138">
-        <w:r>
-          <w:rPr>
-            <w:lang w:val="pt_PT" w:bidi="pt_PT"/>
-          </w:rPr>
-          <w:rPr>
-            <w:color w:val="0000EE"/>
-            <w:u w:val="single"/>
-          </w:rPr>
-          <w:t>1.2–4</w:t>
-        </w:r>
-      </w:hyperlink>
+      <w:r>
+        <w:rPr>
+          <w:lang w:val="pt_PT" w:bidi="pt_PT"/>
+        </w:rPr>
+        <w:t>1.2–4</w:t>
+      </w:r>
       <w:r>
         <w:rPr>
           <w:lang w:val="pt_PT" w:bidi="pt_PT"/>
@@ -4920,72 +4140,48 @@
         </w:rPr>
         <w:t xml:space="preserve">Deus transformará a antiga vergonha de seu povo em glória e fama (veja </w:t>
       </w:r>
-      <w:hyperlink r:id="rId139">
-        <w:r>
-          <w:rPr>
-            <w:lang w:val="pt_PT" w:bidi="pt_PT"/>
-          </w:rPr>
-          <w:rPr>
-            <w:color w:val="0000EE"/>
-            <w:u w:val="single"/>
-          </w:rPr>
-          <w:t>Dt 26.19</w:t>
-        </w:r>
-      </w:hyperlink>
+      <w:r>
+        <w:rPr>
+          <w:lang w:val="pt_PT" w:bidi="pt_PT"/>
+        </w:rPr>
+        <w:t>Dt 26.19</w:t>
+      </w:r>
       <w:r>
         <w:rPr>
           <w:lang w:val="pt_PT" w:bidi="pt_PT"/>
         </w:rPr>
         <w:t xml:space="preserve">; </w:t>
       </w:r>
-      <w:hyperlink r:id="rId140">
-        <w:r>
-          <w:rPr>
-            <w:lang w:val="pt_PT" w:bidi="pt_PT"/>
-          </w:rPr>
-          <w:rPr>
-            <w:color w:val="0000EE"/>
-            <w:u w:val="single"/>
-          </w:rPr>
-          <w:t>Is 62.7</w:t>
-        </w:r>
-      </w:hyperlink>
+      <w:r>
+        <w:rPr>
+          <w:lang w:val="pt_PT" w:bidi="pt_PT"/>
+        </w:rPr>
+        <w:t>Is 62.7</w:t>
+      </w:r>
       <w:r>
         <w:rPr>
           <w:lang w:val="pt_PT" w:bidi="pt_PT"/>
         </w:rPr>
         <w:t xml:space="preserve">; </w:t>
       </w:r>
-      <w:hyperlink r:id="rId141">
-        <w:r>
-          <w:rPr>
-            <w:lang w:val="pt_PT" w:bidi="pt_PT"/>
-          </w:rPr>
-          <w:rPr>
-            <w:color w:val="0000EE"/>
-            <w:u w:val="single"/>
-          </w:rPr>
-          <w:t>Mq 4.6–8</w:t>
-        </w:r>
-      </w:hyperlink>
+      <w:r>
+        <w:rPr>
+          <w:lang w:val="pt_PT" w:bidi="pt_PT"/>
+        </w:rPr>
+        <w:t>Mq 4.6–8</w:t>
+      </w:r>
       <w:r>
         <w:rPr>
           <w:lang w:val="pt_PT" w:bidi="pt_PT"/>
         </w:rPr>
         <w:t xml:space="preserve">; cp. </w:t>
       </w:r>
-      <w:hyperlink r:id="rId142">
-        <w:r>
-          <w:rPr>
-            <w:lang w:val="pt_PT" w:bidi="pt_PT"/>
-          </w:rPr>
-          <w:rPr>
-            <w:color w:val="0000EE"/>
-            <w:u w:val="single"/>
-          </w:rPr>
-          <w:t>1Pe 5.4</w:t>
-        </w:r>
-      </w:hyperlink>
+      <w:r>
+        <w:rPr>
+          <w:lang w:val="pt_PT" w:bidi="pt_PT"/>
+        </w:rPr>
+        <w:t>1Pe 5.4</w:t>
+      </w:r>
       <w:r>
         <w:rPr>
           <w:lang w:val="pt_PT" w:bidi="pt_PT"/>
@@ -5040,162 +4236,108 @@
         </w:rPr>
         <w:t>Aquele dia: Após um período de terrível ira e julgamento, o dia do Senhor culmina em bênçãos eternas para todos que confiam nele (</w:t>
       </w:r>
-      <w:hyperlink r:id="rId89">
-        <w:r>
-          <w:rPr>
-            <w:lang w:val="pt_PT" w:bidi="pt_PT"/>
-          </w:rPr>
-          <w:rPr>
-            <w:color w:val="0000EE"/>
-            <w:u w:val="single"/>
-          </w:rPr>
-          <w:t>3.9</w:t>
-        </w:r>
-      </w:hyperlink>
+      <w:r>
+        <w:rPr>
+          <w:lang w:val="pt_PT" w:bidi="pt_PT"/>
+        </w:rPr>
+        <w:t>3.9</w:t>
+      </w:r>
       <w:r>
         <w:rPr>
           <w:lang w:val="pt_PT" w:bidi="pt_PT"/>
         </w:rPr>
         <w:t xml:space="preserve">, </w:t>
       </w:r>
-      <w:hyperlink r:id="rId143">
-        <w:r>
-          <w:rPr>
-            <w:lang w:val="pt_PT" w:bidi="pt_PT"/>
-          </w:rPr>
-          <w:rPr>
-            <w:color w:val="0000EE"/>
-            <w:u w:val="single"/>
-          </w:rPr>
-          <w:t>12</w:t>
-        </w:r>
-      </w:hyperlink>
+      <w:r>
+        <w:rPr>
+          <w:lang w:val="pt_PT" w:bidi="pt_PT"/>
+        </w:rPr>
+        <w:t>12</w:t>
+      </w:r>
       <w:r>
         <w:rPr>
           <w:lang w:val="pt_PT" w:bidi="pt_PT"/>
         </w:rPr>
         <w:t xml:space="preserve">; veja </w:t>
       </w:r>
-      <w:hyperlink r:id="rId144">
-        <w:r>
-          <w:rPr>
-            <w:lang w:val="pt_PT" w:bidi="pt_PT"/>
-          </w:rPr>
-          <w:rPr>
-            <w:color w:val="0000EE"/>
-            <w:u w:val="single"/>
-          </w:rPr>
-          <w:t>Salmo 2.12</w:t>
-        </w:r>
-      </w:hyperlink>
+      <w:r>
+        <w:rPr>
+          <w:lang w:val="pt_PT" w:bidi="pt_PT"/>
+        </w:rPr>
+        <w:t>Salmo 2.12</w:t>
+      </w:r>
       <w:r>
         <w:rPr>
           <w:lang w:val="pt_PT" w:bidi="pt_PT"/>
         </w:rPr>
         <w:t xml:space="preserve">; </w:t>
       </w:r>
-      <w:hyperlink r:id="rId145">
-        <w:r>
-          <w:rPr>
-            <w:lang w:val="pt_PT" w:bidi="pt_PT"/>
-          </w:rPr>
-          <w:rPr>
-            <w:color w:val="0000EE"/>
-            <w:u w:val="single"/>
-          </w:rPr>
-          <w:t>Isaías 45.22</w:t>
-        </w:r>
-      </w:hyperlink>
+      <w:r>
+        <w:rPr>
+          <w:lang w:val="pt_PT" w:bidi="pt_PT"/>
+        </w:rPr>
+        <w:t>Isaías 45.22</w:t>
+      </w:r>
       <w:r>
         <w:rPr>
           <w:lang w:val="pt_PT" w:bidi="pt_PT"/>
         </w:rPr>
         <w:t xml:space="preserve">; veja também </w:t>
       </w:r>
-      <w:hyperlink r:id="rId27">
-        <w:r>
-          <w:rPr>
-            <w:lang w:val="pt_PT" w:bidi="pt_PT"/>
-          </w:rPr>
-          <w:rPr>
-            <w:color w:val="0000EE"/>
-            <w:u w:val="single"/>
-          </w:rPr>
-          <w:t>Apocalipse 19.11–22.5</w:t>
-        </w:r>
-      </w:hyperlink>
+      <w:r>
+        <w:rPr>
+          <w:lang w:val="pt_PT" w:bidi="pt_PT"/>
+        </w:rPr>
+        <w:t>Apocalipse 19.11–22.5</w:t>
+      </w:r>
       <w:r>
         <w:rPr>
           <w:lang w:val="pt_PT" w:bidi="pt_PT"/>
         </w:rPr>
         <w:t xml:space="preserve">). • Eu, o Senhor, falei! A profecia de Sofonias, inteiramente de Deus (veja também </w:t>
       </w:r>
-      <w:hyperlink r:id="rId146">
-        <w:r>
-          <w:rPr>
-            <w:lang w:val="pt_PT" w:bidi="pt_PT"/>
-          </w:rPr>
-          <w:rPr>
-            <w:color w:val="0000EE"/>
-            <w:u w:val="single"/>
-          </w:rPr>
-          <w:t>Sf 1.1–3</w:t>
-        </w:r>
-      </w:hyperlink>
+      <w:r>
+        <w:rPr>
+          <w:lang w:val="pt_PT" w:bidi="pt_PT"/>
+        </w:rPr>
+        <w:t>Sf 1.1–3</w:t>
+      </w:r>
       <w:r>
         <w:rPr>
           <w:lang w:val="pt_PT" w:bidi="pt_PT"/>
         </w:rPr>
         <w:t xml:space="preserve">, </w:t>
       </w:r>
-      <w:hyperlink r:id="rId147">
-        <w:r>
-          <w:rPr>
-            <w:lang w:val="pt_PT" w:bidi="pt_PT"/>
-          </w:rPr>
-          <w:rPr>
-            <w:color w:val="0000EE"/>
-            <w:u w:val="single"/>
-          </w:rPr>
-          <w:t>10</w:t>
-        </w:r>
-      </w:hyperlink>
+      <w:r>
+        <w:rPr>
+          <w:lang w:val="pt_PT" w:bidi="pt_PT"/>
+        </w:rPr>
+        <w:t>10</w:t>
+      </w:r>
       <w:r>
         <w:rPr>
           <w:lang w:val="pt_PT" w:bidi="pt_PT"/>
         </w:rPr>
         <w:t xml:space="preserve">; </w:t>
       </w:r>
-      <w:hyperlink r:id="rId148">
-        <w:r>
-          <w:rPr>
-            <w:lang w:val="pt_PT" w:bidi="pt_PT"/>
-          </w:rPr>
-          <w:rPr>
-            <w:color w:val="0000EE"/>
-            <w:u w:val="single"/>
-          </w:rPr>
-          <w:t>2.9</w:t>
-        </w:r>
-      </w:hyperlink>
+      <w:r>
+        <w:rPr>
+          <w:lang w:val="pt_PT" w:bidi="pt_PT"/>
+        </w:rPr>
+        <w:t>2.9</w:t>
+      </w:r>
       <w:r>
         <w:rPr>
           <w:lang w:val="pt_PT" w:bidi="pt_PT"/>
         </w:rPr>
         <w:t xml:space="preserve">; </w:t>
       </w:r>
-      <w:hyperlink r:id="rId112">
-        <w:r>
-          <w:rPr>
-            <w:lang w:val="pt_PT" w:bidi="pt_PT"/>
-          </w:rPr>
-          <w:rPr>
-            <w:color w:val="0000EE"/>
-            <w:u w:val="single"/>
-          </w:rPr>
-          <w:t>3.8</w:t>
-        </w:r>
-      </w:hyperlink>
+      <w:r>
+        <w:rPr>
+          <w:lang w:val="pt_PT" w:bidi="pt_PT"/>
+        </w:rPr>
+        <w:t>3.8</w:t>
+      </w:r>
       <w:r>
         <w:rPr>
           <w:lang w:val="pt_PT" w:bidi="pt_PT"/>
